--- a/06-学生侧材料/讲义/2-结构化学/分子结构补充-超级充实版（自学完整）.docx
+++ b/06-学生侧材料/讲义/2-结构化学/分子结构补充-超级充实版（自学完整）.docx
@@ -4554,7 +4554,7 @@
         <w:rPr>
           <w:rFonts w:hint="eastAsia" w:ascii="Times New Roman" w:hAnsi="Times New Roman" w:eastAsia="FangSong" w:cs="Times New Roman"/>
         </w:rPr>
-        <w:t>为什么某些应变体系居然还能特别会给电子</w:t>
+        <w:t>为什么某些应变体系居然还能格外给出电子</w:t>
       </w:r>
       <w:r>
         <w:rPr>
@@ -5031,7 +5031,7 @@
       </w:r>
     </w:p>
     <w:bookmarkEnd w:id="25"/>
-    <w:bookmarkStart w:id="26" w:name="salc-的本质其实很朴素"/>
+    <w:bookmarkStart w:id="26" w:name="salc-的本质"/>
     <w:p>
       <w:pPr>
         <w:pStyle w:val="Heading3"/>
@@ -5047,7 +5047,7 @@
         <w:rPr>
           <w:rFonts w:hint="eastAsia" w:ascii="Times New Roman" w:hAnsi="Times New Roman" w:eastAsia="SimHei" w:cs="Times New Roman"/>
         </w:rPr>
-        <w:t xml:space="preserve">的本质其实很朴素</w:t>
+        <w:t xml:space="preserve">的本质</w:t>
       </w:r>
     </w:p>
     <w:p>
@@ -5227,7 +5227,7 @@
       </w:r>
     </w:p>
     <w:bookmarkEnd w:id="26"/>
-    <w:bookmarkStart w:id="27" w:name="为什么这件事对做题特别有用"/>
+    <w:bookmarkStart w:id="27" w:name="为什么这件事对做题尤为有用"/>
     <w:p>
       <w:pPr>
         <w:pStyle w:val="Heading3"/>
@@ -5243,7 +5243,7 @@
         <w:rPr>
           <w:rFonts w:hint="eastAsia" w:ascii="Times New Roman" w:hAnsi="Times New Roman" w:eastAsia="SimHei" w:cs="Times New Roman"/>
         </w:rPr>
-        <w:t xml:space="preserve">为什么这件事对做题特别有用</w:t>
+        <w:t xml:space="preserve">为什么这件事对做题尤为有用</w:t>
       </w:r>
     </w:p>
     <w:p>
@@ -7749,7 +7749,7 @@
         <w:rPr>
           <w:rFonts w:hint="eastAsia" w:ascii="Times New Roman" w:hAnsi="Times New Roman" w:eastAsia="FangSong" w:cs="Times New Roman"/>
         </w:rPr>
-        <w:t>这对以下题型特别有帮助</w:t>
+        <w:t>这对以下题型尤为有帮助</w:t>
       </w:r>
       <w:r>
         <w:rPr>
@@ -7954,7 +7954,7 @@
         <w:rPr>
           <w:rFonts w:hint="eastAsia" w:ascii="Times New Roman" w:hAnsi="Times New Roman" w:eastAsia="FangSong" w:cs="Times New Roman"/>
         </w:rPr>
-        <w:t>羟汞化反应产物</w:t>
+        <w:t>羟汞化芳香性臭氧化</w:t>
       </w:r>
       <w:r>
         <w:rPr>
@@ -8672,7 +8672,7 @@
         <w:rPr>
           <w:rFonts w:hint="eastAsia" w:ascii="Times New Roman" w:hAnsi="Times New Roman" w:eastAsia="FangSong" w:cs="Times New Roman"/>
         </w:rPr>
-        <w:t xml:space="preserve">为什么某个正离子特别稳定</w:t>
+        <w:t xml:space="preserve">为什么某个正离子格外稳定</w:t>
       </w:r>
     </w:p>
     <w:p>
@@ -9389,7 +9389,7 @@
         <w:rPr>
           <w:rFonts w:hint="eastAsia" w:ascii="Times New Roman" w:hAnsi="Times New Roman" w:eastAsia="FangSong" w:cs="Times New Roman"/>
         </w:rPr>
-        <w:t>羟汞化反应产物</w:t>
+        <w:t>羟汞化芳香性臭氧化</w:t>
       </w:r>
     </w:p>
     <w:p>
@@ -11322,7 +11322,7 @@
         <w:rPr>
           <w:rFonts w:hint="eastAsia" w:ascii="Times New Roman" w:hAnsi="Times New Roman" w:eastAsia="FangSong" w:cs="Times New Roman"/>
         </w:rPr>
-        <w:t xml:space="preserve">用一句话概括</w:t>
+        <w:t xml:space="preserve">用概括</w:t>
       </w:r>
       <w:r>
         <w:rPr>
@@ -14902,7 +14902,7 @@
     <ns0:name ns0:val="Verbatim Char"/>
     <ns0:basedOn ns0:val="BodyTextChar"/>
     <ns0:rPr>
-      <ns0:rFonts ns0:ascii="SimSun" ns0:hAnsi="SimSun" ns0:eastAsia="SimSun" ns0:cs="SimSun"/>
+      <ns0:rFonts ns0:ascii="SimSun" ns0:cs="SimSun" ns0:eastAsia="SimSun" ns0:hAnsi="SimSun"/>
       <ns0:b ns0:val="0"/>
       <ns0:sz ns0:val="20"/>
     </ns0:rPr>
@@ -14964,7 +14964,7 @@
       <w:wordWrap w:val="off"/>
     </w:pPr>
     <ns0:rPr>
-      <w:rFonts w:ascii="SimSun" w:hAnsi="SimSun" w:eastAsia="SimSun" w:cs="SimSun"/>
+      <w:rFonts ns0:ascii="SimSun" ns0:hAnsi="SimSun" ns0:eastAsia="SimSun" ns0:cs="SimSun"/>
     </ns0:rPr>
   </w:style>
   <w:style w:type="character" w:customStyle="1" w:styleId="KeywordTok">

--- a/06-学生侧材料/讲义/2-结构化学/分子结构补充-超级充实版（自学完整）.docx
+++ b/06-学生侧材料/讲义/2-结构化学/分子结构补充-超级充实版（自学完整）.docx
@@ -11221,7 +11221,7 @@
         <w:t>练习</w:t>
       </w:r>
     </w:p>
-    <w:bookmarkStart w:id="51" w:name="基础巩固"/>
+    <w:bookmarkStart w:id="51" w:name="基础巩固3-题"/>
     <w:p>
       <w:pPr>
         <w:pStyle w:val="Heading3"/>
@@ -11237,17 +11237,51 @@
         <w:rPr>
           <w:rFonts w:hint="eastAsia" w:ascii="Times New Roman" w:hAnsi="Times New Roman" w:eastAsia="SimHei" w:cs="Times New Roman"/>
         </w:rPr>
-        <w:t xml:space="preserve">基础巩固</w:t>
-      </w:r>
-    </w:p>
-    <w:p>
-      <w:pPr>
-        <w:pStyle w:val="Compact"/>
-        <w:numPr>
-          <w:ilvl w:val="0"/>
-          <w:numId w:val="1058"/>
-        </w:numPr>
-      </w:pPr>
+        <w:t>基础巩固</w:t>
+      </w:r>
+      <w:r>
+        <w:rPr>
+          <w:rFonts w:hint="eastAsia" w:ascii="Times New Roman" w:hAnsi="Times New Roman" w:eastAsia="Times New Roman" w:cs="Times New Roman"/>
+        </w:rPr>
+        <w:t>（3</w:t>
+      </w:r>
+      <w:r>
+        <w:rPr>
+          <w:rFonts w:ascii="Times New Roman" w:hAnsi="Times New Roman" w:eastAsia="Times New Roman" w:cs="Times New Roman"/>
+        </w:rPr>
+        <w:t xml:space="preserve"> </w:t>
+      </w:r>
+      <w:r>
+        <w:rPr>
+          <w:rFonts w:hint="eastAsia" w:ascii="Times New Roman" w:hAnsi="Times New Roman" w:eastAsia="SimHei" w:cs="Times New Roman"/>
+        </w:rPr>
+        <w:t>题</w:t>
+      </w:r>
+      <w:r>
+        <w:rPr>
+          <w:rFonts w:hint="eastAsia" w:ascii="Times New Roman" w:hAnsi="Times New Roman" w:eastAsia="Times New Roman" w:cs="Times New Roman"/>
+        </w:rPr>
+        <w:t>）</w:t>
+      </w:r>
+    </w:p>
+    <w:p>
+      <w:pPr>
+        <w:pStyle w:val="FirstParagraph"/>
+      </w:pPr>
+      <w:r>
+        <w:rPr>
+          <w:rFonts w:ascii="Times New Roman" w:hAnsi="Times New Roman" w:eastAsia="Times New Roman" w:cs="Times New Roman"/>
+          <w:b/>
+          <w:bCs/>
+        </w:rPr>
+        <w:t xml:space="preserve">1.</w:t>
+      </w:r>
+      <w:r>
+        <w:rPr>
+          <w:rFonts w:ascii="Times New Roman" w:hAnsi="Times New Roman" w:eastAsia="Times New Roman" w:cs="Times New Roman"/>
+        </w:rPr>
+        <w:t xml:space="preserve"> </w:t>
+      </w:r>
       <w:r>
         <w:rPr>
           <w:rFonts w:hint="eastAsia" w:ascii="Times New Roman" w:hAnsi="Times New Roman" w:eastAsia="FangSong" w:cs="Times New Roman"/>
@@ -11309,15 +11343,26 @@
         </w:rPr>
         <w:t>？</w:t>
       </w:r>
-    </w:p>
-    <w:p>
-      <w:pPr>
-        <w:pStyle w:val="Compact"/>
-        <w:numPr>
-          <w:ilvl w:val="0"/>
-          <w:numId w:val="1058"/>
-        </w:numPr>
-      </w:pPr>
+      <w:r>
+        <w:rPr>
+          <w:rFonts w:ascii="Times New Roman" w:hAnsi="Times New Roman" w:eastAsia="Times New Roman" w:cs="Times New Roman"/>
+        </w:rPr>
+        <w:t xml:space="preserve"> </w:t>
+      </w:r>
+      <w:r>
+        <w:rPr>
+          <w:rFonts w:ascii="Times New Roman" w:hAnsi="Times New Roman" w:eastAsia="Times New Roman" w:cs="Times New Roman"/>
+          <w:b/>
+          <w:bCs/>
+        </w:rPr>
+        <w:t xml:space="preserve">2.</w:t>
+      </w:r>
+      <w:r>
+        <w:rPr>
+          <w:rFonts w:ascii="Times New Roman" w:hAnsi="Times New Roman" w:eastAsia="Times New Roman" w:cs="Times New Roman"/>
+        </w:rPr>
+        <w:t xml:space="preserve"> </w:t>
+      </w:r>
       <w:r>
         <w:rPr>
           <w:rFonts w:hint="eastAsia" w:ascii="Times New Roman" w:hAnsi="Times New Roman" w:eastAsia="FangSong" w:cs="Times New Roman"/>
@@ -11354,15 +11399,26 @@
         </w:rPr>
         <w:t>。</w:t>
       </w:r>
-    </w:p>
-    <w:p>
-      <w:pPr>
-        <w:pStyle w:val="Compact"/>
-        <w:numPr>
-          <w:ilvl w:val="0"/>
-          <w:numId w:val="1058"/>
-        </w:numPr>
-      </w:pPr>
+      <w:r>
+        <w:rPr>
+          <w:rFonts w:ascii="Times New Roman" w:hAnsi="Times New Roman" w:eastAsia="Times New Roman" w:cs="Times New Roman"/>
+        </w:rPr>
+        <w:t xml:space="preserve"> </w:t>
+      </w:r>
+      <w:r>
+        <w:rPr>
+          <w:rFonts w:ascii="Times New Roman" w:hAnsi="Times New Roman" w:eastAsia="Times New Roman" w:cs="Times New Roman"/>
+          <w:b/>
+          <w:bCs/>
+        </w:rPr>
+        <w:t xml:space="preserve">3.</w:t>
+      </w:r>
+      <w:r>
+        <w:rPr>
+          <w:rFonts w:ascii="Times New Roman" w:hAnsi="Times New Roman" w:eastAsia="Times New Roman" w:cs="Times New Roman"/>
+        </w:rPr>
+        <w:t xml:space="preserve"> </w:t>
+      </w:r>
       <w:r>
         <w:rPr>
           <w:rFonts w:hint="eastAsia" w:ascii="Times New Roman" w:hAnsi="Times New Roman" w:eastAsia="FangSong" w:cs="Times New Roman"/>
@@ -11377,7 +11433,7 @@
       </w:r>
     </w:p>
     <w:bookmarkEnd w:id="51"/>
-    <w:bookmarkStart w:id="52" w:name="提高训练"/>
+    <w:bookmarkStart w:id="52" w:name="提高训练3-题"/>
     <w:p>
       <w:pPr>
         <w:pStyle w:val="Heading3"/>
@@ -11393,17 +11449,51 @@
         <w:rPr>
           <w:rFonts w:hint="eastAsia" w:ascii="Times New Roman" w:hAnsi="Times New Roman" w:eastAsia="SimHei" w:cs="Times New Roman"/>
         </w:rPr>
-        <w:t xml:space="preserve">提高训练</w:t>
-      </w:r>
-    </w:p>
-    <w:p>
-      <w:pPr>
-        <w:pStyle w:val="Compact"/>
-        <w:numPr>
-          <w:ilvl w:val="0"/>
-          <w:numId w:val="1059"/>
-        </w:numPr>
-      </w:pPr>
+        <w:t>提高训练</w:t>
+      </w:r>
+      <w:r>
+        <w:rPr>
+          <w:rFonts w:hint="eastAsia" w:ascii="Times New Roman" w:hAnsi="Times New Roman" w:eastAsia="Times New Roman" w:cs="Times New Roman"/>
+        </w:rPr>
+        <w:t>（3</w:t>
+      </w:r>
+      <w:r>
+        <w:rPr>
+          <w:rFonts w:ascii="Times New Roman" w:hAnsi="Times New Roman" w:eastAsia="Times New Roman" w:cs="Times New Roman"/>
+        </w:rPr>
+        <w:t xml:space="preserve"> </w:t>
+      </w:r>
+      <w:r>
+        <w:rPr>
+          <w:rFonts w:hint="eastAsia" w:ascii="Times New Roman" w:hAnsi="Times New Roman" w:eastAsia="SimHei" w:cs="Times New Roman"/>
+        </w:rPr>
+        <w:t>题</w:t>
+      </w:r>
+      <w:r>
+        <w:rPr>
+          <w:rFonts w:hint="eastAsia" w:ascii="Times New Roman" w:hAnsi="Times New Roman" w:eastAsia="Times New Roman" w:cs="Times New Roman"/>
+        </w:rPr>
+        <w:t>）</w:t>
+      </w:r>
+    </w:p>
+    <w:p>
+      <w:pPr>
+        <w:pStyle w:val="FirstParagraph"/>
+      </w:pPr>
+      <w:r>
+        <w:rPr>
+          <w:rFonts w:ascii="Times New Roman" w:hAnsi="Times New Roman" w:eastAsia="Times New Roman" w:cs="Times New Roman"/>
+          <w:b/>
+          <w:bCs/>
+        </w:rPr>
+        <w:t xml:space="preserve">4.</w:t>
+      </w:r>
+      <w:r>
+        <w:rPr>
+          <w:rFonts w:ascii="Times New Roman" w:hAnsi="Times New Roman" w:eastAsia="Times New Roman" w:cs="Times New Roman"/>
+        </w:rPr>
+        <w:t xml:space="preserve"> </w:t>
+      </w:r>
       <w:r>
         <w:rPr>
           <w:rFonts w:hint="eastAsia" w:ascii="Times New Roman" w:hAnsi="Times New Roman" w:eastAsia="FangSong" w:cs="Times New Roman"/>
@@ -11440,15 +11530,26 @@
         </w:rPr>
         <w:t>。</w:t>
       </w:r>
-    </w:p>
-    <w:p>
-      <w:pPr>
-        <w:pStyle w:val="Compact"/>
-        <w:numPr>
-          <w:ilvl w:val="0"/>
-          <w:numId w:val="1059"/>
-        </w:numPr>
-      </w:pPr>
+      <w:r>
+        <w:rPr>
+          <w:rFonts w:ascii="Times New Roman" w:hAnsi="Times New Roman" w:eastAsia="Times New Roman" w:cs="Times New Roman"/>
+        </w:rPr>
+        <w:t xml:space="preserve"> </w:t>
+      </w:r>
+      <w:r>
+        <w:rPr>
+          <w:rFonts w:ascii="Times New Roman" w:hAnsi="Times New Roman" w:eastAsia="Times New Roman" w:cs="Times New Roman"/>
+          <w:b/>
+          <w:bCs/>
+        </w:rPr>
+        <w:t xml:space="preserve">5.</w:t>
+      </w:r>
+      <w:r>
+        <w:rPr>
+          <w:rFonts w:ascii="Times New Roman" w:hAnsi="Times New Roman" w:eastAsia="Times New Roman" w:cs="Times New Roman"/>
+        </w:rPr>
+        <w:t xml:space="preserve"> </w:t>
+      </w:r>
       <w:r>
         <w:rPr>
           <w:rFonts w:hint="eastAsia" w:ascii="Times New Roman" w:hAnsi="Times New Roman" w:eastAsia="FangSong" w:cs="Times New Roman"/>
@@ -11479,15 +11580,26 @@
         </w:rPr>
         <w:t xml:space="preserve">SALC？</w:t>
       </w:r>
-    </w:p>
-    <w:p>
-      <w:pPr>
-        <w:pStyle w:val="Compact"/>
-        <w:numPr>
-          <w:ilvl w:val="0"/>
-          <w:numId w:val="1059"/>
-        </w:numPr>
-      </w:pPr>
+      <w:r>
+        <w:rPr>
+          <w:rFonts w:ascii="Times New Roman" w:hAnsi="Times New Roman" w:eastAsia="Times New Roman" w:cs="Times New Roman"/>
+        </w:rPr>
+        <w:t xml:space="preserve"> </w:t>
+      </w:r>
+      <w:r>
+        <w:rPr>
+          <w:rFonts w:ascii="Times New Roman" w:hAnsi="Times New Roman" w:eastAsia="Times New Roman" w:cs="Times New Roman"/>
+          <w:b/>
+          <w:bCs/>
+        </w:rPr>
+        <w:t xml:space="preserve">6.</w:t>
+      </w:r>
+      <w:r>
+        <w:rPr>
+          <w:rFonts w:ascii="Times New Roman" w:hAnsi="Times New Roman" w:eastAsia="Times New Roman" w:cs="Times New Roman"/>
+        </w:rPr>
+        <w:t xml:space="preserve"> </w:t>
+      </w:r>
       <w:r>
         <w:rPr>
           <w:rFonts w:hint="eastAsia" w:ascii="Times New Roman" w:hAnsi="Times New Roman" w:eastAsia="FangSong" w:cs="Times New Roman"/>
@@ -11562,7 +11674,7 @@
       </w:r>
     </w:p>
     <w:bookmarkEnd w:id="52"/>
-    <w:bookmarkStart w:id="53" w:name="挑战题"/>
+    <w:bookmarkStart w:id="53" w:name="挑战题3-题"/>
     <w:p>
       <w:pPr>
         <w:pStyle w:val="Heading3"/>
@@ -11578,17 +11690,51 @@
         <w:rPr>
           <w:rFonts w:hint="eastAsia" w:ascii="Times New Roman" w:hAnsi="Times New Roman" w:eastAsia="SimHei" w:cs="Times New Roman"/>
         </w:rPr>
-        <w:t xml:space="preserve">挑战题</w:t>
-      </w:r>
-    </w:p>
-    <w:p>
-      <w:pPr>
-        <w:pStyle w:val="Compact"/>
-        <w:numPr>
-          <w:ilvl w:val="0"/>
-          <w:numId w:val="1060"/>
-        </w:numPr>
-      </w:pPr>
+        <w:t>挑战题</w:t>
+      </w:r>
+      <w:r>
+        <w:rPr>
+          <w:rFonts w:hint="eastAsia" w:ascii="Times New Roman" w:hAnsi="Times New Roman" w:eastAsia="Times New Roman" w:cs="Times New Roman"/>
+        </w:rPr>
+        <w:t>（3</w:t>
+      </w:r>
+      <w:r>
+        <w:rPr>
+          <w:rFonts w:ascii="Times New Roman" w:hAnsi="Times New Roman" w:eastAsia="Times New Roman" w:cs="Times New Roman"/>
+        </w:rPr>
+        <w:t xml:space="preserve"> </w:t>
+      </w:r>
+      <w:r>
+        <w:rPr>
+          <w:rFonts w:hint="eastAsia" w:ascii="Times New Roman" w:hAnsi="Times New Roman" w:eastAsia="SimHei" w:cs="Times New Roman"/>
+        </w:rPr>
+        <w:t>题</w:t>
+      </w:r>
+      <w:r>
+        <w:rPr>
+          <w:rFonts w:hint="eastAsia" w:ascii="Times New Roman" w:hAnsi="Times New Roman" w:eastAsia="Times New Roman" w:cs="Times New Roman"/>
+        </w:rPr>
+        <w:t>）</w:t>
+      </w:r>
+    </w:p>
+    <w:p>
+      <w:pPr>
+        <w:pStyle w:val="FirstParagraph"/>
+      </w:pPr>
+      <w:r>
+        <w:rPr>
+          <w:rFonts w:ascii="Times New Roman" w:hAnsi="Times New Roman" w:eastAsia="Times New Roman" w:cs="Times New Roman"/>
+          <w:b/>
+          <w:bCs/>
+        </w:rPr>
+        <w:t xml:space="preserve">7.</w:t>
+      </w:r>
+      <w:r>
+        <w:rPr>
+          <w:rFonts w:ascii="Times New Roman" w:hAnsi="Times New Roman" w:eastAsia="Times New Roman" w:cs="Times New Roman"/>
+        </w:rPr>
+        <w:t xml:space="preserve"> </w:t>
+      </w:r>
       <w:r>
         <w:rPr>
           <w:rFonts w:hint="eastAsia" w:ascii="Times New Roman" w:hAnsi="Times New Roman" w:eastAsia="FangSong" w:cs="Times New Roman"/>
@@ -11685,15 +11831,26 @@
         </w:rPr>
         <w:t>。</w:t>
       </w:r>
-    </w:p>
-    <w:p>
-      <w:pPr>
-        <w:pStyle w:val="Compact"/>
-        <w:numPr>
-          <w:ilvl w:val="0"/>
-          <w:numId w:val="1060"/>
-        </w:numPr>
-      </w:pPr>
+      <w:r>
+        <w:rPr>
+          <w:rFonts w:ascii="Times New Roman" w:hAnsi="Times New Roman" w:eastAsia="Times New Roman" w:cs="Times New Roman"/>
+        </w:rPr>
+        <w:t xml:space="preserve"> </w:t>
+      </w:r>
+      <w:r>
+        <w:rPr>
+          <w:rFonts w:ascii="Times New Roman" w:hAnsi="Times New Roman" w:eastAsia="Times New Roman" w:cs="Times New Roman"/>
+          <w:b/>
+          <w:bCs/>
+        </w:rPr>
+        <w:t xml:space="preserve">8.</w:t>
+      </w:r>
+      <w:r>
+        <w:rPr>
+          <w:rFonts w:ascii="Times New Roman" w:hAnsi="Times New Roman" w:eastAsia="Times New Roman" w:cs="Times New Roman"/>
+        </w:rPr>
+        <w:t xml:space="preserve"> </w:t>
+      </w:r>
       <w:r>
         <w:rPr>
           <w:rFonts w:hint="eastAsia" w:ascii="Times New Roman" w:hAnsi="Times New Roman" w:eastAsia="FangSong" w:cs="Times New Roman"/>
@@ -11754,15 +11911,26 @@
         </w:rPr>
         <w:t>。</w:t>
       </w:r>
-    </w:p>
-    <w:p>
-      <w:pPr>
-        <w:pStyle w:val="Compact"/>
-        <w:numPr>
-          <w:ilvl w:val="0"/>
-          <w:numId w:val="1060"/>
-        </w:numPr>
-      </w:pPr>
+      <w:r>
+        <w:rPr>
+          <w:rFonts w:ascii="Times New Roman" w:hAnsi="Times New Roman" w:eastAsia="Times New Roman" w:cs="Times New Roman"/>
+        </w:rPr>
+        <w:t xml:space="preserve"> </w:t>
+      </w:r>
+      <w:r>
+        <w:rPr>
+          <w:rFonts w:ascii="Times New Roman" w:hAnsi="Times New Roman" w:eastAsia="Times New Roman" w:cs="Times New Roman"/>
+          <w:b/>
+          <w:bCs/>
+        </w:rPr>
+        <w:t xml:space="preserve">9.</w:t>
+      </w:r>
+      <w:r>
+        <w:rPr>
+          <w:rFonts w:ascii="Times New Roman" w:hAnsi="Times New Roman" w:eastAsia="Times New Roman" w:cs="Times New Roman"/>
+        </w:rPr>
+        <w:t xml:space="preserve"> </w:t>
+      </w:r>
       <w:r>
         <w:rPr>
           <w:rFonts w:hint="eastAsia" w:ascii="Times New Roman" w:hAnsi="Times New Roman" w:eastAsia="FangSong" w:cs="Times New Roman"/>
@@ -11835,12 +12003,22 @@
     </w:p>
     <w:p>
       <w:pPr>
-        <w:pStyle w:val="Compact"/>
-        <w:numPr>
-          <w:ilvl w:val="0"/>
-          <w:numId w:val="1061"/>
-        </w:numPr>
-      </w:pPr>
+        <w:pStyle w:val="FirstParagraph"/>
+      </w:pPr>
+      <w:r>
+        <w:rPr>
+          <w:rFonts w:ascii="Times New Roman" w:hAnsi="Times New Roman" w:eastAsia="Times New Roman" w:cs="Times New Roman"/>
+          <w:b/>
+          <w:bCs/>
+        </w:rPr>
+        <w:t xml:space="preserve">1.</w:t>
+      </w:r>
+      <w:r>
+        <w:rPr>
+          <w:rFonts w:ascii="Times New Roman" w:hAnsi="Times New Roman" w:eastAsia="Times New Roman" w:cs="Times New Roman"/>
+        </w:rPr>
+        <w:t xml:space="preserve"> </w:t>
+      </w:r>
       <w:r>
         <w:rPr>
           <w:rFonts w:hint="eastAsia" w:ascii="Times New Roman" w:hAnsi="Times New Roman" w:eastAsia="FangSong" w:cs="Times New Roman"/>
@@ -11940,12 +12118,22 @@
     </w:p>
     <w:p>
       <w:pPr>
-        <w:pStyle w:val="Compact"/>
-        <w:numPr>
-          <w:ilvl w:val="0"/>
-          <w:numId w:val="1061"/>
-        </w:numPr>
-      </w:pPr>
+        <w:pStyle w:val="BodyText"/>
+      </w:pPr>
+      <w:r>
+        <w:rPr>
+          <w:rFonts w:ascii="Times New Roman" w:hAnsi="Times New Roman" w:eastAsia="Times New Roman" w:cs="Times New Roman"/>
+          <w:b/>
+          <w:bCs/>
+        </w:rPr>
+        <w:t xml:space="preserve">2.</w:t>
+      </w:r>
+      <w:r>
+        <w:rPr>
+          <w:rFonts w:ascii="Times New Roman" w:hAnsi="Times New Roman" w:eastAsia="Times New Roman" w:cs="Times New Roman"/>
+        </w:rPr>
+        <w:t xml:space="preserve"> </w:t>
+      </w:r>
       <w:r>
         <w:rPr>
           <w:rFonts w:hint="eastAsia" w:ascii="Times New Roman" w:hAnsi="Times New Roman" w:eastAsia="FangSong" w:cs="Times New Roman"/>
@@ -11991,12 +12179,22 @@
     </w:p>
     <w:p>
       <w:pPr>
-        <w:pStyle w:val="Compact"/>
-        <w:numPr>
-          <w:ilvl w:val="0"/>
-          <w:numId w:val="1061"/>
-        </w:numPr>
-      </w:pPr>
+        <w:pStyle w:val="BodyText"/>
+      </w:pPr>
+      <w:r>
+        <w:rPr>
+          <w:rFonts w:ascii="Times New Roman" w:hAnsi="Times New Roman" w:eastAsia="Times New Roman" w:cs="Times New Roman"/>
+          <w:b/>
+          <w:bCs/>
+        </w:rPr>
+        <w:t xml:space="preserve">3.</w:t>
+      </w:r>
+      <w:r>
+        <w:rPr>
+          <w:rFonts w:ascii="Times New Roman" w:hAnsi="Times New Roman" w:eastAsia="Times New Roman" w:cs="Times New Roman"/>
+        </w:rPr>
+        <w:t xml:space="preserve"> </w:t>
+      </w:r>
       <w:r>
         <w:rPr>
           <w:rFonts w:hint="eastAsia" w:ascii="Times New Roman" w:hAnsi="Times New Roman" w:eastAsia="FangSong" w:cs="Times New Roman"/>
@@ -12059,12 +12257,22 @@
     </w:p>
     <w:p>
       <w:pPr>
-        <w:pStyle w:val="Compact"/>
-        <w:numPr>
-          <w:ilvl w:val="0"/>
-          <w:numId w:val="1061"/>
-        </w:numPr>
-      </w:pPr>
+        <w:pStyle w:val="BodyText"/>
+      </w:pPr>
+      <w:r>
+        <w:rPr>
+          <w:rFonts w:ascii="Times New Roman" w:hAnsi="Times New Roman" w:eastAsia="Times New Roman" w:cs="Times New Roman"/>
+          <w:b/>
+          <w:bCs/>
+        </w:rPr>
+        <w:t xml:space="preserve">4.</w:t>
+      </w:r>
+      <w:r>
+        <w:rPr>
+          <w:rFonts w:ascii="Times New Roman" w:hAnsi="Times New Roman" w:eastAsia="Times New Roman" w:cs="Times New Roman"/>
+        </w:rPr>
+        <w:t xml:space="preserve"> </w:t>
+      </w:r>
       <w:r>
         <w:rPr>
           <w:rFonts w:hint="eastAsia" w:ascii="Times New Roman" w:hAnsi="Times New Roman" w:eastAsia="FangSong" w:cs="Times New Roman"/>
@@ -12162,12 +12370,22 @@
     </w:p>
     <w:p>
       <w:pPr>
-        <w:pStyle w:val="Compact"/>
-        <w:numPr>
-          <w:ilvl w:val="0"/>
-          <w:numId w:val="1061"/>
-        </w:numPr>
-      </w:pPr>
+        <w:pStyle w:val="BodyText"/>
+      </w:pPr>
+      <w:r>
+        <w:rPr>
+          <w:rFonts w:ascii="Times New Roman" w:hAnsi="Times New Roman" w:eastAsia="Times New Roman" w:cs="Times New Roman"/>
+          <w:b/>
+          <w:bCs/>
+        </w:rPr>
+        <w:t xml:space="preserve">5.</w:t>
+      </w:r>
+      <w:r>
+        <w:rPr>
+          <w:rFonts w:ascii="Times New Roman" w:hAnsi="Times New Roman" w:eastAsia="Times New Roman" w:cs="Times New Roman"/>
+        </w:rPr>
+        <w:t xml:space="preserve"> </w:t>
+      </w:r>
       <w:r>
         <w:rPr>
           <w:rFonts w:hint="eastAsia" w:ascii="Times New Roman" w:hAnsi="Times New Roman" w:eastAsia="FangSong" w:cs="Times New Roman"/>
@@ -12207,12 +12425,22 @@
     </w:p>
     <w:p>
       <w:pPr>
-        <w:pStyle w:val="Compact"/>
-        <w:numPr>
-          <w:ilvl w:val="0"/>
-          <w:numId w:val="1061"/>
-        </w:numPr>
-      </w:pPr>
+        <w:pStyle w:val="BodyText"/>
+      </w:pPr>
+      <w:r>
+        <w:rPr>
+          <w:rFonts w:ascii="Times New Roman" w:hAnsi="Times New Roman" w:eastAsia="Times New Roman" w:cs="Times New Roman"/>
+          <w:b/>
+          <w:bCs/>
+        </w:rPr>
+        <w:t xml:space="preserve">6.</w:t>
+      </w:r>
+      <w:r>
+        <w:rPr>
+          <w:rFonts w:ascii="Times New Roman" w:hAnsi="Times New Roman" w:eastAsia="Times New Roman" w:cs="Times New Roman"/>
+        </w:rPr>
+        <w:t xml:space="preserve"> </w:t>
+      </w:r>
       <w:r>
         <w:rPr>
           <w:rFonts w:hint="eastAsia" w:ascii="Times New Roman" w:hAnsi="Times New Roman" w:eastAsia="FangSong" w:cs="Times New Roman"/>
@@ -12264,12 +12492,22 @@
     </w:p>
     <w:p>
       <w:pPr>
-        <w:pStyle w:val="Compact"/>
-        <w:numPr>
-          <w:ilvl w:val="0"/>
-          <w:numId w:val="1061"/>
-        </w:numPr>
-      </w:pPr>
+        <w:pStyle w:val="BodyText"/>
+      </w:pPr>
+      <w:r>
+        <w:rPr>
+          <w:rFonts w:ascii="Times New Roman" w:hAnsi="Times New Roman" w:eastAsia="Times New Roman" w:cs="Times New Roman"/>
+          <w:b/>
+          <w:bCs/>
+        </w:rPr>
+        <w:t xml:space="preserve">7.</w:t>
+      </w:r>
+      <w:r>
+        <w:rPr>
+          <w:rFonts w:ascii="Times New Roman" w:hAnsi="Times New Roman" w:eastAsia="Times New Roman" w:cs="Times New Roman"/>
+        </w:rPr>
+        <w:t xml:space="preserve"> </w:t>
+      </w:r>
       <w:r>
         <w:rPr>
           <w:rFonts w:hint="eastAsia" w:ascii="Times New Roman" w:hAnsi="Times New Roman" w:eastAsia="FangSong" w:cs="Times New Roman"/>
@@ -12333,12 +12571,22 @@
     </w:p>
     <w:p>
       <w:pPr>
-        <w:pStyle w:val="Compact"/>
-        <w:numPr>
-          <w:ilvl w:val="0"/>
-          <w:numId w:val="1061"/>
-        </w:numPr>
-      </w:pPr>
+        <w:pStyle w:val="BodyText"/>
+      </w:pPr>
+      <w:r>
+        <w:rPr>
+          <w:rFonts w:ascii="Times New Roman" w:hAnsi="Times New Roman" w:eastAsia="Times New Roman" w:cs="Times New Roman"/>
+          <w:b/>
+          <w:bCs/>
+        </w:rPr>
+        <w:t xml:space="preserve">8.</w:t>
+      </w:r>
+      <w:r>
+        <w:rPr>
+          <w:rFonts w:ascii="Times New Roman" w:hAnsi="Times New Roman" w:eastAsia="Times New Roman" w:cs="Times New Roman"/>
+        </w:rPr>
+        <w:t xml:space="preserve"> </w:t>
+      </w:r>
       <w:r>
         <w:rPr>
           <w:rFonts w:hint="eastAsia" w:ascii="Times New Roman" w:hAnsi="Times New Roman" w:eastAsia="FangSong" w:cs="Times New Roman"/>
@@ -12390,12 +12638,22 @@
     </w:p>
     <w:p>
       <w:pPr>
-        <w:pStyle w:val="Compact"/>
-        <w:numPr>
-          <w:ilvl w:val="0"/>
-          <w:numId w:val="1061"/>
-        </w:numPr>
-      </w:pPr>
+        <w:pStyle w:val="BodyText"/>
+      </w:pPr>
+      <w:r>
+        <w:rPr>
+          <w:rFonts w:ascii="Times New Roman" w:hAnsi="Times New Roman" w:eastAsia="Times New Roman" w:cs="Times New Roman"/>
+          <w:b/>
+          <w:bCs/>
+        </w:rPr>
+        <w:t xml:space="preserve">9.</w:t>
+      </w:r>
+      <w:r>
+        <w:rPr>
+          <w:rFonts w:ascii="Times New Roman" w:hAnsi="Times New Roman" w:eastAsia="Times New Roman" w:cs="Times New Roman"/>
+        </w:rPr>
+        <w:t xml:space="preserve"> </w:t>
+      </w:r>
       <w:r>
         <w:rPr>
           <w:rFonts w:ascii="Times New Roman" w:hAnsi="Times New Roman" w:eastAsia="Times New Roman" w:cs="Times New Roman"/>
@@ -12488,7 +12746,7 @@
         <w:pStyle w:val="Compact"/>
         <w:numPr>
           <w:ilvl w:val="0"/>
-          <w:numId w:val="1062"/>
+          <w:numId w:val="1058"/>
         </w:numPr>
       </w:pPr>
       <w:r>
@@ -12551,7 +12809,7 @@
         <w:pStyle w:val="Compact"/>
         <w:numPr>
           <w:ilvl w:val="0"/>
-          <w:numId w:val="1062"/>
+          <w:numId w:val="1058"/>
         </w:numPr>
       </w:pPr>
       <w:r>
@@ -12596,7 +12854,7 @@
         <w:pStyle w:val="Compact"/>
         <w:numPr>
           <w:ilvl w:val="0"/>
-          <w:numId w:val="1062"/>
+          <w:numId w:val="1058"/>
         </w:numPr>
       </w:pPr>
       <w:r>
@@ -12653,7 +12911,7 @@
         <w:pStyle w:val="Compact"/>
         <w:numPr>
           <w:ilvl w:val="0"/>
-          <w:numId w:val="1062"/>
+          <w:numId w:val="1058"/>
         </w:numPr>
       </w:pPr>
       <w:r>
@@ -12716,7 +12974,7 @@
         <w:pStyle w:val="Compact"/>
         <w:numPr>
           <w:ilvl w:val="0"/>
-          <w:numId w:val="1062"/>
+          <w:numId w:val="1058"/>
         </w:numPr>
       </w:pPr>
       <w:r>
@@ -12813,7 +13071,7 @@
         <w:pStyle w:val="Compact"/>
         <w:numPr>
           <w:ilvl w:val="0"/>
-          <w:numId w:val="1062"/>
+          <w:numId w:val="1058"/>
         </w:numPr>
       </w:pPr>
       <w:r>
@@ -12896,7 +13154,7 @@
         <w:pStyle w:val="Compact"/>
         <w:numPr>
           <w:ilvl w:val="0"/>
-          <w:numId w:val="1063"/>
+          <w:numId w:val="1059"/>
         </w:numPr>
       </w:pPr>
       <w:r>
@@ -12971,7 +13229,7 @@
         <w:pStyle w:val="Compact"/>
         <w:numPr>
           <w:ilvl w:val="0"/>
-          <w:numId w:val="1063"/>
+          <w:numId w:val="1059"/>
         </w:numPr>
       </w:pPr>
       <w:r>
@@ -13022,7 +13280,7 @@
         <w:pStyle w:val="Compact"/>
         <w:numPr>
           <w:ilvl w:val="0"/>
-          <w:numId w:val="1063"/>
+          <w:numId w:val="1059"/>
         </w:numPr>
       </w:pPr>
       <w:r>
@@ -13073,7 +13331,7 @@
         <w:pStyle w:val="Compact"/>
         <w:numPr>
           <w:ilvl w:val="0"/>
-          <w:numId w:val="1063"/>
+          <w:numId w:val="1059"/>
         </w:numPr>
       </w:pPr>
       <w:r>
@@ -13473,176 +13731,6 @@
     </w:lvl>
     <w:lvl w:ilvl="8">
       <w:start w:val="1"/>
-      <w:numFmt w:val="decimal"/>
-      <w:lvlText w:val="%9."/>
-      <w:lvlJc w:val="left"/>
-      <w:pPr>
-        <w:ind w:left="6480" w:hanging="360"/>
-      </w:pPr>
-    </w:lvl>
-  </w:abstractNum>
-  <w:abstractNum w:abstractNumId="99414">
-    <w:nsid w:val="00A99414"/>
-    <w:multiLevelType w:val="multilevel"/>
-    <w:lvl w:ilvl="0">
-      <w:start w:val="4"/>
-      <w:numFmt w:val="decimal"/>
-      <w:lvlText w:val="%1."/>
-      <w:lvlJc w:val="left"/>
-      <w:pPr>
-        <w:ind w:left="720" w:hanging="360"/>
-      </w:pPr>
-    </w:lvl>
-    <w:lvl w:ilvl="1">
-      <w:start w:val="4"/>
-      <w:numFmt w:val="decimal"/>
-      <w:lvlText w:val="%2."/>
-      <w:lvlJc w:val="left"/>
-      <w:pPr>
-        <w:ind w:left="1440" w:hanging="360"/>
-      </w:pPr>
-    </w:lvl>
-    <w:lvl w:ilvl="2">
-      <w:start w:val="4"/>
-      <w:numFmt w:val="decimal"/>
-      <w:lvlText w:val="%3."/>
-      <w:lvlJc w:val="left"/>
-      <w:pPr>
-        <w:ind w:left="2160" w:hanging="360"/>
-      </w:pPr>
-    </w:lvl>
-    <w:lvl w:ilvl="3">
-      <w:start w:val="4"/>
-      <w:numFmt w:val="decimal"/>
-      <w:lvlText w:val="%4."/>
-      <w:lvlJc w:val="left"/>
-      <w:pPr>
-        <w:ind w:left="2880" w:hanging="360"/>
-      </w:pPr>
-    </w:lvl>
-    <w:lvl w:ilvl="4">
-      <w:start w:val="4"/>
-      <w:numFmt w:val="decimal"/>
-      <w:lvlText w:val="%5."/>
-      <w:lvlJc w:val="left"/>
-      <w:pPr>
-        <w:ind w:left="3600" w:hanging="360"/>
-      </w:pPr>
-    </w:lvl>
-    <w:lvl w:ilvl="5">
-      <w:start w:val="4"/>
-      <w:numFmt w:val="decimal"/>
-      <w:lvlText w:val="%6."/>
-      <w:lvlJc w:val="left"/>
-      <w:pPr>
-        <w:ind w:left="4320" w:hanging="360"/>
-      </w:pPr>
-    </w:lvl>
-    <w:lvl w:ilvl="6">
-      <w:start w:val="4"/>
-      <w:numFmt w:val="decimal"/>
-      <w:lvlText w:val="%7."/>
-      <w:lvlJc w:val="left"/>
-      <w:pPr>
-        <w:ind w:left="5040" w:hanging="360"/>
-      </w:pPr>
-    </w:lvl>
-    <w:lvl w:ilvl="7">
-      <w:start w:val="4"/>
-      <w:numFmt w:val="decimal"/>
-      <w:lvlText w:val="%8."/>
-      <w:lvlJc w:val="left"/>
-      <w:pPr>
-        <w:ind w:left="5760" w:hanging="360"/>
-      </w:pPr>
-    </w:lvl>
-    <w:lvl w:ilvl="8">
-      <w:start w:val="4"/>
-      <w:numFmt w:val="decimal"/>
-      <w:lvlText w:val="%9."/>
-      <w:lvlJc w:val="left"/>
-      <w:pPr>
-        <w:ind w:left="6480" w:hanging="360"/>
-      </w:pPr>
-    </w:lvl>
-  </w:abstractNum>
-  <w:abstractNum w:abstractNumId="99417">
-    <w:nsid w:val="00A99417"/>
-    <w:multiLevelType w:val="multilevel"/>
-    <w:lvl w:ilvl="0">
-      <w:start w:val="7"/>
-      <w:numFmt w:val="decimal"/>
-      <w:lvlText w:val="%1."/>
-      <w:lvlJc w:val="left"/>
-      <w:pPr>
-        <w:ind w:left="720" w:hanging="360"/>
-      </w:pPr>
-    </w:lvl>
-    <w:lvl w:ilvl="1">
-      <w:start w:val="7"/>
-      <w:numFmt w:val="decimal"/>
-      <w:lvlText w:val="%2."/>
-      <w:lvlJc w:val="left"/>
-      <w:pPr>
-        <w:ind w:left="1440" w:hanging="360"/>
-      </w:pPr>
-    </w:lvl>
-    <w:lvl w:ilvl="2">
-      <w:start w:val="7"/>
-      <w:numFmt w:val="decimal"/>
-      <w:lvlText w:val="%3."/>
-      <w:lvlJc w:val="left"/>
-      <w:pPr>
-        <w:ind w:left="2160" w:hanging="360"/>
-      </w:pPr>
-    </w:lvl>
-    <w:lvl w:ilvl="3">
-      <w:start w:val="7"/>
-      <w:numFmt w:val="decimal"/>
-      <w:lvlText w:val="%4."/>
-      <w:lvlJc w:val="left"/>
-      <w:pPr>
-        <w:ind w:left="2880" w:hanging="360"/>
-      </w:pPr>
-    </w:lvl>
-    <w:lvl w:ilvl="4">
-      <w:start w:val="7"/>
-      <w:numFmt w:val="decimal"/>
-      <w:lvlText w:val="%5."/>
-      <w:lvlJc w:val="left"/>
-      <w:pPr>
-        <w:ind w:left="3600" w:hanging="360"/>
-      </w:pPr>
-    </w:lvl>
-    <w:lvl w:ilvl="5">
-      <w:start w:val="7"/>
-      <w:numFmt w:val="decimal"/>
-      <w:lvlText w:val="%6."/>
-      <w:lvlJc w:val="left"/>
-      <w:pPr>
-        <w:ind w:left="4320" w:hanging="360"/>
-      </w:pPr>
-    </w:lvl>
-    <w:lvl w:ilvl="6">
-      <w:start w:val="7"/>
-      <w:numFmt w:val="decimal"/>
-      <w:lvlText w:val="%7."/>
-      <w:lvlJc w:val="left"/>
-      <w:pPr>
-        <w:ind w:left="5040" w:hanging="360"/>
-      </w:pPr>
-    </w:lvl>
-    <w:lvl w:ilvl="7">
-      <w:start w:val="7"/>
-      <w:numFmt w:val="decimal"/>
-      <w:lvlText w:val="%8."/>
-      <w:lvlJc w:val="left"/>
-      <w:pPr>
-        <w:ind w:left="5760" w:hanging="360"/>
-      </w:pPr>
-    </w:lvl>
-    <w:lvl w:ilvl="8">
-      <w:start w:val="7"/>
       <w:numFmt w:val="decimal"/>
       <w:lvlText w:val="%9."/>
       <w:lvlJc w:val="left"/>
@@ -14099,126 +14187,6 @@
     </w:lvlOverride>
   </w:num>
   <w:num w:numId="1059">
-    <w:abstractNumId w:val="99414"/>
-    <w:lvlOverride w:ilvl="0">
-      <w:startOverride w:val="4"/>
-    </w:lvlOverride>
-    <w:lvlOverride w:ilvl="1">
-      <w:startOverride w:val="4"/>
-    </w:lvlOverride>
-    <w:lvlOverride w:ilvl="2">
-      <w:startOverride w:val="4"/>
-    </w:lvlOverride>
-    <w:lvlOverride w:ilvl="3">
-      <w:startOverride w:val="4"/>
-    </w:lvlOverride>
-    <w:lvlOverride w:ilvl="4">
-      <w:startOverride w:val="4"/>
-    </w:lvlOverride>
-    <w:lvlOverride w:ilvl="5">
-      <w:startOverride w:val="4"/>
-    </w:lvlOverride>
-    <w:lvlOverride w:ilvl="6">
-      <w:startOverride w:val="4"/>
-    </w:lvlOverride>
-    <w:lvlOverride w:ilvl="7">
-      <w:startOverride w:val="4"/>
-    </w:lvlOverride>
-    <w:lvlOverride w:ilvl="8">
-      <w:startOverride w:val="4"/>
-    </w:lvlOverride>
-  </w:num>
-  <w:num w:numId="1060">
-    <w:abstractNumId w:val="99417"/>
-    <w:lvlOverride w:ilvl="0">
-      <w:startOverride w:val="7"/>
-    </w:lvlOverride>
-    <w:lvlOverride w:ilvl="1">
-      <w:startOverride w:val="7"/>
-    </w:lvlOverride>
-    <w:lvlOverride w:ilvl="2">
-      <w:startOverride w:val="7"/>
-    </w:lvlOverride>
-    <w:lvlOverride w:ilvl="3">
-      <w:startOverride w:val="7"/>
-    </w:lvlOverride>
-    <w:lvlOverride w:ilvl="4">
-      <w:startOverride w:val="7"/>
-    </w:lvlOverride>
-    <w:lvlOverride w:ilvl="5">
-      <w:startOverride w:val="7"/>
-    </w:lvlOverride>
-    <w:lvlOverride w:ilvl="6">
-      <w:startOverride w:val="7"/>
-    </w:lvlOverride>
-    <w:lvlOverride w:ilvl="7">
-      <w:startOverride w:val="7"/>
-    </w:lvlOverride>
-    <w:lvlOverride w:ilvl="8">
-      <w:startOverride w:val="7"/>
-    </w:lvlOverride>
-  </w:num>
-  <w:num w:numId="1061">
-    <w:abstractNumId w:val="99411"/>
-    <w:lvlOverride w:ilvl="0">
-      <w:startOverride w:val="1"/>
-    </w:lvlOverride>
-    <w:lvlOverride w:ilvl="1">
-      <w:startOverride w:val="1"/>
-    </w:lvlOverride>
-    <w:lvlOverride w:ilvl="2">
-      <w:startOverride w:val="1"/>
-    </w:lvlOverride>
-    <w:lvlOverride w:ilvl="3">
-      <w:startOverride w:val="1"/>
-    </w:lvlOverride>
-    <w:lvlOverride w:ilvl="4">
-      <w:startOverride w:val="1"/>
-    </w:lvlOverride>
-    <w:lvlOverride w:ilvl="5">
-      <w:startOverride w:val="1"/>
-    </w:lvlOverride>
-    <w:lvlOverride w:ilvl="6">
-      <w:startOverride w:val="1"/>
-    </w:lvlOverride>
-    <w:lvlOverride w:ilvl="7">
-      <w:startOverride w:val="1"/>
-    </w:lvlOverride>
-    <w:lvlOverride w:ilvl="8">
-      <w:startOverride w:val="1"/>
-    </w:lvlOverride>
-  </w:num>
-  <w:num w:numId="1062">
-    <w:abstractNumId w:val="99411"/>
-    <w:lvlOverride w:ilvl="0">
-      <w:startOverride w:val="1"/>
-    </w:lvlOverride>
-    <w:lvlOverride w:ilvl="1">
-      <w:startOverride w:val="1"/>
-    </w:lvlOverride>
-    <w:lvlOverride w:ilvl="2">
-      <w:startOverride w:val="1"/>
-    </w:lvlOverride>
-    <w:lvlOverride w:ilvl="3">
-      <w:startOverride w:val="1"/>
-    </w:lvlOverride>
-    <w:lvlOverride w:ilvl="4">
-      <w:startOverride w:val="1"/>
-    </w:lvlOverride>
-    <w:lvlOverride w:ilvl="5">
-      <w:startOverride w:val="1"/>
-    </w:lvlOverride>
-    <w:lvlOverride w:ilvl="6">
-      <w:startOverride w:val="1"/>
-    </w:lvlOverride>
-    <w:lvlOverride w:ilvl="7">
-      <w:startOverride w:val="1"/>
-    </w:lvlOverride>
-    <w:lvlOverride w:ilvl="8">
-      <w:startOverride w:val="1"/>
-    </w:lvlOverride>
-  </w:num>
-  <w:num w:numId="1063">
     <w:abstractNumId w:val="991"/>
   </w:num>
 </w:numbering>

--- a/06-学生侧材料/讲义/2-结构化学/分子结构补充-超级充实版（自学完整）.docx
+++ b/06-学生侧材料/讲义/2-结构化学/分子结构补充-超级充实版（自学完整）.docx
@@ -43,56 +43,20 @@
     </w:p>
     <w:p>
       <w:pPr>
-        <w:pStyle w:val="Compact"/>
-        <w:numPr>
-          <w:ilvl w:val="0"/>
-          <w:numId w:val="1001"/>
-        </w:numPr>
-      </w:pPr>
-      <w:r>
-        <w:rPr>
-          <w:rFonts w:hint="eastAsia" w:ascii="Times New Roman" w:hAnsi="Times New Roman" w:eastAsia="FangSong" w:cs="Times New Roman"/>
-        </w:rPr>
-        <w:t xml:space="preserve">能说清</w:t>
-      </w:r>
-      <w:r>
-        <w:rPr>
-          <w:rFonts w:ascii="Times New Roman" w:hAnsi="Times New Roman" w:eastAsia="Times New Roman" w:cs="Times New Roman"/>
-        </w:rPr>
-        <w:t xml:space="preserve"> VSEPR、VB、MO </w:t>
-      </w:r>
-      <w:r>
-        <w:rPr>
-          <w:rFonts w:hint="eastAsia" w:ascii="Times New Roman" w:hAnsi="Times New Roman" w:eastAsia="FangSong" w:cs="Times New Roman"/>
-        </w:rPr>
-        <w:t>三套模型各自擅长什么</w:t>
-      </w:r>
-      <w:r>
-        <w:rPr>
-          <w:rFonts w:hint="eastAsia" w:ascii="Times New Roman" w:hAnsi="Times New Roman" w:eastAsia="Times New Roman" w:cs="Times New Roman"/>
-        </w:rPr>
-        <w:t>、</w:t>
-      </w:r>
-      <w:r>
-        <w:rPr>
-          <w:rFonts w:hint="eastAsia" w:ascii="Times New Roman" w:hAnsi="Times New Roman" w:eastAsia="FangSong" w:cs="Times New Roman"/>
-        </w:rPr>
-        <w:t>在哪些题里会失灵</w:t>
-      </w:r>
-    </w:p>
-    <w:p>
-      <w:pPr>
-        <w:pStyle w:val="Compact"/>
-        <w:numPr>
-          <w:ilvl w:val="0"/>
-          <w:numId w:val="1001"/>
-        </w:numPr>
-      </w:pPr>
-      <w:r>
-        <w:rPr>
-          <w:rFonts w:hint="eastAsia" w:ascii="Times New Roman" w:hAnsi="Times New Roman" w:eastAsia="FangSong" w:cs="Times New Roman"/>
-        </w:rPr>
-        <w:t xml:space="preserve">能用</w:t>
+        <w:pStyle w:val="BlockText"/>
+        <w:spacing w:after="80"/>
+      </w:pPr>
+      <w:r>
+        <w:rPr>
+          <w:rFonts w:hint="eastAsia" w:ascii="Times New Roman" w:hAnsi="Times New Roman" w:eastAsia="FangSong" w:cs="Times New Roman"/>
+        </w:rPr>
+        <w:t>对齐考纲</w:t>
+      </w:r>
+      <w:r>
+        <w:rPr>
+          <w:rFonts w:hint="eastAsia" w:ascii="Times New Roman" w:hAnsi="Times New Roman" w:eastAsia="Times New Roman" w:cs="Times New Roman"/>
+        </w:rPr>
+        <w:t>：§10</w:t>
       </w:r>
       <w:r>
         <w:rPr>
@@ -102,156 +66,39 @@
       </w:r>
       <w:r>
         <w:rPr>
-          <w:rFonts w:hint="eastAsia" w:ascii="Times New Roman" w:hAnsi="Times New Roman" w:eastAsia="Times New Roman" w:cs="Times New Roman"/>
-        </w:rPr>
-        <w:t>3c-2e、</w:t>
-      </w:r>
-      <w:r>
-        <w:rPr>
-          <w:rFonts w:hint="eastAsia" w:ascii="Times New Roman" w:hAnsi="Times New Roman" w:eastAsia="FangSong" w:cs="Times New Roman"/>
-        </w:rPr>
-        <w:t>多中心离域和缺电子成键解释主族缺电子化合物结构</w:t>
-      </w:r>
-    </w:p>
-    <w:p>
-      <w:pPr>
-        <w:pStyle w:val="Compact"/>
-        <w:numPr>
-          <w:ilvl w:val="0"/>
-          <w:numId w:val="1001"/>
-        </w:numPr>
-      </w:pPr>
-      <w:r>
-        <w:rPr>
-          <w:rFonts w:hint="eastAsia" w:ascii="Times New Roman" w:hAnsi="Times New Roman" w:eastAsia="FangSong" w:cs="Times New Roman"/>
-        </w:rPr>
-        <w:t xml:space="preserve">能理解</w:t>
-      </w:r>
-      <w:r>
-        <w:rPr>
-          <w:rFonts w:ascii="Times New Roman" w:hAnsi="Times New Roman" w:eastAsia="Times New Roman" w:cs="Times New Roman"/>
-        </w:rPr>
-        <w:t xml:space="preserve"> Walsh </w:t>
-      </w:r>
-      <w:r>
-        <w:rPr>
-          <w:rFonts w:hint="eastAsia" w:ascii="Times New Roman" w:hAnsi="Times New Roman" w:eastAsia="FangSong" w:cs="Times New Roman"/>
-        </w:rPr>
-        <w:t>轨道图背后的</w:t>
-      </w:r>
-      <w:r>
-        <w:rPr>
-          <w:rFonts w:hint="eastAsia" w:ascii="Times New Roman" w:hAnsi="Times New Roman" w:eastAsia="Times New Roman" w:cs="Times New Roman"/>
-        </w:rPr>
-        <w:t>“</w:t>
-      </w:r>
-      <w:r>
-        <w:rPr>
-          <w:rFonts w:hint="eastAsia" w:ascii="Times New Roman" w:hAnsi="Times New Roman" w:eastAsia="FangSong" w:cs="Times New Roman"/>
-        </w:rPr>
-        <w:t>几何改变为什么会改能量排序</w:t>
-      </w:r>
-      <w:r>
-        <w:rPr>
-          <w:rFonts w:hint="eastAsia" w:ascii="Times New Roman" w:hAnsi="Times New Roman" w:eastAsia="Times New Roman" w:cs="Times New Roman"/>
-        </w:rPr>
-        <w:t>”</w:t>
-      </w:r>
-      <w:r>
-        <w:rPr>
-          <w:rFonts w:hint="eastAsia" w:ascii="Times New Roman" w:hAnsi="Times New Roman" w:eastAsia="FangSong" w:cs="Times New Roman"/>
-        </w:rPr>
-        <w:t>这一逻辑</w:t>
-      </w:r>
-    </w:p>
-    <w:p>
-      <w:pPr>
-        <w:pStyle w:val="Compact"/>
-        <w:numPr>
-          <w:ilvl w:val="0"/>
-          <w:numId w:val="1001"/>
-        </w:numPr>
-      </w:pPr>
-      <w:r>
-        <w:rPr>
-          <w:rFonts w:hint="eastAsia" w:ascii="Times New Roman" w:hAnsi="Times New Roman" w:eastAsia="FangSong" w:cs="Times New Roman"/>
-        </w:rPr>
-        <w:t>能把对称性从</w:t>
-      </w:r>
-      <w:r>
-        <w:rPr>
-          <w:rFonts w:hint="eastAsia" w:ascii="Times New Roman" w:hAnsi="Times New Roman" w:eastAsia="Times New Roman" w:cs="Times New Roman"/>
-        </w:rPr>
-        <w:t>“</w:t>
-      </w:r>
-      <w:r>
-        <w:rPr>
-          <w:rFonts w:hint="eastAsia" w:ascii="Times New Roman" w:hAnsi="Times New Roman" w:eastAsia="FangSong" w:cs="Times New Roman"/>
-        </w:rPr>
-        <w:t>背点群</w:t>
-      </w:r>
-      <w:r>
-        <w:rPr>
-          <w:rFonts w:hint="eastAsia" w:ascii="Times New Roman" w:hAnsi="Times New Roman" w:eastAsia="Times New Roman" w:cs="Times New Roman"/>
-        </w:rPr>
-        <w:t>”</w:t>
-      </w:r>
-      <w:r>
-        <w:rPr>
-          <w:rFonts w:hint="eastAsia" w:ascii="Times New Roman" w:hAnsi="Times New Roman" w:eastAsia="FangSong" w:cs="Times New Roman"/>
-        </w:rPr>
-        <w:t>推进到</w:t>
-      </w:r>
-      <w:r>
-        <w:rPr>
-          <w:rFonts w:hint="eastAsia" w:ascii="Times New Roman" w:hAnsi="Times New Roman" w:eastAsia="Times New Roman" w:cs="Times New Roman"/>
-        </w:rPr>
-        <w:t>“</w:t>
-      </w:r>
-      <w:r>
-        <w:rPr>
-          <w:rFonts w:hint="eastAsia" w:ascii="Times New Roman" w:hAnsi="Times New Roman" w:eastAsia="FangSong" w:cs="Times New Roman"/>
-        </w:rPr>
-        <w:t>判断哪些轨道能组合</w:t>
-      </w:r>
-      <w:r>
-        <w:rPr>
-          <w:rFonts w:hint="eastAsia" w:ascii="Times New Roman" w:hAnsi="Times New Roman" w:eastAsia="Times New Roman" w:cs="Times New Roman"/>
-        </w:rPr>
-        <w:t>”</w:t>
-      </w:r>
-      <w:r>
-        <w:rPr>
-          <w:rFonts w:hint="eastAsia" w:ascii="Times New Roman" w:hAnsi="Times New Roman" w:eastAsia="FangSong" w:cs="Times New Roman"/>
-        </w:rPr>
-        <w:t>的</w:t>
-      </w:r>
-      <w:r>
-        <w:rPr>
-          <w:rFonts w:ascii="Times New Roman" w:hAnsi="Times New Roman" w:eastAsia="Times New Roman" w:cs="Times New Roman"/>
-        </w:rPr>
-        <w:t xml:space="preserve"> SALC </w:t>
-      </w:r>
-      <w:r>
-        <w:rPr>
-          <w:rFonts w:hint="eastAsia" w:ascii="Times New Roman" w:hAnsi="Times New Roman" w:eastAsia="FangSong" w:cs="Times New Roman"/>
-        </w:rPr>
-        <w:t xml:space="preserve">直觉</w:t>
-      </w:r>
-    </w:p>
-    <w:p>
-      <w:pPr>
-        <w:pStyle w:val="Compact"/>
-        <w:numPr>
-          <w:ilvl w:val="0"/>
-          <w:numId w:val="1001"/>
-        </w:numPr>
-      </w:pPr>
-      <w:r>
-        <w:rPr>
-          <w:rFonts w:hint="eastAsia" w:ascii="Times New Roman" w:hAnsi="Times New Roman" w:eastAsia="FangSong" w:cs="Times New Roman"/>
-        </w:rPr>
-        <w:t xml:space="preserve">能用</w:t>
+          <w:rFonts w:hint="eastAsia" w:ascii="Times New Roman" w:hAnsi="Times New Roman" w:eastAsia="FangSong" w:cs="Times New Roman"/>
+        </w:rPr>
+        <w:t xml:space="preserve">分子结构与化学键</w:t>
+      </w:r>
+      <w:r>
+        <w:rPr>
+          <w:rFonts w:ascii="Times New Roman" w:hAnsi="Times New Roman" w:eastAsia="Times New Roman" w:cs="Times New Roman"/>
+        </w:rPr>
+        <w:t xml:space="preserve"> · §22 </w:t>
+      </w:r>
+      <w:r>
+        <w:rPr>
+          <w:rFonts w:hint="eastAsia" w:ascii="Times New Roman" w:hAnsi="Times New Roman" w:eastAsia="FangSong" w:cs="Times New Roman"/>
+        </w:rPr>
+        <w:t xml:space="preserve">分子轨道理论</w:t>
+      </w:r>
+      <w:r>
+        <w:rPr>
+          <w:rFonts w:ascii="Times New Roman" w:hAnsi="Times New Roman" w:eastAsia="Times New Roman" w:cs="Times New Roman"/>
+        </w:rPr>
+        <w:t xml:space="preserve"> · </w:t>
+      </w:r>
+      <w:r>
+        <w:rPr>
+          <w:rFonts w:hint="eastAsia" w:ascii="Times New Roman" w:hAnsi="Times New Roman" w:eastAsia="FangSong" w:cs="Times New Roman"/>
+        </w:rPr>
+        <w:t>决赛</w:t>
+      </w:r>
+      <w:r>
+        <w:rPr>
+          <w:rFonts w:hint="eastAsia" w:ascii="Times New Roman" w:hAnsi="Times New Roman" w:eastAsia="Times New Roman" w:cs="Times New Roman"/>
+        </w:rPr>
+        <w:t>02</w:t>
       </w:r>
       <w:r>
         <w:rPr>
@@ -259,153 +106,506 @@
         </w:rPr>
         <w:t xml:space="preserve"> </w:t>
       </w:r>
-      <m:oMath>
-        <m:r>
-          <m:t>H</m:t>
-        </m:r>
-        <m:r>
-          <m:t>O</m:t>
-        </m:r>
-        <m:r>
-          <m:t>M</m:t>
-        </m:r>
-        <m:r>
-          <m:t>O</m:t>
-        </m:r>
-      </m:oMath>
-      <w:r>
-        <w:rPr>
-          <w:rFonts w:ascii="Times New Roman" w:hAnsi="Times New Roman" w:eastAsia="Times New Roman" w:cs="Times New Roman"/>
-        </w:rPr>
-        <w:t xml:space="preserve">、</w:t>
-      </w:r>
-      <m:oMath>
-        <m:r>
-          <m:t>L</m:t>
-        </m:r>
-        <m:r>
-          <m:t>U</m:t>
-        </m:r>
-        <m:r>
-          <m:t>M</m:t>
-        </m:r>
-        <m:r>
-          <m:t>O</m:t>
-        </m:r>
-      </m:oMath>
-      <w:r>
-        <w:rPr>
-          <w:rFonts w:ascii="Times New Roman" w:hAnsi="Times New Roman" w:eastAsia="Times New Roman" w:cs="Times New Roman"/>
-        </w:rPr>
-        <w:t xml:space="preserve"> </w:t>
-      </w:r>
-      <w:r>
-        <w:rPr>
-          <w:rFonts w:hint="eastAsia" w:ascii="Times New Roman" w:hAnsi="Times New Roman" w:eastAsia="FangSong" w:cs="Times New Roman"/>
-        </w:rPr>
-        <w:t>和能隙大小解释结构</w:t>
-      </w:r>
-      <w:r>
-        <w:rPr>
-          <w:rFonts w:hint="eastAsia" w:ascii="Times New Roman" w:hAnsi="Times New Roman" w:eastAsia="Times New Roman" w:cs="Times New Roman"/>
-        </w:rPr>
-        <w:t>、</w:t>
-      </w:r>
-      <w:r>
-        <w:rPr>
-          <w:rFonts w:hint="eastAsia" w:ascii="Times New Roman" w:hAnsi="Times New Roman" w:eastAsia="FangSong" w:cs="Times New Roman"/>
-        </w:rPr>
-        <w:t>反应性与吸收光谱趋势</w:t>
-      </w:r>
-    </w:p>
-    <w:p>
-      <w:pPr>
-        <w:pStyle w:val="Compact"/>
-        <w:numPr>
-          <w:ilvl w:val="0"/>
-          <w:numId w:val="1001"/>
-        </w:numPr>
-      </w:pPr>
-      <w:r>
-        <w:rPr>
-          <w:rFonts w:hint="eastAsia" w:ascii="Times New Roman" w:hAnsi="Times New Roman" w:eastAsia="FangSong" w:cs="Times New Roman"/>
-        </w:rPr>
-        <w:t xml:space="preserve">能把</w:t>
-      </w:r>
-      <w:r>
-        <w:rPr>
-          <w:rFonts w:ascii="Times New Roman" w:hAnsi="Times New Roman" w:eastAsia="Times New Roman" w:cs="Times New Roman"/>
-        </w:rPr>
-        <w:t xml:space="preserve"> Hückel / </w:t>
-      </w:r>
-      <w:r>
-        <w:rPr>
-          <w:rFonts w:hint="eastAsia" w:ascii="Times New Roman" w:hAnsi="Times New Roman" w:eastAsia="FangSong" w:cs="Times New Roman"/>
-        </w:rPr>
-        <w:t>芳香性从背规则</w:t>
-      </w:r>
-      <w:r>
-        <w:rPr>
-          <w:rFonts w:hint="eastAsia" w:ascii="Times New Roman" w:hAnsi="Times New Roman" w:eastAsia="Times New Roman" w:cs="Times New Roman"/>
-        </w:rPr>
-        <w:t>，</w:t>
-      </w:r>
-      <w:r>
-        <w:rPr>
-          <w:rFonts w:hint="eastAsia" w:ascii="Times New Roman" w:hAnsi="Times New Roman" w:eastAsia="FangSong" w:cs="Times New Roman"/>
-        </w:rPr>
-        <w:t>推进到</w:t>
-      </w:r>
-      <w:r>
-        <w:rPr>
-          <w:rFonts w:hint="eastAsia" w:ascii="Times New Roman" w:hAnsi="Times New Roman" w:eastAsia="Times New Roman" w:cs="Times New Roman"/>
-        </w:rPr>
-        <w:t>“</w:t>
-      </w:r>
-      <w:r>
-        <w:rPr>
-          <w:rFonts w:hint="eastAsia" w:ascii="Times New Roman" w:hAnsi="Times New Roman" w:eastAsia="FangSong" w:cs="Times New Roman"/>
-        </w:rPr>
-        <w:t>闭壳层离域是否稳定</w:t>
-      </w:r>
-      <w:r>
-        <w:rPr>
-          <w:rFonts w:hint="eastAsia" w:ascii="Times New Roman" w:hAnsi="Times New Roman" w:eastAsia="Times New Roman" w:cs="Times New Roman"/>
-        </w:rPr>
-        <w:t>”</w:t>
-      </w:r>
-      <w:r>
-        <w:rPr>
-          <w:rFonts w:hint="eastAsia" w:ascii="Times New Roman" w:hAnsi="Times New Roman" w:eastAsia="FangSong" w:cs="Times New Roman"/>
-        </w:rPr>
-        <w:t>的图像</w:t>
-      </w:r>
-    </w:p>
-    <w:p>
-      <w:pPr>
-        <w:pStyle w:val="Compact"/>
-        <w:numPr>
-          <w:ilvl w:val="0"/>
-          <w:numId w:val="1001"/>
-        </w:numPr>
-      </w:pPr>
-      <w:r>
-        <w:rPr>
-          <w:rFonts w:hint="eastAsia" w:ascii="Times New Roman" w:hAnsi="Times New Roman" w:eastAsia="FangSong" w:cs="Times New Roman"/>
-        </w:rPr>
-        <w:t>能把这些工具直接接到近五年常见结构题</w:t>
-      </w:r>
-      <w:r>
-        <w:rPr>
-          <w:rFonts w:hint="eastAsia" w:ascii="Times New Roman" w:hAnsi="Times New Roman" w:eastAsia="Times New Roman" w:cs="Times New Roman"/>
-        </w:rPr>
-        <w:t>、</w:t>
-      </w:r>
-      <w:r>
-        <w:rPr>
-          <w:rFonts w:hint="eastAsia" w:ascii="Times New Roman" w:hAnsi="Times New Roman" w:eastAsia="FangSong" w:cs="Times New Roman"/>
-        </w:rPr>
-        <w:t>信息题与交叉题上</w:t>
+      <w:r>
+        <w:rPr>
+          <w:rFonts w:hint="eastAsia" w:ascii="Times New Roman" w:hAnsi="Times New Roman" w:eastAsia="FangSong" w:cs="Times New Roman"/>
+        </w:rPr>
+        <w:t xml:space="preserve">分子结构补充</w:t>
+      </w:r>
+    </w:p>
+    <w:tbl>
+      <w:tblPr>
+        <w:tblStyle w:val="Table"/>
+        <w:tblW w:type="pct" w:w="5000"/>
+        <w:tblLayout w:type="fixed"/>
+        <w:tblLook w:firstRow="1" w:lastRow="0" w:firstColumn="0" w:lastColumn="0" w:noHBand="0" w:noVBand="0" w:val="0020"/>
+      </w:tblPr>
+      <w:tblGrid>
+        <w:gridCol w:w="3960"/>
+        <w:gridCol w:w="3960"/>
+      </w:tblGrid>
+      <w:tr>
+        <w:trPr>
+          <w:tblHeader w:val="on"/>
+        </w:trPr>
+        <w:tc>
+          <w:tcPr/>
+          <w:p>
+            <w:pPr>
+              <w:pStyle w:val="Compact"/>
+              <w:jc w:val="center"/>
+            </w:pPr>
+            <w:r>
+              <w:rPr>
+                <w:rFonts w:hint="eastAsia" w:ascii="Times New Roman" w:hAnsi="Times New Roman" w:eastAsia="SimHei" w:cs="Times New Roman"/>
+                <w:b/>
+              </w:rPr>
+              <w:t xml:space="preserve">考纲条目</w:t>
+            </w:r>
+          </w:p>
+        </w:tc>
+        <w:tc>
+          <w:tcPr/>
+          <w:p>
+            <w:pPr>
+              <w:pStyle w:val="Compact"/>
+              <w:jc w:val="center"/>
+            </w:pPr>
+            <w:r>
+              <w:rPr>
+                <w:rFonts w:hint="eastAsia" w:ascii="Times New Roman" w:hAnsi="Times New Roman" w:eastAsia="SimHei" w:cs="Times New Roman"/>
+                <w:b/>
+              </w:rPr>
+              <w:t xml:space="preserve">学完本讲你应能</w:t>
+            </w:r>
+          </w:p>
+        </w:tc>
+      </w:tr>
+      <w:tr>
+        <w:tc>
+          <w:tcPr/>
+          <w:p>
+            <w:pPr>
+              <w:pStyle w:val="Compact"/>
+              <w:jc w:val="center"/>
+            </w:pPr>
+            <w:r>
+              <w:rPr>
+                <w:rFonts w:ascii="Times New Roman" w:hAnsi="Times New Roman" w:eastAsia="Times New Roman" w:cs="Times New Roman"/>
+              </w:rPr>
+              <w:t xml:space="preserve">§10 </w:t>
+            </w:r>
+            <w:r>
+              <w:rPr>
+                <w:rFonts w:hint="eastAsia" w:ascii="Times New Roman" w:hAnsi="Times New Roman" w:eastAsia="FangSong" w:cs="Times New Roman"/>
+              </w:rPr>
+              <w:t xml:space="preserve">分子结构与化学键</w:t>
+            </w:r>
+          </w:p>
+        </w:tc>
+        <w:tc>
+          <w:tcPr/>
+          <w:p>
+            <w:pPr>
+              <w:pStyle w:val="Compact"/>
+              <w:jc w:val="center"/>
+            </w:pPr>
+            <w:r>
+              <w:rPr>
+                <w:rFonts w:hint="eastAsia" w:ascii="Times New Roman" w:hAnsi="Times New Roman" w:eastAsia="FangSong" w:cs="Times New Roman"/>
+              </w:rPr>
+              <w:t xml:space="preserve">能说清</w:t>
+            </w:r>
+            <w:r>
+              <w:rPr>
+                <w:rFonts w:ascii="Times New Roman" w:hAnsi="Times New Roman" w:eastAsia="Times New Roman" w:cs="Times New Roman"/>
+              </w:rPr>
+              <w:t xml:space="preserve"> VSEPR、VB、MO </w:t>
+            </w:r>
+            <w:r>
+              <w:rPr>
+                <w:rFonts w:hint="eastAsia" w:ascii="Times New Roman" w:hAnsi="Times New Roman" w:eastAsia="FangSong" w:cs="Times New Roman"/>
+              </w:rPr>
+              <w:t>三套模型各自擅长什么</w:t>
+            </w:r>
+            <w:r>
+              <w:rPr>
+                <w:rFonts w:hint="eastAsia" w:ascii="Times New Roman" w:hAnsi="Times New Roman" w:eastAsia="Times New Roman" w:cs="Times New Roman"/>
+              </w:rPr>
+              <w:t>、</w:t>
+            </w:r>
+            <w:r>
+              <w:rPr>
+                <w:rFonts w:hint="eastAsia" w:ascii="Times New Roman" w:hAnsi="Times New Roman" w:eastAsia="FangSong" w:cs="Times New Roman"/>
+              </w:rPr>
+              <w:t>在哪些题里会失灵</w:t>
+            </w:r>
+            <w:r>
+              <w:rPr>
+                <w:rFonts w:hint="eastAsia" w:ascii="Times New Roman" w:hAnsi="Times New Roman" w:eastAsia="Times New Roman" w:cs="Times New Roman"/>
+              </w:rPr>
+              <w:t>；</w:t>
+            </w:r>
+            <w:r>
+              <w:rPr>
+                <w:rFonts w:hint="eastAsia" w:ascii="Times New Roman" w:hAnsi="Times New Roman" w:eastAsia="FangSong" w:cs="Times New Roman"/>
+              </w:rPr>
+              <w:t>能用</w:t>
+            </w:r>
+            <w:r>
+              <w:rPr>
+                <w:rFonts w:ascii="Times New Roman" w:hAnsi="Times New Roman" w:eastAsia="Times New Roman" w:cs="Times New Roman"/>
+              </w:rPr>
+              <w:t xml:space="preserve"> </w:t>
+            </w:r>
+            <w:r>
+              <w:rPr>
+                <w:rFonts w:hint="eastAsia" w:ascii="Times New Roman" w:hAnsi="Times New Roman" w:eastAsia="Times New Roman" w:cs="Times New Roman"/>
+              </w:rPr>
+              <w:t>3c-2e、</w:t>
+            </w:r>
+            <w:r>
+              <w:rPr>
+                <w:rFonts w:hint="eastAsia" w:ascii="Times New Roman" w:hAnsi="Times New Roman" w:eastAsia="FangSong" w:cs="Times New Roman"/>
+              </w:rPr>
+              <w:t>多中心离域和缺电子成键解释主族缺电子化合物结构</w:t>
+            </w:r>
+          </w:p>
+        </w:tc>
+      </w:tr>
+      <w:tr>
+        <w:tc>
+          <w:tcPr/>
+          <w:p>
+            <w:pPr>
+              <w:pStyle w:val="Compact"/>
+              <w:jc w:val="center"/>
+            </w:pPr>
+            <w:r>
+              <w:rPr>
+                <w:rFonts w:ascii="Times New Roman" w:hAnsi="Times New Roman" w:eastAsia="Times New Roman" w:cs="Times New Roman"/>
+              </w:rPr>
+              <w:t xml:space="preserve">§22 </w:t>
+            </w:r>
+            <w:r>
+              <w:rPr>
+                <w:rFonts w:hint="eastAsia" w:ascii="Times New Roman" w:hAnsi="Times New Roman" w:eastAsia="FangSong" w:cs="Times New Roman"/>
+              </w:rPr>
+              <w:t xml:space="preserve">分子轨道理论</w:t>
+            </w:r>
+          </w:p>
+        </w:tc>
+        <w:tc>
+          <w:tcPr/>
+          <w:p>
+            <w:pPr>
+              <w:pStyle w:val="Compact"/>
+              <w:jc w:val="center"/>
+            </w:pPr>
+            <w:r>
+              <w:rPr>
+                <w:rFonts w:hint="eastAsia" w:ascii="Times New Roman" w:hAnsi="Times New Roman" w:eastAsia="FangSong" w:cs="Times New Roman"/>
+              </w:rPr>
+              <w:t xml:space="preserve">能理解</w:t>
+            </w:r>
+            <w:r>
+              <w:rPr>
+                <w:rFonts w:ascii="Times New Roman" w:hAnsi="Times New Roman" w:eastAsia="Times New Roman" w:cs="Times New Roman"/>
+              </w:rPr>
+              <w:t xml:space="preserve"> Walsh </w:t>
+            </w:r>
+            <w:r>
+              <w:rPr>
+                <w:rFonts w:hint="eastAsia" w:ascii="Times New Roman" w:hAnsi="Times New Roman" w:eastAsia="FangSong" w:cs="Times New Roman"/>
+              </w:rPr>
+              <w:t>轨道图背后的</w:t>
+            </w:r>
+            <w:r>
+              <w:rPr>
+                <w:rFonts w:hint="eastAsia" w:ascii="Times New Roman" w:hAnsi="Times New Roman" w:eastAsia="Times New Roman" w:cs="Times New Roman"/>
+              </w:rPr>
+              <w:t>“</w:t>
+            </w:r>
+            <w:r>
+              <w:rPr>
+                <w:rFonts w:hint="eastAsia" w:ascii="Times New Roman" w:hAnsi="Times New Roman" w:eastAsia="FangSong" w:cs="Times New Roman"/>
+              </w:rPr>
+              <w:t>几何改变为什么会改能量排序</w:t>
+            </w:r>
+            <w:r>
+              <w:rPr>
+                <w:rFonts w:hint="eastAsia" w:ascii="Times New Roman" w:hAnsi="Times New Roman" w:eastAsia="Times New Roman" w:cs="Times New Roman"/>
+              </w:rPr>
+              <w:t>”</w:t>
+            </w:r>
+            <w:r>
+              <w:rPr>
+                <w:rFonts w:hint="eastAsia" w:ascii="Times New Roman" w:hAnsi="Times New Roman" w:eastAsia="FangSong" w:cs="Times New Roman"/>
+              </w:rPr>
+              <w:t>这一逻辑</w:t>
+            </w:r>
+            <w:r>
+              <w:rPr>
+                <w:rFonts w:hint="eastAsia" w:ascii="Times New Roman" w:hAnsi="Times New Roman" w:eastAsia="Times New Roman" w:cs="Times New Roman"/>
+              </w:rPr>
+              <w:t>；</w:t>
+            </w:r>
+            <w:r>
+              <w:rPr>
+                <w:rFonts w:hint="eastAsia" w:ascii="Times New Roman" w:hAnsi="Times New Roman" w:eastAsia="FangSong" w:cs="Times New Roman"/>
+              </w:rPr>
+              <w:t>能把对称性从</w:t>
+            </w:r>
+            <w:r>
+              <w:rPr>
+                <w:rFonts w:hint="eastAsia" w:ascii="Times New Roman" w:hAnsi="Times New Roman" w:eastAsia="Times New Roman" w:cs="Times New Roman"/>
+              </w:rPr>
+              <w:t>“</w:t>
+            </w:r>
+            <w:r>
+              <w:rPr>
+                <w:rFonts w:hint="eastAsia" w:ascii="Times New Roman" w:hAnsi="Times New Roman" w:eastAsia="FangSong" w:cs="Times New Roman"/>
+              </w:rPr>
+              <w:t>背点群</w:t>
+            </w:r>
+            <w:r>
+              <w:rPr>
+                <w:rFonts w:hint="eastAsia" w:ascii="Times New Roman" w:hAnsi="Times New Roman" w:eastAsia="Times New Roman" w:cs="Times New Roman"/>
+              </w:rPr>
+              <w:t>”</w:t>
+            </w:r>
+            <w:r>
+              <w:rPr>
+                <w:rFonts w:hint="eastAsia" w:ascii="Times New Roman" w:hAnsi="Times New Roman" w:eastAsia="FangSong" w:cs="Times New Roman"/>
+              </w:rPr>
+              <w:t>推进到</w:t>
+            </w:r>
+            <w:r>
+              <w:rPr>
+                <w:rFonts w:hint="eastAsia" w:ascii="Times New Roman" w:hAnsi="Times New Roman" w:eastAsia="Times New Roman" w:cs="Times New Roman"/>
+              </w:rPr>
+              <w:t>“</w:t>
+            </w:r>
+            <w:r>
+              <w:rPr>
+                <w:rFonts w:hint="eastAsia" w:ascii="Times New Roman" w:hAnsi="Times New Roman" w:eastAsia="FangSong" w:cs="Times New Roman"/>
+              </w:rPr>
+              <w:t>判断哪些轨道能组合</w:t>
+            </w:r>
+            <w:r>
+              <w:rPr>
+                <w:rFonts w:hint="eastAsia" w:ascii="Times New Roman" w:hAnsi="Times New Roman" w:eastAsia="Times New Roman" w:cs="Times New Roman"/>
+              </w:rPr>
+              <w:t>”</w:t>
+            </w:r>
+            <w:r>
+              <w:rPr>
+                <w:rFonts w:hint="eastAsia" w:ascii="Times New Roman" w:hAnsi="Times New Roman" w:eastAsia="FangSong" w:cs="Times New Roman"/>
+              </w:rPr>
+              <w:t>的</w:t>
+            </w:r>
+            <w:r>
+              <w:rPr>
+                <w:rFonts w:ascii="Times New Roman" w:hAnsi="Times New Roman" w:eastAsia="Times New Roman" w:cs="Times New Roman"/>
+              </w:rPr>
+              <w:t xml:space="preserve"> SALC </w:t>
+            </w:r>
+            <w:r>
+              <w:rPr>
+                <w:rFonts w:hint="eastAsia" w:ascii="Times New Roman" w:hAnsi="Times New Roman" w:eastAsia="FangSong" w:cs="Times New Roman"/>
+              </w:rPr>
+              <w:t>直觉</w:t>
+            </w:r>
+            <w:r>
+              <w:rPr>
+                <w:rFonts w:hint="eastAsia" w:ascii="Times New Roman" w:hAnsi="Times New Roman" w:eastAsia="Times New Roman" w:cs="Times New Roman"/>
+              </w:rPr>
+              <w:t>；</w:t>
+            </w:r>
+            <w:r>
+              <w:rPr>
+                <w:rFonts w:hint="eastAsia" w:ascii="Times New Roman" w:hAnsi="Times New Roman" w:eastAsia="FangSong" w:cs="Times New Roman"/>
+              </w:rPr>
+              <w:t>能用</w:t>
+            </w:r>
+            <w:r>
+              <w:rPr>
+                <w:rFonts w:ascii="Times New Roman" w:hAnsi="Times New Roman" w:eastAsia="Times New Roman" w:cs="Times New Roman"/>
+              </w:rPr>
+              <w:t xml:space="preserve"> </w:t>
+            </w:r>
+            <m:oMath>
+              <m:r>
+                <m:t>H</m:t>
+              </m:r>
+              <m:r>
+                <m:t>O</m:t>
+              </m:r>
+              <m:r>
+                <m:t>M</m:t>
+              </m:r>
+              <m:r>
+                <m:t>O</m:t>
+              </m:r>
+            </m:oMath>
+            <w:r>
+              <w:rPr>
+                <w:rFonts w:ascii="Times New Roman" w:hAnsi="Times New Roman" w:eastAsia="Times New Roman" w:cs="Times New Roman"/>
+              </w:rPr>
+              <w:t xml:space="preserve">、</w:t>
+            </w:r>
+            <m:oMath>
+              <m:r>
+                <m:t>L</m:t>
+              </m:r>
+              <m:r>
+                <m:t>U</m:t>
+              </m:r>
+              <m:r>
+                <m:t>M</m:t>
+              </m:r>
+              <m:r>
+                <m:t>O</m:t>
+              </m:r>
+            </m:oMath>
+            <w:r>
+              <w:rPr>
+                <w:rFonts w:ascii="Times New Roman" w:hAnsi="Times New Roman" w:eastAsia="Times New Roman" w:cs="Times New Roman"/>
+              </w:rPr>
+              <w:t xml:space="preserve"> </w:t>
+            </w:r>
+            <w:r>
+              <w:rPr>
+                <w:rFonts w:hint="eastAsia" w:ascii="Times New Roman" w:hAnsi="Times New Roman" w:eastAsia="FangSong" w:cs="Times New Roman"/>
+              </w:rPr>
+              <w:t>和能隙大小解释结构</w:t>
+            </w:r>
+            <w:r>
+              <w:rPr>
+                <w:rFonts w:hint="eastAsia" w:ascii="Times New Roman" w:hAnsi="Times New Roman" w:eastAsia="Times New Roman" w:cs="Times New Roman"/>
+              </w:rPr>
+              <w:t>、</w:t>
+            </w:r>
+            <w:r>
+              <w:rPr>
+                <w:rFonts w:hint="eastAsia" w:ascii="Times New Roman" w:hAnsi="Times New Roman" w:eastAsia="FangSong" w:cs="Times New Roman"/>
+              </w:rPr>
+              <w:t>反应性与吸收光谱趋势</w:t>
+            </w:r>
+            <w:r>
+              <w:rPr>
+                <w:rFonts w:hint="eastAsia" w:ascii="Times New Roman" w:hAnsi="Times New Roman" w:eastAsia="Times New Roman" w:cs="Times New Roman"/>
+              </w:rPr>
+              <w:t>；</w:t>
+            </w:r>
+            <w:r>
+              <w:rPr>
+                <w:rFonts w:hint="eastAsia" w:ascii="Times New Roman" w:hAnsi="Times New Roman" w:eastAsia="FangSong" w:cs="Times New Roman"/>
+              </w:rPr>
+              <w:t>能把</w:t>
+            </w:r>
+            <w:r>
+              <w:rPr>
+                <w:rFonts w:ascii="Times New Roman" w:hAnsi="Times New Roman" w:eastAsia="Times New Roman" w:cs="Times New Roman"/>
+              </w:rPr>
+              <w:t xml:space="preserve"> Hückel / </w:t>
+            </w:r>
+            <w:r>
+              <w:rPr>
+                <w:rFonts w:hint="eastAsia" w:ascii="Times New Roman" w:hAnsi="Times New Roman" w:eastAsia="FangSong" w:cs="Times New Roman"/>
+              </w:rPr>
+              <w:t>芳香性从背规则</w:t>
+            </w:r>
+            <w:r>
+              <w:rPr>
+                <w:rFonts w:hint="eastAsia" w:ascii="Times New Roman" w:hAnsi="Times New Roman" w:eastAsia="Times New Roman" w:cs="Times New Roman"/>
+              </w:rPr>
+              <w:t>，</w:t>
+            </w:r>
+            <w:r>
+              <w:rPr>
+                <w:rFonts w:hint="eastAsia" w:ascii="Times New Roman" w:hAnsi="Times New Roman" w:eastAsia="FangSong" w:cs="Times New Roman"/>
+              </w:rPr>
+              <w:t>推进到</w:t>
+            </w:r>
+            <w:r>
+              <w:rPr>
+                <w:rFonts w:hint="eastAsia" w:ascii="Times New Roman" w:hAnsi="Times New Roman" w:eastAsia="Times New Roman" w:cs="Times New Roman"/>
+              </w:rPr>
+              <w:t>“</w:t>
+            </w:r>
+            <w:r>
+              <w:rPr>
+                <w:rFonts w:hint="eastAsia" w:ascii="Times New Roman" w:hAnsi="Times New Roman" w:eastAsia="FangSong" w:cs="Times New Roman"/>
+              </w:rPr>
+              <w:t>闭壳层离域是否稳定</w:t>
+            </w:r>
+            <w:r>
+              <w:rPr>
+                <w:rFonts w:hint="eastAsia" w:ascii="Times New Roman" w:hAnsi="Times New Roman" w:eastAsia="Times New Roman" w:cs="Times New Roman"/>
+              </w:rPr>
+              <w:t>”</w:t>
+            </w:r>
+            <w:r>
+              <w:rPr>
+                <w:rFonts w:hint="eastAsia" w:ascii="Times New Roman" w:hAnsi="Times New Roman" w:eastAsia="FangSong" w:cs="Times New Roman"/>
+              </w:rPr>
+              <w:t>的图像</w:t>
+            </w:r>
+          </w:p>
+        </w:tc>
+      </w:tr>
+      <w:tr>
+        <w:tc>
+          <w:tcPr/>
+          <w:p>
+            <w:pPr>
+              <w:pStyle w:val="Compact"/>
+              <w:jc w:val="center"/>
+            </w:pPr>
+            <w:r>
+              <w:rPr>
+                <w:rFonts w:hint="eastAsia" w:ascii="Times New Roman" w:hAnsi="Times New Roman" w:eastAsia="FangSong" w:cs="Times New Roman"/>
+              </w:rPr>
+              <w:t>决赛</w:t>
+            </w:r>
+            <w:r>
+              <w:rPr>
+                <w:rFonts w:hint="eastAsia" w:ascii="Times New Roman" w:hAnsi="Times New Roman" w:eastAsia="Times New Roman" w:cs="Times New Roman"/>
+              </w:rPr>
+              <w:t>02</w:t>
+            </w:r>
+            <w:r>
+              <w:rPr>
+                <w:rFonts w:ascii="Times New Roman" w:hAnsi="Times New Roman" w:eastAsia="Times New Roman" w:cs="Times New Roman"/>
+              </w:rPr>
+              <w:t xml:space="preserve"> </w:t>
+            </w:r>
+            <w:r>
+              <w:rPr>
+                <w:rFonts w:hint="eastAsia" w:ascii="Times New Roman" w:hAnsi="Times New Roman" w:eastAsia="FangSong" w:cs="Times New Roman"/>
+              </w:rPr>
+              <w:t xml:space="preserve">分子结构补充</w:t>
+            </w:r>
+          </w:p>
+        </w:tc>
+        <w:tc>
+          <w:tcPr/>
+          <w:p>
+            <w:pPr>
+              <w:pStyle w:val="Compact"/>
+              <w:jc w:val="center"/>
+            </w:pPr>
+            <w:r>
+              <w:rPr>
+                <w:rFonts w:hint="eastAsia" w:ascii="Times New Roman" w:hAnsi="Times New Roman" w:eastAsia="FangSong" w:cs="Times New Roman"/>
+              </w:rPr>
+              <w:t>能把这些工具直接接到近五年常见结构题</w:t>
+            </w:r>
+            <w:r>
+              <w:rPr>
+                <w:rFonts w:hint="eastAsia" w:ascii="Times New Roman" w:hAnsi="Times New Roman" w:eastAsia="Times New Roman" w:cs="Times New Roman"/>
+              </w:rPr>
+              <w:t>、</w:t>
+            </w:r>
+            <w:r>
+              <w:rPr>
+                <w:rFonts w:hint="eastAsia" w:ascii="Times New Roman" w:hAnsi="Times New Roman" w:eastAsia="FangSong" w:cs="Times New Roman"/>
+              </w:rPr>
+              <w:t>信息题与交叉题上</w:t>
+            </w:r>
+          </w:p>
+        </w:tc>
+      </w:tr>
+    </w:tbl>
+    <w:p>
+      <w:pPr>
+        <w:spacing w:before="160" w:after="80"/>
+      </w:pPr>
+      <w:r>
+        <w:pict>
+          <v:rect style="width:0;height:1.5pt" o:hralign="center" o:hrstd="t" o:hr="t"/>
+        </w:pict>
       </w:r>
     </w:p>
     <w:bookmarkEnd w:id="9"/>
@@ -468,122 +668,122 @@
         <w:pStyle w:val="Compact"/>
         <w:numPr>
           <w:ilvl w:val="0"/>
+          <w:numId w:val="1001"/>
+        </w:numPr>
+      </w:pPr>
+      <w:r>
+        <w:rPr>
+          <w:rFonts w:ascii="Times New Roman" w:hAnsi="Times New Roman" w:eastAsia="Times New Roman" w:cs="Times New Roman"/>
+        </w:rPr>
+        <w:t xml:space="preserve">Lewis </w:t>
+      </w:r>
+      <w:r>
+        <w:rPr>
+          <w:rFonts w:hint="eastAsia" w:ascii="Times New Roman" w:hAnsi="Times New Roman" w:eastAsia="FangSong" w:cs="Times New Roman"/>
+        </w:rPr>
+        <w:t xml:space="preserve">结构</w:t>
+      </w:r>
+    </w:p>
+    <w:p>
+      <w:pPr>
+        <w:pStyle w:val="Compact"/>
+        <w:numPr>
+          <w:ilvl w:val="0"/>
+          <w:numId w:val="1001"/>
+        </w:numPr>
+      </w:pPr>
+      <w:r>
+        <w:rPr>
+          <w:rFonts w:ascii="Times New Roman" w:hAnsi="Times New Roman" w:eastAsia="Times New Roman" w:cs="Times New Roman"/>
+        </w:rPr>
+        <w:t xml:space="preserve">VSEPR </w:t>
+      </w:r>
+      <w:r>
+        <w:rPr>
+          <w:rFonts w:hint="eastAsia" w:ascii="Times New Roman" w:hAnsi="Times New Roman" w:eastAsia="FangSong" w:cs="Times New Roman"/>
+        </w:rPr>
+        <w:t xml:space="preserve">判断形状</w:t>
+      </w:r>
+    </w:p>
+    <w:p>
+      <w:pPr>
+        <w:pStyle w:val="Compact"/>
+        <w:numPr>
+          <w:ilvl w:val="0"/>
+          <w:numId w:val="1001"/>
+        </w:numPr>
+      </w:pPr>
+      <w:r>
+        <w:rPr>
+          <w:rFonts w:hint="eastAsia" w:ascii="Times New Roman" w:hAnsi="Times New Roman" w:eastAsia="FangSong" w:cs="Times New Roman"/>
+        </w:rPr>
+        <w:t xml:space="preserve">杂化轨道解释方向性</w:t>
+      </w:r>
+    </w:p>
+    <w:p>
+      <w:pPr>
+        <w:pStyle w:val="Compact"/>
+        <w:numPr>
+          <w:ilvl w:val="0"/>
+          <w:numId w:val="1001"/>
+        </w:numPr>
+      </w:pPr>
+      <w:r>
+        <w:rPr>
+          <w:rFonts w:hint="eastAsia" w:ascii="Times New Roman" w:hAnsi="Times New Roman" w:eastAsia="FangSong" w:cs="Times New Roman"/>
+        </w:rPr>
+        <w:t xml:space="preserve">双原子分子轨道判断键级与磁性</w:t>
+      </w:r>
+    </w:p>
+    <w:p>
+      <w:pPr>
+        <w:pStyle w:val="Compact"/>
+        <w:numPr>
+          <w:ilvl w:val="0"/>
+          <w:numId w:val="1001"/>
+        </w:numPr>
+      </w:pPr>
+      <w:r>
+        <w:rPr>
+          <w:rFonts w:hint="eastAsia" w:ascii="Times New Roman" w:hAnsi="Times New Roman" w:eastAsia="FangSong" w:cs="Times New Roman"/>
+        </w:rPr>
+        <w:t xml:space="preserve">共振与基础芳香性</w:t>
+      </w:r>
+    </w:p>
+    <w:p>
+      <w:pPr>
+        <w:pStyle w:val="FirstParagraph"/>
+      </w:pPr>
+      <w:r>
+        <w:rPr>
+          <w:rFonts w:hint="eastAsia" w:ascii="Times New Roman" w:hAnsi="Times New Roman" w:eastAsia="FangSong" w:cs="Times New Roman"/>
+        </w:rPr>
+        <w:t>但到了第三轮或决赛</w:t>
+      </w:r>
+      <w:r>
+        <w:rPr>
+          <w:rFonts w:hint="eastAsia" w:ascii="Times New Roman" w:hAnsi="Times New Roman" w:eastAsia="Times New Roman" w:cs="Times New Roman"/>
+        </w:rPr>
+        <w:t>，</w:t>
+      </w:r>
+      <w:r>
+        <w:rPr>
+          <w:rFonts w:hint="eastAsia" w:ascii="Times New Roman" w:hAnsi="Times New Roman" w:eastAsia="FangSong" w:cs="Times New Roman"/>
+        </w:rPr>
+        <w:t>这些工具会遇到四类明显瓶颈</w:t>
+      </w:r>
+      <w:r>
+        <w:rPr>
+          <w:rFonts w:hint="eastAsia" w:ascii="Times New Roman" w:hAnsi="Times New Roman" w:eastAsia="Times New Roman" w:cs="Times New Roman"/>
+        </w:rPr>
+        <w:t>：</w:t>
+      </w:r>
+    </w:p>
+    <w:p>
+      <w:pPr>
+        <w:numPr>
+          <w:ilvl w:val="0"/>
           <w:numId w:val="1002"/>
-        </w:numPr>
-      </w:pPr>
-      <w:r>
-        <w:rPr>
-          <w:rFonts w:ascii="Times New Roman" w:hAnsi="Times New Roman" w:eastAsia="Times New Roman" w:cs="Times New Roman"/>
-        </w:rPr>
-        <w:t xml:space="preserve">Lewis </w:t>
-      </w:r>
-      <w:r>
-        <w:rPr>
-          <w:rFonts w:hint="eastAsia" w:ascii="Times New Roman" w:hAnsi="Times New Roman" w:eastAsia="FangSong" w:cs="Times New Roman"/>
-        </w:rPr>
-        <w:t xml:space="preserve">结构</w:t>
-      </w:r>
-    </w:p>
-    <w:p>
-      <w:pPr>
-        <w:pStyle w:val="Compact"/>
-        <w:numPr>
-          <w:ilvl w:val="0"/>
-          <w:numId w:val="1002"/>
-        </w:numPr>
-      </w:pPr>
-      <w:r>
-        <w:rPr>
-          <w:rFonts w:ascii="Times New Roman" w:hAnsi="Times New Roman" w:eastAsia="Times New Roman" w:cs="Times New Roman"/>
-        </w:rPr>
-        <w:t xml:space="preserve">VSEPR </w:t>
-      </w:r>
-      <w:r>
-        <w:rPr>
-          <w:rFonts w:hint="eastAsia" w:ascii="Times New Roman" w:hAnsi="Times New Roman" w:eastAsia="FangSong" w:cs="Times New Roman"/>
-        </w:rPr>
-        <w:t xml:space="preserve">判断形状</w:t>
-      </w:r>
-    </w:p>
-    <w:p>
-      <w:pPr>
-        <w:pStyle w:val="Compact"/>
-        <w:numPr>
-          <w:ilvl w:val="0"/>
-          <w:numId w:val="1002"/>
-        </w:numPr>
-      </w:pPr>
-      <w:r>
-        <w:rPr>
-          <w:rFonts w:hint="eastAsia" w:ascii="Times New Roman" w:hAnsi="Times New Roman" w:eastAsia="FangSong" w:cs="Times New Roman"/>
-        </w:rPr>
-        <w:t xml:space="preserve">杂化轨道解释方向性</w:t>
-      </w:r>
-    </w:p>
-    <w:p>
-      <w:pPr>
-        <w:pStyle w:val="Compact"/>
-        <w:numPr>
-          <w:ilvl w:val="0"/>
-          <w:numId w:val="1002"/>
-        </w:numPr>
-      </w:pPr>
-      <w:r>
-        <w:rPr>
-          <w:rFonts w:hint="eastAsia" w:ascii="Times New Roman" w:hAnsi="Times New Roman" w:eastAsia="FangSong" w:cs="Times New Roman"/>
-        </w:rPr>
-        <w:t xml:space="preserve">双原子分子轨道判断键级与磁性</w:t>
-      </w:r>
-    </w:p>
-    <w:p>
-      <w:pPr>
-        <w:pStyle w:val="Compact"/>
-        <w:numPr>
-          <w:ilvl w:val="0"/>
-          <w:numId w:val="1002"/>
-        </w:numPr>
-      </w:pPr>
-      <w:r>
-        <w:rPr>
-          <w:rFonts w:hint="eastAsia" w:ascii="Times New Roman" w:hAnsi="Times New Roman" w:eastAsia="FangSong" w:cs="Times New Roman"/>
-        </w:rPr>
-        <w:t xml:space="preserve">共振与基础芳香性</w:t>
-      </w:r>
-    </w:p>
-    <w:p>
-      <w:pPr>
-        <w:pStyle w:val="FirstParagraph"/>
-      </w:pPr>
-      <w:r>
-        <w:rPr>
-          <w:rFonts w:hint="eastAsia" w:ascii="Times New Roman" w:hAnsi="Times New Roman" w:eastAsia="FangSong" w:cs="Times New Roman"/>
-        </w:rPr>
-        <w:t>但到了第三轮或决赛</w:t>
-      </w:r>
-      <w:r>
-        <w:rPr>
-          <w:rFonts w:hint="eastAsia" w:ascii="Times New Roman" w:hAnsi="Times New Roman" w:eastAsia="Times New Roman" w:cs="Times New Roman"/>
-        </w:rPr>
-        <w:t>，</w:t>
-      </w:r>
-      <w:r>
-        <w:rPr>
-          <w:rFonts w:hint="eastAsia" w:ascii="Times New Roman" w:hAnsi="Times New Roman" w:eastAsia="FangSong" w:cs="Times New Roman"/>
-        </w:rPr>
-        <w:t>这些工具会遇到四类明显瓶颈</w:t>
-      </w:r>
-      <w:r>
-        <w:rPr>
-          <w:rFonts w:hint="eastAsia" w:ascii="Times New Roman" w:hAnsi="Times New Roman" w:eastAsia="Times New Roman" w:cs="Times New Roman"/>
-        </w:rPr>
-        <w:t>：</w:t>
-      </w:r>
-    </w:p>
-    <w:p>
-      <w:pPr>
-        <w:numPr>
-          <w:ilvl w:val="0"/>
-          <w:numId w:val="1003"/>
         </w:numPr>
       </w:pPr>
       <w:r>
@@ -653,7 +853,7 @@
       <w:pPr>
         <w:numPr>
           <w:ilvl w:val="0"/>
-          <w:numId w:val="1003"/>
+          <w:numId w:val="1002"/>
         </w:numPr>
       </w:pPr>
       <w:r>
@@ -775,7 +975,7 @@
       <w:pPr>
         <w:numPr>
           <w:ilvl w:val="0"/>
-          <w:numId w:val="1003"/>
+          <w:numId w:val="1002"/>
         </w:numPr>
       </w:pPr>
       <w:r>
@@ -839,7 +1039,7 @@
       <w:pPr>
         <w:numPr>
           <w:ilvl w:val="0"/>
-          <w:numId w:val="1003"/>
+          <w:numId w:val="1002"/>
         </w:numPr>
       </w:pPr>
       <w:r>
@@ -935,7 +1135,7 @@
         <w:pStyle w:val="Compact"/>
         <w:numPr>
           <w:ilvl w:val="0"/>
-          <w:numId w:val="1004"/>
+          <w:numId w:val="1003"/>
         </w:numPr>
       </w:pPr>
       <w:r>
@@ -952,7 +1152,7 @@
         <w:pStyle w:val="Compact"/>
         <w:numPr>
           <w:ilvl w:val="0"/>
-          <w:numId w:val="1004"/>
+          <w:numId w:val="1003"/>
         </w:numPr>
       </w:pPr>
       <w:r>
@@ -969,7 +1169,7 @@
         <w:pStyle w:val="Compact"/>
         <w:numPr>
           <w:ilvl w:val="0"/>
-          <w:numId w:val="1004"/>
+          <w:numId w:val="1003"/>
         </w:numPr>
       </w:pPr>
       <w:r>
@@ -1002,7 +1202,7 @@
         <w:pStyle w:val="Compact"/>
         <w:numPr>
           <w:ilvl w:val="0"/>
-          <w:numId w:val="1004"/>
+          <w:numId w:val="1003"/>
         </w:numPr>
       </w:pPr>
       <w:r>
@@ -1027,7 +1227,7 @@
         <w:pStyle w:val="Compact"/>
         <w:numPr>
           <w:ilvl w:val="0"/>
-          <w:numId w:val="1004"/>
+          <w:numId w:val="1003"/>
         </w:numPr>
       </w:pPr>
       <w:r>
@@ -1166,6 +1366,80 @@
         <w:pStyle w:val="Compact"/>
         <w:numPr>
           <w:ilvl w:val="0"/>
+          <w:numId w:val="1004"/>
+        </w:numPr>
+      </w:pPr>
+      <w:r>
+        <w:rPr>
+          <w:rFonts w:hint="eastAsia" w:ascii="Times New Roman" w:hAnsi="Times New Roman" w:eastAsia="FangSong" w:cs="Times New Roman"/>
+        </w:rPr>
+        <w:t xml:space="preserve">电子对怎样排开</w:t>
+      </w:r>
+    </w:p>
+    <w:p>
+      <w:pPr>
+        <w:pStyle w:val="Compact"/>
+        <w:numPr>
+          <w:ilvl w:val="0"/>
+          <w:numId w:val="1004"/>
+        </w:numPr>
+      </w:pPr>
+      <w:r>
+        <w:rPr>
+          <w:rFonts w:hint="eastAsia" w:ascii="Times New Roman" w:hAnsi="Times New Roman" w:eastAsia="FangSong" w:cs="Times New Roman"/>
+        </w:rPr>
+        <w:t xml:space="preserve">孤对电子如何压角</w:t>
+      </w:r>
+    </w:p>
+    <w:p>
+      <w:pPr>
+        <w:pStyle w:val="Compact"/>
+        <w:numPr>
+          <w:ilvl w:val="0"/>
+          <w:numId w:val="1004"/>
+        </w:numPr>
+      </w:pPr>
+      <w:r>
+        <w:rPr>
+          <w:rFonts w:hint="eastAsia" w:ascii="Times New Roman" w:hAnsi="Times New Roman" w:eastAsia="FangSong" w:cs="Times New Roman"/>
+        </w:rPr>
+        <w:t xml:space="preserve">哪些构型最可能出现</w:t>
+      </w:r>
+    </w:p>
+    <w:p>
+      <w:pPr>
+        <w:pStyle w:val="FirstParagraph"/>
+      </w:pPr>
+      <w:r>
+        <w:rPr>
+          <w:rFonts w:hint="eastAsia" w:ascii="Times New Roman" w:hAnsi="Times New Roman" w:eastAsia="FangSong" w:cs="Times New Roman"/>
+        </w:rPr>
+        <w:t xml:space="preserve">但</w:t>
+      </w:r>
+      <w:r>
+        <w:rPr>
+          <w:rFonts w:ascii="Times New Roman" w:hAnsi="Times New Roman" w:eastAsia="Times New Roman" w:cs="Times New Roman"/>
+        </w:rPr>
+        <w:t xml:space="preserve"> VSEPR </w:t>
+      </w:r>
+      <w:r>
+        <w:rPr>
+          <w:rFonts w:hint="eastAsia" w:ascii="Times New Roman" w:hAnsi="Times New Roman" w:eastAsia="FangSong" w:cs="Times New Roman"/>
+        </w:rPr>
+        <w:t>不直接回答</w:t>
+      </w:r>
+      <w:r>
+        <w:rPr>
+          <w:rFonts w:hint="eastAsia" w:ascii="Times New Roman" w:hAnsi="Times New Roman" w:eastAsia="Times New Roman" w:cs="Times New Roman"/>
+        </w:rPr>
+        <w:t>：</w:t>
+      </w:r>
+    </w:p>
+    <w:p>
+      <w:pPr>
+        <w:pStyle w:val="Compact"/>
+        <w:numPr>
+          <w:ilvl w:val="0"/>
           <w:numId w:val="1005"/>
         </w:numPr>
       </w:pPr>
@@ -1173,7 +1447,7 @@
         <w:rPr>
           <w:rFonts w:hint="eastAsia" w:ascii="Times New Roman" w:hAnsi="Times New Roman" w:eastAsia="FangSong" w:cs="Times New Roman"/>
         </w:rPr>
-        <w:t xml:space="preserve">电子对怎样排开</w:t>
+        <w:t xml:space="preserve">为什么某个体系偏要弯折而不是线形</w:t>
       </w:r>
     </w:p>
     <w:p>
@@ -1188,7 +1462,7 @@
         <w:rPr>
           <w:rFonts w:hint="eastAsia" w:ascii="Times New Roman" w:hAnsi="Times New Roman" w:eastAsia="FangSong" w:cs="Times New Roman"/>
         </w:rPr>
-        <w:t xml:space="preserve">孤对电子如何压角</w:t>
+        <w:t xml:space="preserve">为什么缺电子体系还能稳定存在</w:t>
       </w:r>
     </w:p>
     <w:p>
@@ -1197,80 +1471,6 @@
         <w:numPr>
           <w:ilvl w:val="0"/>
           <w:numId w:val="1005"/>
-        </w:numPr>
-      </w:pPr>
-      <w:r>
-        <w:rPr>
-          <w:rFonts w:hint="eastAsia" w:ascii="Times New Roman" w:hAnsi="Times New Roman" w:eastAsia="FangSong" w:cs="Times New Roman"/>
-        </w:rPr>
-        <w:t xml:space="preserve">哪些构型最可能出现</w:t>
-      </w:r>
-    </w:p>
-    <w:p>
-      <w:pPr>
-        <w:pStyle w:val="FirstParagraph"/>
-      </w:pPr>
-      <w:r>
-        <w:rPr>
-          <w:rFonts w:hint="eastAsia" w:ascii="Times New Roman" w:hAnsi="Times New Roman" w:eastAsia="FangSong" w:cs="Times New Roman"/>
-        </w:rPr>
-        <w:t xml:space="preserve">但</w:t>
-      </w:r>
-      <w:r>
-        <w:rPr>
-          <w:rFonts w:ascii="Times New Roman" w:hAnsi="Times New Roman" w:eastAsia="Times New Roman" w:cs="Times New Roman"/>
-        </w:rPr>
-        <w:t xml:space="preserve"> VSEPR </w:t>
-      </w:r>
-      <w:r>
-        <w:rPr>
-          <w:rFonts w:hint="eastAsia" w:ascii="Times New Roman" w:hAnsi="Times New Roman" w:eastAsia="FangSong" w:cs="Times New Roman"/>
-        </w:rPr>
-        <w:t>不直接回答</w:t>
-      </w:r>
-      <w:r>
-        <w:rPr>
-          <w:rFonts w:hint="eastAsia" w:ascii="Times New Roman" w:hAnsi="Times New Roman" w:eastAsia="Times New Roman" w:cs="Times New Roman"/>
-        </w:rPr>
-        <w:t>：</w:t>
-      </w:r>
-    </w:p>
-    <w:p>
-      <w:pPr>
-        <w:pStyle w:val="Compact"/>
-        <w:numPr>
-          <w:ilvl w:val="0"/>
-          <w:numId w:val="1006"/>
-        </w:numPr>
-      </w:pPr>
-      <w:r>
-        <w:rPr>
-          <w:rFonts w:hint="eastAsia" w:ascii="Times New Roman" w:hAnsi="Times New Roman" w:eastAsia="FangSong" w:cs="Times New Roman"/>
-        </w:rPr>
-        <w:t xml:space="preserve">为什么某个体系偏要弯折而不是线形</w:t>
-      </w:r>
-    </w:p>
-    <w:p>
-      <w:pPr>
-        <w:pStyle w:val="Compact"/>
-        <w:numPr>
-          <w:ilvl w:val="0"/>
-          <w:numId w:val="1006"/>
-        </w:numPr>
-      </w:pPr>
-      <w:r>
-        <w:rPr>
-          <w:rFonts w:hint="eastAsia" w:ascii="Times New Roman" w:hAnsi="Times New Roman" w:eastAsia="FangSong" w:cs="Times New Roman"/>
-        </w:rPr>
-        <w:t xml:space="preserve">为什么缺电子体系还能稳定存在</w:t>
-      </w:r>
-    </w:p>
-    <w:p>
-      <w:pPr>
-        <w:pStyle w:val="Compact"/>
-        <w:numPr>
-          <w:ilvl w:val="0"/>
-          <w:numId w:val="1006"/>
         </w:numPr>
       </w:pPr>
       <w:r>
@@ -1455,166 +1655,166 @@
         <w:pStyle w:val="Compact"/>
         <w:numPr>
           <w:ilvl w:val="0"/>
+          <w:numId w:val="1006"/>
+        </w:numPr>
+      </w:pPr>
+      <w:r>
+        <w:rPr>
+          <w:rStyle w:val="VerbatimChar"/>
+          <w:rFonts w:ascii="Times New Roman" w:hAnsi="Times New Roman" w:eastAsia="Times New Roman" w:cs="Times New Roman"/>
+        </w:rPr>
+        <w:t xml:space="preserve">sp</w:t>
+      </w:r>
+      <w:r>
+        <w:rPr>
+          <w:rFonts w:ascii="Times New Roman" w:hAnsi="Times New Roman" w:eastAsia="Times New Roman" w:cs="Times New Roman"/>
+        </w:rPr>
+        <w:t xml:space="preserve">、</w:t>
+      </w:r>
+      <w:r>
+        <w:rPr>
+          <w:rStyle w:val="VerbatimChar"/>
+          <w:rFonts w:ascii="Times New Roman" w:hAnsi="Times New Roman" w:eastAsia="Times New Roman" w:cs="Times New Roman"/>
+        </w:rPr>
+        <w:t>sp</w:t>
+      </w:r>
+      <w:r>
+        <w:rPr>
+          <w:rStyle w:val="VerbatimChar"/>
+          <w:rFonts w:ascii="Times New Roman" w:hAnsi="Times New Roman" w:eastAsia="Times New Roman" w:cs="Times New Roman"/>
+          <w:vertAlign w:val="superscript"/>
+        </w:rPr>
+        <w:t>2</w:t>
+      </w:r>
+      <w:r>
+        <w:rPr>
+          <w:rFonts w:ascii="Times New Roman" w:hAnsi="Times New Roman" w:eastAsia="Times New Roman" w:cs="Times New Roman"/>
+        </w:rPr>
+        <w:t xml:space="preserve">、</w:t>
+      </w:r>
+      <w:r>
+        <w:rPr>
+          <w:rStyle w:val="VerbatimChar"/>
+          <w:rFonts w:ascii="Times New Roman" w:hAnsi="Times New Roman" w:eastAsia="Times New Roman" w:cs="Times New Roman"/>
+        </w:rPr>
+        <w:t>sp</w:t>
+      </w:r>
+      <w:r>
+        <w:rPr>
+          <w:rStyle w:val="VerbatimChar"/>
+          <w:rFonts w:ascii="Times New Roman" w:hAnsi="Times New Roman" w:eastAsia="Times New Roman" w:cs="Times New Roman"/>
+          <w:vertAlign w:val="superscript"/>
+        </w:rPr>
+        <w:t>3</w:t>
+      </w:r>
+      <w:r>
+        <w:rPr>
+          <w:rFonts w:ascii="Times New Roman" w:hAnsi="Times New Roman" w:eastAsia="Times New Roman" w:cs="Times New Roman"/>
+        </w:rPr>
+        <w:t xml:space="preserve"> </w:t>
+      </w:r>
+      <w:r>
+        <w:rPr>
+          <w:rFonts w:hint="eastAsia" w:ascii="Times New Roman" w:hAnsi="Times New Roman" w:eastAsia="FangSong" w:cs="Times New Roman"/>
+        </w:rPr>
+        <w:t xml:space="preserve">的方向性</w:t>
+      </w:r>
+    </w:p>
+    <w:p>
+      <w:pPr>
+        <w:pStyle w:val="Compact"/>
+        <w:numPr>
+          <w:ilvl w:val="0"/>
+          <w:numId w:val="1006"/>
+        </w:numPr>
+      </w:pPr>
+      <w:r>
+        <w:rPr>
+          <w:rFonts w:ascii="Times New Roman" w:hAnsi="Times New Roman" w:eastAsia="Times New Roman" w:cs="Times New Roman"/>
+        </w:rPr>
+        <w:t xml:space="preserve">σ </w:t>
+      </w:r>
+      <w:r>
+        <w:rPr>
+          <w:rFonts w:hint="eastAsia" w:ascii="Times New Roman" w:hAnsi="Times New Roman" w:eastAsia="FangSong" w:cs="Times New Roman"/>
+        </w:rPr>
+        <w:t xml:space="preserve">键骨架怎样搭</w:t>
+      </w:r>
+    </w:p>
+    <w:p>
+      <w:pPr>
+        <w:pStyle w:val="Compact"/>
+        <w:numPr>
+          <w:ilvl w:val="0"/>
+          <w:numId w:val="1006"/>
+        </w:numPr>
+      </w:pPr>
+      <w:r>
+        <w:rPr>
+          <w:rFonts w:hint="eastAsia" w:ascii="Times New Roman" w:hAnsi="Times New Roman" w:eastAsia="FangSong" w:cs="Times New Roman"/>
+        </w:rPr>
+        <w:t>局域双键</w:t>
+      </w:r>
+      <w:r>
+        <w:rPr>
+          <w:rFonts w:hint="eastAsia" w:ascii="Times New Roman" w:hAnsi="Times New Roman" w:eastAsia="Times New Roman" w:cs="Times New Roman"/>
+        </w:rPr>
+        <w:t>、</w:t>
+      </w:r>
+      <w:r>
+        <w:rPr>
+          <w:rFonts w:hint="eastAsia" w:ascii="Times New Roman" w:hAnsi="Times New Roman" w:eastAsia="FangSong" w:cs="Times New Roman"/>
+        </w:rPr>
+        <w:t>孤对电子和共振式</w:t>
+      </w:r>
+    </w:p>
+    <w:p>
+      <w:pPr>
+        <w:pStyle w:val="FirstParagraph"/>
+      </w:pPr>
+      <w:r>
+        <w:rPr>
+          <w:rFonts w:hint="eastAsia" w:ascii="Times New Roman" w:hAnsi="Times New Roman" w:eastAsia="FangSong" w:cs="Times New Roman"/>
+        </w:rPr>
+        <w:t>但遇到下面几类对象</w:t>
+      </w:r>
+      <w:r>
+        <w:rPr>
+          <w:rFonts w:hint="eastAsia" w:ascii="Times New Roman" w:hAnsi="Times New Roman" w:eastAsia="Times New Roman" w:cs="Times New Roman"/>
+        </w:rPr>
+        <w:t>，</w:t>
+      </w:r>
+      <w:r>
+        <w:rPr>
+          <w:rFonts w:hint="eastAsia" w:ascii="Times New Roman" w:hAnsi="Times New Roman" w:eastAsia="FangSong" w:cs="Times New Roman"/>
+        </w:rPr>
+        <w:t>单靠</w:t>
+      </w:r>
+      <w:r>
+        <w:rPr>
+          <w:rFonts w:ascii="Times New Roman" w:hAnsi="Times New Roman" w:eastAsia="Times New Roman" w:cs="Times New Roman"/>
+        </w:rPr>
+        <w:t xml:space="preserve"> VB </w:t>
+      </w:r>
+      <w:r>
+        <w:rPr>
+          <w:rFonts w:hint="eastAsia" w:ascii="Times New Roman" w:hAnsi="Times New Roman" w:eastAsia="FangSong" w:cs="Times New Roman"/>
+        </w:rPr>
+        <w:t>就会吃力</w:t>
+      </w:r>
+      <w:r>
+        <w:rPr>
+          <w:rFonts w:hint="eastAsia" w:ascii="Times New Roman" w:hAnsi="Times New Roman" w:eastAsia="Times New Roman" w:cs="Times New Roman"/>
+        </w:rPr>
+        <w:t>：</w:t>
+      </w:r>
+    </w:p>
+    <w:p>
+      <w:pPr>
+        <w:pStyle w:val="Compact"/>
+        <w:numPr>
+          <w:ilvl w:val="0"/>
           <w:numId w:val="1007"/>
-        </w:numPr>
-      </w:pPr>
-      <w:r>
-        <w:rPr>
-          <w:rStyle w:val="VerbatimChar"/>
-          <w:rFonts w:ascii="Times New Roman" w:hAnsi="Times New Roman" w:eastAsia="Times New Roman" w:cs="Times New Roman"/>
-        </w:rPr>
-        <w:t xml:space="preserve">sp</w:t>
-      </w:r>
-      <w:r>
-        <w:rPr>
-          <w:rFonts w:ascii="Times New Roman" w:hAnsi="Times New Roman" w:eastAsia="Times New Roman" w:cs="Times New Roman"/>
-        </w:rPr>
-        <w:t xml:space="preserve">、</w:t>
-      </w:r>
-      <w:r>
-        <w:rPr>
-          <w:rStyle w:val="VerbatimChar"/>
-          <w:rFonts w:ascii="Times New Roman" w:hAnsi="Times New Roman" w:eastAsia="Times New Roman" w:cs="Times New Roman"/>
-        </w:rPr>
-        <w:t>sp</w:t>
-      </w:r>
-      <w:r>
-        <w:rPr>
-          <w:rStyle w:val="VerbatimChar"/>
-          <w:rFonts w:ascii="Times New Roman" w:hAnsi="Times New Roman" w:eastAsia="Times New Roman" w:cs="Times New Roman"/>
-          <w:vertAlign w:val="superscript"/>
-        </w:rPr>
-        <w:t>2</w:t>
-      </w:r>
-      <w:r>
-        <w:rPr>
-          <w:rFonts w:ascii="Times New Roman" w:hAnsi="Times New Roman" w:eastAsia="Times New Roman" w:cs="Times New Roman"/>
-        </w:rPr>
-        <w:t xml:space="preserve">、</w:t>
-      </w:r>
-      <w:r>
-        <w:rPr>
-          <w:rStyle w:val="VerbatimChar"/>
-          <w:rFonts w:ascii="Times New Roman" w:hAnsi="Times New Roman" w:eastAsia="Times New Roman" w:cs="Times New Roman"/>
-        </w:rPr>
-        <w:t>sp</w:t>
-      </w:r>
-      <w:r>
-        <w:rPr>
-          <w:rStyle w:val="VerbatimChar"/>
-          <w:rFonts w:ascii="Times New Roman" w:hAnsi="Times New Roman" w:eastAsia="Times New Roman" w:cs="Times New Roman"/>
-          <w:vertAlign w:val="superscript"/>
-        </w:rPr>
-        <w:t>3</w:t>
-      </w:r>
-      <w:r>
-        <w:rPr>
-          <w:rFonts w:ascii="Times New Roman" w:hAnsi="Times New Roman" w:eastAsia="Times New Roman" w:cs="Times New Roman"/>
-        </w:rPr>
-        <w:t xml:space="preserve"> </w:t>
-      </w:r>
-      <w:r>
-        <w:rPr>
-          <w:rFonts w:hint="eastAsia" w:ascii="Times New Roman" w:hAnsi="Times New Roman" w:eastAsia="FangSong" w:cs="Times New Roman"/>
-        </w:rPr>
-        <w:t xml:space="preserve">的方向性</w:t>
-      </w:r>
-    </w:p>
-    <w:p>
-      <w:pPr>
-        <w:pStyle w:val="Compact"/>
-        <w:numPr>
-          <w:ilvl w:val="0"/>
-          <w:numId w:val="1007"/>
-        </w:numPr>
-      </w:pPr>
-      <w:r>
-        <w:rPr>
-          <w:rFonts w:ascii="Times New Roman" w:hAnsi="Times New Roman" w:eastAsia="Times New Roman" w:cs="Times New Roman"/>
-        </w:rPr>
-        <w:t xml:space="preserve">σ </w:t>
-      </w:r>
-      <w:r>
-        <w:rPr>
-          <w:rFonts w:hint="eastAsia" w:ascii="Times New Roman" w:hAnsi="Times New Roman" w:eastAsia="FangSong" w:cs="Times New Roman"/>
-        </w:rPr>
-        <w:t xml:space="preserve">键骨架怎样搭</w:t>
-      </w:r>
-    </w:p>
-    <w:p>
-      <w:pPr>
-        <w:pStyle w:val="Compact"/>
-        <w:numPr>
-          <w:ilvl w:val="0"/>
-          <w:numId w:val="1007"/>
-        </w:numPr>
-      </w:pPr>
-      <w:r>
-        <w:rPr>
-          <w:rFonts w:hint="eastAsia" w:ascii="Times New Roman" w:hAnsi="Times New Roman" w:eastAsia="FangSong" w:cs="Times New Roman"/>
-        </w:rPr>
-        <w:t>局域双键</w:t>
-      </w:r>
-      <w:r>
-        <w:rPr>
-          <w:rFonts w:hint="eastAsia" w:ascii="Times New Roman" w:hAnsi="Times New Roman" w:eastAsia="Times New Roman" w:cs="Times New Roman"/>
-        </w:rPr>
-        <w:t>、</w:t>
-      </w:r>
-      <w:r>
-        <w:rPr>
-          <w:rFonts w:hint="eastAsia" w:ascii="Times New Roman" w:hAnsi="Times New Roman" w:eastAsia="FangSong" w:cs="Times New Roman"/>
-        </w:rPr>
-        <w:t>孤对电子和共振式</w:t>
-      </w:r>
-    </w:p>
-    <w:p>
-      <w:pPr>
-        <w:pStyle w:val="FirstParagraph"/>
-      </w:pPr>
-      <w:r>
-        <w:rPr>
-          <w:rFonts w:hint="eastAsia" w:ascii="Times New Roman" w:hAnsi="Times New Roman" w:eastAsia="FangSong" w:cs="Times New Roman"/>
-        </w:rPr>
-        <w:t>但遇到下面几类对象</w:t>
-      </w:r>
-      <w:r>
-        <w:rPr>
-          <w:rFonts w:hint="eastAsia" w:ascii="Times New Roman" w:hAnsi="Times New Roman" w:eastAsia="Times New Roman" w:cs="Times New Roman"/>
-        </w:rPr>
-        <w:t>，</w:t>
-      </w:r>
-      <w:r>
-        <w:rPr>
-          <w:rFonts w:hint="eastAsia" w:ascii="Times New Roman" w:hAnsi="Times New Roman" w:eastAsia="FangSong" w:cs="Times New Roman"/>
-        </w:rPr>
-        <w:t>单靠</w:t>
-      </w:r>
-      <w:r>
-        <w:rPr>
-          <w:rFonts w:ascii="Times New Roman" w:hAnsi="Times New Roman" w:eastAsia="Times New Roman" w:cs="Times New Roman"/>
-        </w:rPr>
-        <w:t xml:space="preserve"> VB </w:t>
-      </w:r>
-      <w:r>
-        <w:rPr>
-          <w:rFonts w:hint="eastAsia" w:ascii="Times New Roman" w:hAnsi="Times New Roman" w:eastAsia="FangSong" w:cs="Times New Roman"/>
-        </w:rPr>
-        <w:t>就会吃力</w:t>
-      </w:r>
-      <w:r>
-        <w:rPr>
-          <w:rFonts w:hint="eastAsia" w:ascii="Times New Roman" w:hAnsi="Times New Roman" w:eastAsia="Times New Roman" w:cs="Times New Roman"/>
-        </w:rPr>
-        <w:t>：</w:t>
-      </w:r>
-    </w:p>
-    <w:p>
-      <w:pPr>
-        <w:pStyle w:val="Compact"/>
-        <w:numPr>
-          <w:ilvl w:val="0"/>
-          <w:numId w:val="1008"/>
         </w:numPr>
       </w:pPr>
       <m:oMath>
@@ -1661,7 +1861,7 @@
         <w:pStyle w:val="Compact"/>
         <w:numPr>
           <w:ilvl w:val="0"/>
-          <w:numId w:val="1008"/>
+          <w:numId w:val="1007"/>
         </w:numPr>
       </w:pPr>
       <w:r>
@@ -1688,7 +1888,7 @@
         <w:pStyle w:val="Compact"/>
         <w:numPr>
           <w:ilvl w:val="0"/>
-          <w:numId w:val="1008"/>
+          <w:numId w:val="1007"/>
         </w:numPr>
       </w:pPr>
       <w:r>
@@ -1715,7 +1915,7 @@
         <w:pStyle w:val="Compact"/>
         <w:numPr>
           <w:ilvl w:val="0"/>
-          <w:numId w:val="1008"/>
+          <w:numId w:val="1007"/>
         </w:numPr>
       </w:pPr>
       <w:r>
@@ -1877,7 +2077,7 @@
         <w:pStyle w:val="Compact"/>
         <w:numPr>
           <w:ilvl w:val="0"/>
-          <w:numId w:val="1009"/>
+          <w:numId w:val="1008"/>
         </w:numPr>
       </w:pPr>
       <w:r>
@@ -1894,7 +2094,7 @@
         <w:pStyle w:val="Compact"/>
         <w:numPr>
           <w:ilvl w:val="0"/>
-          <w:numId w:val="1009"/>
+          <w:numId w:val="1008"/>
         </w:numPr>
       </w:pPr>
       <w:r>
@@ -1935,7 +2135,7 @@
         <w:pStyle w:val="Compact"/>
         <w:numPr>
           <w:ilvl w:val="0"/>
-          <w:numId w:val="1009"/>
+          <w:numId w:val="1008"/>
         </w:numPr>
       </w:pPr>
       <w:r>
@@ -2013,7 +2213,7 @@
         <w:pStyle w:val="Compact"/>
         <w:numPr>
           <w:ilvl w:val="0"/>
-          <w:numId w:val="1010"/>
+          <w:numId w:val="1009"/>
         </w:numPr>
       </w:pPr>
       <w:r>
@@ -2028,7 +2228,7 @@
         <w:pStyle w:val="Compact"/>
         <w:numPr>
           <w:ilvl w:val="0"/>
-          <w:numId w:val="1010"/>
+          <w:numId w:val="1009"/>
         </w:numPr>
       </w:pPr>
       <w:r>
@@ -2049,7 +2249,7 @@
         <w:pStyle w:val="Compact"/>
         <w:numPr>
           <w:ilvl w:val="0"/>
-          <w:numId w:val="1010"/>
+          <w:numId w:val="1009"/>
         </w:numPr>
       </w:pPr>
       <m:oMath>
@@ -2110,7 +2310,7 @@
         <w:pStyle w:val="Compact"/>
         <w:numPr>
           <w:ilvl w:val="0"/>
-          <w:numId w:val="1010"/>
+          <w:numId w:val="1009"/>
         </w:numPr>
       </w:pPr>
       <w:r>
@@ -2131,7 +2331,7 @@
         <w:pStyle w:val="Compact"/>
         <w:numPr>
           <w:ilvl w:val="0"/>
-          <w:numId w:val="1010"/>
+          <w:numId w:val="1009"/>
         </w:numPr>
       </w:pPr>
       <w:r>
@@ -2442,7 +2642,7 @@
         <w:pStyle w:val="Compact"/>
         <w:numPr>
           <w:ilvl w:val="0"/>
-          <w:numId w:val="1011"/>
+          <w:numId w:val="1010"/>
         </w:numPr>
       </w:pPr>
       <w:r>
@@ -2475,7 +2675,7 @@
         <w:pStyle w:val="Compact"/>
         <w:numPr>
           <w:ilvl w:val="0"/>
-          <w:numId w:val="1011"/>
+          <w:numId w:val="1010"/>
         </w:numPr>
       </w:pPr>
       <w:r>
@@ -2577,6 +2777,104 @@
         <w:pStyle w:val="Compact"/>
         <w:numPr>
           <w:ilvl w:val="0"/>
+          <w:numId w:val="1011"/>
+        </w:numPr>
+      </w:pPr>
+      <w:r>
+        <w:rPr>
+          <w:rFonts w:hint="eastAsia" w:ascii="Times New Roman" w:hAnsi="Times New Roman" w:eastAsia="FangSong" w:cs="Times New Roman"/>
+        </w:rPr>
+        <w:t xml:space="preserve">低能成键轨道</w:t>
+      </w:r>
+    </w:p>
+    <w:p>
+      <w:pPr>
+        <w:pStyle w:val="Compact"/>
+        <w:numPr>
+          <w:ilvl w:val="0"/>
+          <w:numId w:val="1011"/>
+        </w:numPr>
+      </w:pPr>
+      <w:r>
+        <w:rPr>
+          <w:rFonts w:hint="eastAsia" w:ascii="Times New Roman" w:hAnsi="Times New Roman" w:eastAsia="FangSong" w:cs="Times New Roman"/>
+        </w:rPr>
+        <w:t xml:space="preserve">中间近似非键轨道</w:t>
+      </w:r>
+    </w:p>
+    <w:p>
+      <w:pPr>
+        <w:pStyle w:val="Compact"/>
+        <w:numPr>
+          <w:ilvl w:val="0"/>
+          <w:numId w:val="1011"/>
+        </w:numPr>
+      </w:pPr>
+      <w:r>
+        <w:rPr>
+          <w:rFonts w:hint="eastAsia" w:ascii="Times New Roman" w:hAnsi="Times New Roman" w:eastAsia="FangSong" w:cs="Times New Roman"/>
+        </w:rPr>
+        <w:t xml:space="preserve">高能反键轨道</w:t>
+      </w:r>
+    </w:p>
+    <w:p>
+      <w:pPr>
+        <w:pStyle w:val="FirstParagraph"/>
+      </w:pPr>
+      <w:r>
+        <w:rPr>
+          <w:rFonts w:hint="eastAsia" w:ascii="Times New Roman" w:hAnsi="Times New Roman" w:eastAsia="FangSong" w:cs="Times New Roman"/>
+        </w:rPr>
+        <w:t xml:space="preserve">若总共有</w:t>
+      </w:r>
+      <w:r>
+        <w:rPr>
+          <w:rFonts w:ascii="Times New Roman" w:hAnsi="Times New Roman" w:eastAsia="Times New Roman" w:cs="Times New Roman"/>
+        </w:rPr>
+        <w:t xml:space="preserve"> 2 </w:t>
+      </w:r>
+      <w:r>
+        <w:rPr>
+          <w:rFonts w:hint="eastAsia" w:ascii="Times New Roman" w:hAnsi="Times New Roman" w:eastAsia="FangSong" w:cs="Times New Roman"/>
+        </w:rPr>
+        <w:t>个电子</w:t>
+      </w:r>
+      <w:r>
+        <w:rPr>
+          <w:rFonts w:hint="eastAsia" w:ascii="Times New Roman" w:hAnsi="Times New Roman" w:eastAsia="Times New Roman" w:cs="Times New Roman"/>
+        </w:rPr>
+        <w:t>，</w:t>
+      </w:r>
+      <w:r>
+        <w:rPr>
+          <w:rFonts w:hint="eastAsia" w:ascii="Times New Roman" w:hAnsi="Times New Roman" w:eastAsia="FangSong" w:cs="Times New Roman"/>
+        </w:rPr>
+        <w:t>就只占据最低的成键轨道</w:t>
+      </w:r>
+      <w:r>
+        <w:rPr>
+          <w:rFonts w:hint="eastAsia" w:ascii="Times New Roman" w:hAnsi="Times New Roman" w:eastAsia="Times New Roman" w:cs="Times New Roman"/>
+        </w:rPr>
+        <w:t>，</w:t>
+      </w:r>
+      <w:r>
+        <w:rPr>
+          <w:rFonts w:hint="eastAsia" w:ascii="Times New Roman" w:hAnsi="Times New Roman" w:eastAsia="FangSong" w:cs="Times New Roman"/>
+        </w:rPr>
+        <w:t>于是得到</w:t>
+      </w:r>
+      <w:r>
+        <w:rPr>
+          <w:rFonts w:hint="eastAsia" w:ascii="Times New Roman" w:hAnsi="Times New Roman" w:eastAsia="Times New Roman" w:cs="Times New Roman"/>
+        </w:rPr>
+        <w:t>：</w:t>
+      </w:r>
+    </w:p>
+    <w:p>
+      <w:pPr>
+        <w:pStyle w:val="Compact"/>
+        <w:numPr>
+          <w:ilvl w:val="0"/>
           <w:numId w:val="1012"/>
         </w:numPr>
       </w:pPr>
@@ -2584,7 +2882,7 @@
         <w:rPr>
           <w:rFonts w:hint="eastAsia" w:ascii="Times New Roman" w:hAnsi="Times New Roman" w:eastAsia="FangSong" w:cs="Times New Roman"/>
         </w:rPr>
-        <w:t xml:space="preserve">低能成键轨道</w:t>
+        <w:t xml:space="preserve">三个原子之间存在净稳定化</w:t>
       </w:r>
     </w:p>
     <w:p>
@@ -2599,7 +2897,25 @@
         <w:rPr>
           <w:rFonts w:hint="eastAsia" w:ascii="Times New Roman" w:hAnsi="Times New Roman" w:eastAsia="FangSong" w:cs="Times New Roman"/>
         </w:rPr>
-        <w:t xml:space="preserve">中间近似非键轨道</w:t>
+        <w:t>但稳定化程度小于两中心双电子</w:t>
+      </w:r>
+      <w:r>
+        <w:rPr>
+          <w:rFonts w:hint="eastAsia" w:ascii="Times New Roman" w:hAnsi="Times New Roman" w:eastAsia="Times New Roman" w:cs="Times New Roman"/>
+        </w:rPr>
+        <w:t>“</w:t>
+      </w:r>
+      <w:r>
+        <w:rPr>
+          <w:rFonts w:hint="eastAsia" w:ascii="Times New Roman" w:hAnsi="Times New Roman" w:eastAsia="FangSong" w:cs="Times New Roman"/>
+        </w:rPr>
+        <w:t>纯局域成键</w:t>
+      </w:r>
+      <w:r>
+        <w:rPr>
+          <w:rFonts w:hint="eastAsia" w:ascii="Times New Roman" w:hAnsi="Times New Roman" w:eastAsia="Times New Roman" w:cs="Times New Roman"/>
+        </w:rPr>
+        <w:t>”</w:t>
       </w:r>
     </w:p>
     <w:p>
@@ -2608,122 +2924,6 @@
         <w:numPr>
           <w:ilvl w:val="0"/>
           <w:numId w:val="1012"/>
-        </w:numPr>
-      </w:pPr>
-      <w:r>
-        <w:rPr>
-          <w:rFonts w:hint="eastAsia" w:ascii="Times New Roman" w:hAnsi="Times New Roman" w:eastAsia="FangSong" w:cs="Times New Roman"/>
-        </w:rPr>
-        <w:t xml:space="preserve">高能反键轨道</w:t>
-      </w:r>
-    </w:p>
-    <w:p>
-      <w:pPr>
-        <w:pStyle w:val="FirstParagraph"/>
-      </w:pPr>
-      <w:r>
-        <w:rPr>
-          <w:rFonts w:hint="eastAsia" w:ascii="Times New Roman" w:hAnsi="Times New Roman" w:eastAsia="FangSong" w:cs="Times New Roman"/>
-        </w:rPr>
-        <w:t xml:space="preserve">若总共有</w:t>
-      </w:r>
-      <w:r>
-        <w:rPr>
-          <w:rFonts w:ascii="Times New Roman" w:hAnsi="Times New Roman" w:eastAsia="Times New Roman" w:cs="Times New Roman"/>
-        </w:rPr>
-        <w:t xml:space="preserve"> 2 </w:t>
-      </w:r>
-      <w:r>
-        <w:rPr>
-          <w:rFonts w:hint="eastAsia" w:ascii="Times New Roman" w:hAnsi="Times New Roman" w:eastAsia="FangSong" w:cs="Times New Roman"/>
-        </w:rPr>
-        <w:t>个电子</w:t>
-      </w:r>
-      <w:r>
-        <w:rPr>
-          <w:rFonts w:hint="eastAsia" w:ascii="Times New Roman" w:hAnsi="Times New Roman" w:eastAsia="Times New Roman" w:cs="Times New Roman"/>
-        </w:rPr>
-        <w:t>，</w:t>
-      </w:r>
-      <w:r>
-        <w:rPr>
-          <w:rFonts w:hint="eastAsia" w:ascii="Times New Roman" w:hAnsi="Times New Roman" w:eastAsia="FangSong" w:cs="Times New Roman"/>
-        </w:rPr>
-        <w:t>就只占据最低的成键轨道</w:t>
-      </w:r>
-      <w:r>
-        <w:rPr>
-          <w:rFonts w:hint="eastAsia" w:ascii="Times New Roman" w:hAnsi="Times New Roman" w:eastAsia="Times New Roman" w:cs="Times New Roman"/>
-        </w:rPr>
-        <w:t>，</w:t>
-      </w:r>
-      <w:r>
-        <w:rPr>
-          <w:rFonts w:hint="eastAsia" w:ascii="Times New Roman" w:hAnsi="Times New Roman" w:eastAsia="FangSong" w:cs="Times New Roman"/>
-        </w:rPr>
-        <w:t>于是得到</w:t>
-      </w:r>
-      <w:r>
-        <w:rPr>
-          <w:rFonts w:hint="eastAsia" w:ascii="Times New Roman" w:hAnsi="Times New Roman" w:eastAsia="Times New Roman" w:cs="Times New Roman"/>
-        </w:rPr>
-        <w:t>：</w:t>
-      </w:r>
-    </w:p>
-    <w:p>
-      <w:pPr>
-        <w:pStyle w:val="Compact"/>
-        <w:numPr>
-          <w:ilvl w:val="0"/>
-          <w:numId w:val="1013"/>
-        </w:numPr>
-      </w:pPr>
-      <w:r>
-        <w:rPr>
-          <w:rFonts w:hint="eastAsia" w:ascii="Times New Roman" w:hAnsi="Times New Roman" w:eastAsia="FangSong" w:cs="Times New Roman"/>
-        </w:rPr>
-        <w:t xml:space="preserve">三个原子之间存在净稳定化</w:t>
-      </w:r>
-    </w:p>
-    <w:p>
-      <w:pPr>
-        <w:pStyle w:val="Compact"/>
-        <w:numPr>
-          <w:ilvl w:val="0"/>
-          <w:numId w:val="1013"/>
-        </w:numPr>
-      </w:pPr>
-      <w:r>
-        <w:rPr>
-          <w:rFonts w:hint="eastAsia" w:ascii="Times New Roman" w:hAnsi="Times New Roman" w:eastAsia="FangSong" w:cs="Times New Roman"/>
-        </w:rPr>
-        <w:t>但稳定化程度小于两中心双电子</w:t>
-      </w:r>
-      <w:r>
-        <w:rPr>
-          <w:rFonts w:hint="eastAsia" w:ascii="Times New Roman" w:hAnsi="Times New Roman" w:eastAsia="Times New Roman" w:cs="Times New Roman"/>
-        </w:rPr>
-        <w:t>“</w:t>
-      </w:r>
-      <w:r>
-        <w:rPr>
-          <w:rFonts w:hint="eastAsia" w:ascii="Times New Roman" w:hAnsi="Times New Roman" w:eastAsia="FangSong" w:cs="Times New Roman"/>
-        </w:rPr>
-        <w:t>纯局域成键</w:t>
-      </w:r>
-      <w:r>
-        <w:rPr>
-          <w:rFonts w:hint="eastAsia" w:ascii="Times New Roman" w:hAnsi="Times New Roman" w:eastAsia="Times New Roman" w:cs="Times New Roman"/>
-        </w:rPr>
-        <w:t>”</w:t>
-      </w:r>
-    </w:p>
-    <w:p>
-      <w:pPr>
-        <w:pStyle w:val="Compact"/>
-        <w:numPr>
-          <w:ilvl w:val="0"/>
-          <w:numId w:val="1013"/>
         </w:numPr>
       </w:pPr>
       <w:r>
@@ -2913,7 +3113,7 @@
         <w:pStyle w:val="Compact"/>
         <w:numPr>
           <w:ilvl w:val="0"/>
-          <w:numId w:val="1014"/>
+          <w:numId w:val="1013"/>
         </w:numPr>
       </w:pPr>
       <w:r>
@@ -2976,7 +3176,7 @@
         <w:pStyle w:val="Compact"/>
         <w:numPr>
           <w:ilvl w:val="0"/>
-          <w:numId w:val="1014"/>
+          <w:numId w:val="1013"/>
         </w:numPr>
       </w:pPr>
       <w:r>
@@ -3039,7 +3239,7 @@
         <w:pStyle w:val="Compact"/>
         <w:numPr>
           <w:ilvl w:val="0"/>
-          <w:numId w:val="1014"/>
+          <w:numId w:val="1013"/>
         </w:numPr>
       </w:pPr>
       <w:r>
@@ -3320,20 +3520,118 @@
         <w:pStyle w:val="Compact"/>
         <w:numPr>
           <w:ilvl w:val="0"/>
+          <w:numId w:val="1014"/>
+        </w:numPr>
+      </w:pPr>
+      <w:r>
+        <w:rPr>
+          <w:rFonts w:ascii="Times New Roman" w:hAnsi="Times New Roman" w:eastAsia="Times New Roman" w:cs="Times New Roman"/>
+        </w:rPr>
+        <w:t xml:space="preserve">Be </w:t>
+      </w:r>
+      <w:r>
+        <w:rPr>
+          <w:rFonts w:hint="eastAsia" w:ascii="Times New Roman" w:hAnsi="Times New Roman" w:eastAsia="FangSong" w:cs="Times New Roman"/>
+        </w:rPr>
+        <w:t xml:space="preserve">是典型缺电子主族元素</w:t>
+      </w:r>
+    </w:p>
+    <w:p>
+      <w:pPr>
+        <w:pStyle w:val="Compact"/>
+        <w:numPr>
+          <w:ilvl w:val="0"/>
+          <w:numId w:val="1014"/>
+        </w:numPr>
+      </w:pPr>
+      <w:r>
+        <w:rPr>
+          <w:rFonts w:hint="eastAsia" w:ascii="Times New Roman" w:hAnsi="Times New Roman" w:eastAsia="FangSong" w:cs="Times New Roman"/>
+        </w:rPr>
+        <w:t xml:space="preserve">它不必照搬过渡金属夹心配合物的图像</w:t>
+      </w:r>
+    </w:p>
+    <w:p>
+      <w:pPr>
+        <w:pStyle w:val="Compact"/>
+        <w:numPr>
+          <w:ilvl w:val="0"/>
+          <w:numId w:val="1014"/>
+        </w:numPr>
+      </w:pPr>
+      <w:r>
+        <w:rPr>
+          <w:rFonts w:hint="eastAsia" w:ascii="Times New Roman" w:hAnsi="Times New Roman" w:eastAsia="FangSong" w:cs="Times New Roman"/>
+        </w:rPr>
+        <w:t>形式氧化态</w:t>
+      </w:r>
+      <w:r>
+        <w:rPr>
+          <w:rFonts w:hint="eastAsia" w:ascii="Times New Roman" w:hAnsi="Times New Roman" w:eastAsia="Times New Roman" w:cs="Times New Roman"/>
+        </w:rPr>
+        <w:t>、</w:t>
+      </w:r>
+      <w:r>
+        <w:rPr>
+          <w:rFonts w:hint="eastAsia" w:ascii="Times New Roman" w:hAnsi="Times New Roman" w:eastAsia="FangSong" w:cs="Times New Roman"/>
+        </w:rPr>
+        <w:t>局域路易斯式与真实电子离域可能并不完全一致</w:t>
+      </w:r>
+    </w:p>
+    <w:p>
+      <w:pPr>
+        <w:pStyle w:val="FirstParagraph"/>
+      </w:pPr>
+      <w:r>
+        <w:rPr>
+          <w:rFonts w:hint="eastAsia" w:ascii="Times New Roman" w:hAnsi="Times New Roman" w:eastAsia="FangSong" w:cs="Times New Roman"/>
+        </w:rPr>
+        <w:t>在这种题里</w:t>
+      </w:r>
+      <w:r>
+        <w:rPr>
+          <w:rFonts w:hint="eastAsia" w:ascii="Times New Roman" w:hAnsi="Times New Roman" w:eastAsia="Times New Roman" w:cs="Times New Roman"/>
+        </w:rPr>
+        <w:t>，</w:t>
+      </w:r>
+      <w:r>
+        <w:rPr>
+          <w:rFonts w:hint="eastAsia" w:ascii="Times New Roman" w:hAnsi="Times New Roman" w:eastAsia="FangSong" w:cs="Times New Roman"/>
+        </w:rPr>
+        <w:t>真正高分的思路通常是</w:t>
+      </w:r>
+      <w:r>
+        <w:rPr>
+          <w:rFonts w:hint="eastAsia" w:ascii="Times New Roman" w:hAnsi="Times New Roman" w:eastAsia="Times New Roman" w:cs="Times New Roman"/>
+        </w:rPr>
+        <w:t>：</w:t>
+      </w:r>
+    </w:p>
+    <w:p>
+      <w:pPr>
+        <w:pStyle w:val="Compact"/>
+        <w:numPr>
+          <w:ilvl w:val="0"/>
           <w:numId w:val="1015"/>
         </w:numPr>
       </w:pPr>
       <w:r>
         <w:rPr>
-          <w:rFonts w:ascii="Times New Roman" w:hAnsi="Times New Roman" w:eastAsia="Times New Roman" w:cs="Times New Roman"/>
-        </w:rPr>
-        <w:t xml:space="preserve">Be </w:t>
-      </w:r>
-      <w:r>
-        <w:rPr>
-          <w:rFonts w:hint="eastAsia" w:ascii="Times New Roman" w:hAnsi="Times New Roman" w:eastAsia="FangSong" w:cs="Times New Roman"/>
-        </w:rPr>
-        <w:t xml:space="preserve">是典型缺电子主族元素</w:t>
+          <w:rFonts w:hint="eastAsia" w:ascii="Times New Roman" w:hAnsi="Times New Roman" w:eastAsia="FangSong" w:cs="Times New Roman"/>
+        </w:rPr>
+        <w:t>先数电子</w:t>
+      </w:r>
+      <w:r>
+        <w:rPr>
+          <w:rFonts w:hint="eastAsia" w:ascii="Times New Roman" w:hAnsi="Times New Roman" w:eastAsia="Times New Roman" w:cs="Times New Roman"/>
+        </w:rPr>
+        <w:t>，</w:t>
+      </w:r>
+      <w:r>
+        <w:rPr>
+          <w:rFonts w:hint="eastAsia" w:ascii="Times New Roman" w:hAnsi="Times New Roman" w:eastAsia="FangSong" w:cs="Times New Roman"/>
+        </w:rPr>
+        <w:t>判断是否容易缺电子</w:t>
       </w:r>
     </w:p>
     <w:p>
@@ -3348,7 +3646,31 @@
         <w:rPr>
           <w:rFonts w:hint="eastAsia" w:ascii="Times New Roman" w:hAnsi="Times New Roman" w:eastAsia="FangSong" w:cs="Times New Roman"/>
         </w:rPr>
-        <w:t xml:space="preserve">它不必照搬过渡金属夹心配合物的图像</w:t>
+        <w:t>再看是否可能通过桥联</w:t>
+      </w:r>
+      <w:r>
+        <w:rPr>
+          <w:rFonts w:hint="eastAsia" w:ascii="Times New Roman" w:hAnsi="Times New Roman" w:eastAsia="Times New Roman" w:cs="Times New Roman"/>
+        </w:rPr>
+        <w:t>、</w:t>
+      </w:r>
+      <w:r>
+        <w:rPr>
+          <w:rFonts w:hint="eastAsia" w:ascii="Times New Roman" w:hAnsi="Times New Roman" w:eastAsia="FangSong" w:cs="Times New Roman"/>
+        </w:rPr>
+        <w:t>多中心成键</w:t>
+      </w:r>
+      <w:r>
+        <w:rPr>
+          <w:rFonts w:hint="eastAsia" w:ascii="Times New Roman" w:hAnsi="Times New Roman" w:eastAsia="Times New Roman" w:cs="Times New Roman"/>
+        </w:rPr>
+        <w:t>、</w:t>
+      </w:r>
+      <w:r>
+        <w:rPr>
+          <w:rFonts w:hint="eastAsia" w:ascii="Times New Roman" w:hAnsi="Times New Roman" w:eastAsia="FangSong" w:cs="Times New Roman"/>
+        </w:rPr>
+        <w:t>动态重排来分散电子不足</w:t>
       </w:r>
     </w:p>
     <w:p>
@@ -3357,128 +3679,6 @@
         <w:numPr>
           <w:ilvl w:val="0"/>
           <w:numId w:val="1015"/>
-        </w:numPr>
-      </w:pPr>
-      <w:r>
-        <w:rPr>
-          <w:rFonts w:hint="eastAsia" w:ascii="Times New Roman" w:hAnsi="Times New Roman" w:eastAsia="FangSong" w:cs="Times New Roman"/>
-        </w:rPr>
-        <w:t>形式氧化态</w:t>
-      </w:r>
-      <w:r>
-        <w:rPr>
-          <w:rFonts w:hint="eastAsia" w:ascii="Times New Roman" w:hAnsi="Times New Roman" w:eastAsia="Times New Roman" w:cs="Times New Roman"/>
-        </w:rPr>
-        <w:t>、</w:t>
-      </w:r>
-      <w:r>
-        <w:rPr>
-          <w:rFonts w:hint="eastAsia" w:ascii="Times New Roman" w:hAnsi="Times New Roman" w:eastAsia="FangSong" w:cs="Times New Roman"/>
-        </w:rPr>
-        <w:t>局域路易斯式与真实电子离域可能并不完全一致</w:t>
-      </w:r>
-    </w:p>
-    <w:p>
-      <w:pPr>
-        <w:pStyle w:val="FirstParagraph"/>
-      </w:pPr>
-      <w:r>
-        <w:rPr>
-          <w:rFonts w:hint="eastAsia" w:ascii="Times New Roman" w:hAnsi="Times New Roman" w:eastAsia="FangSong" w:cs="Times New Roman"/>
-        </w:rPr>
-        <w:t>在这种题里</w:t>
-      </w:r>
-      <w:r>
-        <w:rPr>
-          <w:rFonts w:hint="eastAsia" w:ascii="Times New Roman" w:hAnsi="Times New Roman" w:eastAsia="Times New Roman" w:cs="Times New Roman"/>
-        </w:rPr>
-        <w:t>，</w:t>
-      </w:r>
-      <w:r>
-        <w:rPr>
-          <w:rFonts w:hint="eastAsia" w:ascii="Times New Roman" w:hAnsi="Times New Roman" w:eastAsia="FangSong" w:cs="Times New Roman"/>
-        </w:rPr>
-        <w:t>真正高分的思路通常是</w:t>
-      </w:r>
-      <w:r>
-        <w:rPr>
-          <w:rFonts w:hint="eastAsia" w:ascii="Times New Roman" w:hAnsi="Times New Roman" w:eastAsia="Times New Roman" w:cs="Times New Roman"/>
-        </w:rPr>
-        <w:t>：</w:t>
-      </w:r>
-    </w:p>
-    <w:p>
-      <w:pPr>
-        <w:pStyle w:val="Compact"/>
-        <w:numPr>
-          <w:ilvl w:val="0"/>
-          <w:numId w:val="1016"/>
-        </w:numPr>
-      </w:pPr>
-      <w:r>
-        <w:rPr>
-          <w:rFonts w:hint="eastAsia" w:ascii="Times New Roman" w:hAnsi="Times New Roman" w:eastAsia="FangSong" w:cs="Times New Roman"/>
-        </w:rPr>
-        <w:t>先数电子</w:t>
-      </w:r>
-      <w:r>
-        <w:rPr>
-          <w:rFonts w:hint="eastAsia" w:ascii="Times New Roman" w:hAnsi="Times New Roman" w:eastAsia="Times New Roman" w:cs="Times New Roman"/>
-        </w:rPr>
-        <w:t>，</w:t>
-      </w:r>
-      <w:r>
-        <w:rPr>
-          <w:rFonts w:hint="eastAsia" w:ascii="Times New Roman" w:hAnsi="Times New Roman" w:eastAsia="FangSong" w:cs="Times New Roman"/>
-        </w:rPr>
-        <w:t>判断是否容易缺电子</w:t>
-      </w:r>
-    </w:p>
-    <w:p>
-      <w:pPr>
-        <w:pStyle w:val="Compact"/>
-        <w:numPr>
-          <w:ilvl w:val="0"/>
-          <w:numId w:val="1016"/>
-        </w:numPr>
-      </w:pPr>
-      <w:r>
-        <w:rPr>
-          <w:rFonts w:hint="eastAsia" w:ascii="Times New Roman" w:hAnsi="Times New Roman" w:eastAsia="FangSong" w:cs="Times New Roman"/>
-        </w:rPr>
-        <w:t>再看是否可能通过桥联</w:t>
-      </w:r>
-      <w:r>
-        <w:rPr>
-          <w:rFonts w:hint="eastAsia" w:ascii="Times New Roman" w:hAnsi="Times New Roman" w:eastAsia="Times New Roman" w:cs="Times New Roman"/>
-        </w:rPr>
-        <w:t>、</w:t>
-      </w:r>
-      <w:r>
-        <w:rPr>
-          <w:rFonts w:hint="eastAsia" w:ascii="Times New Roman" w:hAnsi="Times New Roman" w:eastAsia="FangSong" w:cs="Times New Roman"/>
-        </w:rPr>
-        <w:t>多中心成键</w:t>
-      </w:r>
-      <w:r>
-        <w:rPr>
-          <w:rFonts w:hint="eastAsia" w:ascii="Times New Roman" w:hAnsi="Times New Roman" w:eastAsia="Times New Roman" w:cs="Times New Roman"/>
-        </w:rPr>
-        <w:t>、</w:t>
-      </w:r>
-      <w:r>
-        <w:rPr>
-          <w:rFonts w:hint="eastAsia" w:ascii="Times New Roman" w:hAnsi="Times New Roman" w:eastAsia="FangSong" w:cs="Times New Roman"/>
-        </w:rPr>
-        <w:t>动态重排来分散电子不足</w:t>
-      </w:r>
-    </w:p>
-    <w:p>
-      <w:pPr>
-        <w:pStyle w:val="Compact"/>
-        <w:numPr>
-          <w:ilvl w:val="0"/>
-          <w:numId w:val="1016"/>
         </w:numPr>
       </w:pPr>
       <w:r>
@@ -3841,7 +4041,7 @@
         <w:pStyle w:val="Compact"/>
         <w:numPr>
           <w:ilvl w:val="0"/>
-          <w:numId w:val="1017"/>
+          <w:numId w:val="1016"/>
         </w:numPr>
       </w:pPr>
       <w:r>
@@ -3856,7 +4056,7 @@
         <w:pStyle w:val="Compact"/>
         <w:numPr>
           <w:ilvl w:val="0"/>
-          <w:numId w:val="1017"/>
+          <w:numId w:val="1016"/>
         </w:numPr>
       </w:pPr>
       <w:r>
@@ -3926,7 +4126,7 @@
         <w:pStyle w:val="Compact"/>
         <w:numPr>
           <w:ilvl w:val="0"/>
-          <w:numId w:val="1018"/>
+          <w:numId w:val="1017"/>
         </w:numPr>
       </w:pPr>
       <m:oMath>
@@ -4011,6 +4211,89 @@
         <w:pStyle w:val="Compact"/>
         <w:numPr>
           <w:ilvl w:val="0"/>
+          <w:numId w:val="1017"/>
+        </w:numPr>
+      </w:pPr>
+      <w:r>
+        <w:rPr>
+          <w:rFonts w:hint="eastAsia" w:ascii="Times New Roman" w:hAnsi="Times New Roman" w:eastAsia="FangSong" w:cs="Times New Roman"/>
+        </w:rPr>
+        <w:t xml:space="preserve">环丙烷与环丙基相关体系</w:t>
+      </w:r>
+    </w:p>
+    <w:p>
+      <w:pPr>
+        <w:pStyle w:val="Compact"/>
+        <w:numPr>
+          <w:ilvl w:val="0"/>
+          <w:numId w:val="1017"/>
+        </w:numPr>
+      </w:pPr>
+      <w:r>
+        <w:rPr>
+          <w:rFonts w:hint="eastAsia" w:ascii="Times New Roman" w:hAnsi="Times New Roman" w:eastAsia="FangSong" w:cs="Times New Roman"/>
+        </w:rPr>
+        <w:t xml:space="preserve">缺电子或正离子体系的非经典稳定化</w:t>
+      </w:r>
+    </w:p>
+    <w:p>
+      <w:pPr>
+        <w:pStyle w:val="FirstParagraph"/>
+      </w:pPr>
+      <w:r>
+        <w:rPr>
+          <w:rFonts w:hint="eastAsia" w:ascii="Times New Roman" w:hAnsi="Times New Roman" w:eastAsia="FangSong" w:cs="Times New Roman"/>
+        </w:rPr>
+        <w:t>对竞赛来说</w:t>
+      </w:r>
+      <w:r>
+        <w:rPr>
+          <w:rFonts w:hint="eastAsia" w:ascii="Times New Roman" w:hAnsi="Times New Roman" w:eastAsia="Times New Roman" w:cs="Times New Roman"/>
+        </w:rPr>
+        <w:t>，</w:t>
+      </w:r>
+      <w:r>
+        <w:rPr>
+          <w:rFonts w:hint="eastAsia" w:ascii="Times New Roman" w:hAnsi="Times New Roman" w:eastAsia="FangSong" w:cs="Times New Roman"/>
+        </w:rPr>
+        <w:t>不一定要求你完整画出标准</w:t>
+      </w:r>
+      <w:r>
+        <w:rPr>
+          <w:rFonts w:ascii="Times New Roman" w:hAnsi="Times New Roman" w:eastAsia="Times New Roman" w:cs="Times New Roman"/>
+        </w:rPr>
+        <w:t xml:space="preserve"> Walsh </w:t>
+      </w:r>
+      <w:r>
+        <w:rPr>
+          <w:rFonts w:hint="eastAsia" w:ascii="Times New Roman" w:hAnsi="Times New Roman" w:eastAsia="FangSong" w:cs="Times New Roman"/>
+        </w:rPr>
+        <w:t>图</w:t>
+      </w:r>
+      <w:r>
+        <w:rPr>
+          <w:rFonts w:hint="eastAsia" w:ascii="Times New Roman" w:hAnsi="Times New Roman" w:eastAsia="Times New Roman" w:cs="Times New Roman"/>
+        </w:rPr>
+        <w:t>，</w:t>
+      </w:r>
+      <w:r>
+        <w:rPr>
+          <w:rFonts w:hint="eastAsia" w:ascii="Times New Roman" w:hAnsi="Times New Roman" w:eastAsia="FangSong" w:cs="Times New Roman"/>
+        </w:rPr>
+        <w:t>但经常要求你有这种判断直觉</w:t>
+      </w:r>
+      <w:r>
+        <w:rPr>
+          <w:rFonts w:hint="eastAsia" w:ascii="Times New Roman" w:hAnsi="Times New Roman" w:eastAsia="Times New Roman" w:cs="Times New Roman"/>
+        </w:rPr>
+        <w:t>：</w:t>
+      </w:r>
+    </w:p>
+    <w:p>
+      <w:pPr>
+        <w:pStyle w:val="Compact"/>
+        <w:numPr>
+          <w:ilvl w:val="0"/>
           <w:numId w:val="1018"/>
         </w:numPr>
       </w:pPr>
@@ -4018,7 +4301,7 @@
         <w:rPr>
           <w:rFonts w:hint="eastAsia" w:ascii="Times New Roman" w:hAnsi="Times New Roman" w:eastAsia="FangSong" w:cs="Times New Roman"/>
         </w:rPr>
-        <w:t xml:space="preserve">环丙烷与环丙基相关体系</w:t>
+        <w:t xml:space="preserve">某个轨道在弯曲后更稳定还是更不稳定</w:t>
       </w:r>
     </w:p>
     <w:p>
@@ -4027,89 +4310,6 @@
         <w:numPr>
           <w:ilvl w:val="0"/>
           <w:numId w:val="1018"/>
-        </w:numPr>
-      </w:pPr>
-      <w:r>
-        <w:rPr>
-          <w:rFonts w:hint="eastAsia" w:ascii="Times New Roman" w:hAnsi="Times New Roman" w:eastAsia="FangSong" w:cs="Times New Roman"/>
-        </w:rPr>
-        <w:t xml:space="preserve">缺电子或正离子体系的非经典稳定化</w:t>
-      </w:r>
-    </w:p>
-    <w:p>
-      <w:pPr>
-        <w:pStyle w:val="FirstParagraph"/>
-      </w:pPr>
-      <w:r>
-        <w:rPr>
-          <w:rFonts w:hint="eastAsia" w:ascii="Times New Roman" w:hAnsi="Times New Roman" w:eastAsia="FangSong" w:cs="Times New Roman"/>
-        </w:rPr>
-        <w:t>对竞赛来说</w:t>
-      </w:r>
-      <w:r>
-        <w:rPr>
-          <w:rFonts w:hint="eastAsia" w:ascii="Times New Roman" w:hAnsi="Times New Roman" w:eastAsia="Times New Roman" w:cs="Times New Roman"/>
-        </w:rPr>
-        <w:t>，</w:t>
-      </w:r>
-      <w:r>
-        <w:rPr>
-          <w:rFonts w:hint="eastAsia" w:ascii="Times New Roman" w:hAnsi="Times New Roman" w:eastAsia="FangSong" w:cs="Times New Roman"/>
-        </w:rPr>
-        <w:t>不一定要求你完整画出标准</w:t>
-      </w:r>
-      <w:r>
-        <w:rPr>
-          <w:rFonts w:ascii="Times New Roman" w:hAnsi="Times New Roman" w:eastAsia="Times New Roman" w:cs="Times New Roman"/>
-        </w:rPr>
-        <w:t xml:space="preserve"> Walsh </w:t>
-      </w:r>
-      <w:r>
-        <w:rPr>
-          <w:rFonts w:hint="eastAsia" w:ascii="Times New Roman" w:hAnsi="Times New Roman" w:eastAsia="FangSong" w:cs="Times New Roman"/>
-        </w:rPr>
-        <w:t>图</w:t>
-      </w:r>
-      <w:r>
-        <w:rPr>
-          <w:rFonts w:hint="eastAsia" w:ascii="Times New Roman" w:hAnsi="Times New Roman" w:eastAsia="Times New Roman" w:cs="Times New Roman"/>
-        </w:rPr>
-        <w:t>，</w:t>
-      </w:r>
-      <w:r>
-        <w:rPr>
-          <w:rFonts w:hint="eastAsia" w:ascii="Times New Roman" w:hAnsi="Times New Roman" w:eastAsia="FangSong" w:cs="Times New Roman"/>
-        </w:rPr>
-        <w:t>但经常要求你有这种判断直觉</w:t>
-      </w:r>
-      <w:r>
-        <w:rPr>
-          <w:rFonts w:hint="eastAsia" w:ascii="Times New Roman" w:hAnsi="Times New Roman" w:eastAsia="Times New Roman" w:cs="Times New Roman"/>
-        </w:rPr>
-        <w:t>：</w:t>
-      </w:r>
-    </w:p>
-    <w:p>
-      <w:pPr>
-        <w:pStyle w:val="Compact"/>
-        <w:numPr>
-          <w:ilvl w:val="0"/>
-          <w:numId w:val="1019"/>
-        </w:numPr>
-      </w:pPr>
-      <w:r>
-        <w:rPr>
-          <w:rFonts w:hint="eastAsia" w:ascii="Times New Roman" w:hAnsi="Times New Roman" w:eastAsia="FangSong" w:cs="Times New Roman"/>
-        </w:rPr>
-        <w:t xml:space="preserve">某个轨道在弯曲后更稳定还是更不稳定</w:t>
-      </w:r>
-    </w:p>
-    <w:p>
-      <w:pPr>
-        <w:pStyle w:val="Compact"/>
-        <w:numPr>
-          <w:ilvl w:val="0"/>
-          <w:numId w:val="1019"/>
         </w:numPr>
       </w:pPr>
       <w:r>
@@ -4293,7 +4493,7 @@
         <w:pStyle w:val="Compact"/>
         <w:numPr>
           <w:ilvl w:val="0"/>
-          <w:numId w:val="1020"/>
+          <w:numId w:val="1019"/>
         </w:numPr>
       </w:pPr>
       <w:r>
@@ -4308,7 +4508,7 @@
         <w:pStyle w:val="Compact"/>
         <w:numPr>
           <w:ilvl w:val="0"/>
-          <w:numId w:val="1020"/>
+          <w:numId w:val="1019"/>
         </w:numPr>
       </w:pPr>
       <w:r>
@@ -4346,6 +4546,127 @@
         <w:pStyle w:val="Compact"/>
         <w:numPr>
           <w:ilvl w:val="0"/>
+          <w:numId w:val="1019"/>
+        </w:numPr>
+      </w:pPr>
+      <w:r>
+        <w:rPr>
+          <w:rFonts w:hint="eastAsia" w:ascii="Times New Roman" w:hAnsi="Times New Roman" w:eastAsia="FangSong" w:cs="Times New Roman"/>
+        </w:rPr>
+        <w:t xml:space="preserve">对相邻碳正离子有异常稳定作用</w:t>
+      </w:r>
+    </w:p>
+    <w:p>
+      <w:pPr>
+        <w:pStyle w:val="FirstParagraph"/>
+      </w:pPr>
+      <w:r>
+        <w:rPr>
+          <w:rFonts w:hint="eastAsia" w:ascii="Times New Roman" w:hAnsi="Times New Roman" w:eastAsia="FangSong" w:cs="Times New Roman"/>
+        </w:rPr>
+        <w:t xml:space="preserve">这正是</w:t>
+      </w:r>
+      <w:r>
+        <w:rPr>
+          <w:rFonts w:ascii="Times New Roman" w:hAnsi="Times New Roman" w:eastAsia="Times New Roman" w:cs="Times New Roman"/>
+        </w:rPr>
+        <w:t xml:space="preserve"> </w:t>
+      </w:r>
+      <w:r>
+        <w:rPr>
+          <w:rFonts w:hint="eastAsia" w:ascii="Times New Roman" w:hAnsi="Times New Roman" w:eastAsia="FangSong" w:cs="Times New Roman"/>
+        </w:rPr>
+        <w:t>题</w:t>
+      </w:r>
+      <w:r>
+        <w:rPr>
+          <w:rFonts w:hint="eastAsia" w:ascii="Times New Roman" w:hAnsi="Times New Roman" w:eastAsia="Times New Roman" w:cs="Times New Roman"/>
+        </w:rPr>
+        <w:t>-036-9-</w:t>
+      </w:r>
+      <w:r>
+        <w:rPr>
+          <w:rFonts w:hint="eastAsia" w:ascii="Times New Roman" w:hAnsi="Times New Roman" w:eastAsia="FangSong" w:cs="Times New Roman"/>
+        </w:rPr>
+        <w:t>分子内</w:t>
+      </w:r>
+      <w:r>
+        <w:rPr>
+          <w:rFonts w:hint="eastAsia" w:ascii="Times New Roman" w:hAnsi="Times New Roman" w:eastAsia="Times New Roman" w:cs="Times New Roman"/>
+        </w:rPr>
+        <w:t>5</w:t>
+      </w:r>
+      <w:r>
+        <w:rPr>
+          <w:rFonts w:hint="eastAsia" w:ascii="Times New Roman" w:hAnsi="Times New Roman" w:eastAsia="FangSong" w:cs="Times New Roman"/>
+        </w:rPr>
+        <w:t>加</w:t>
+      </w:r>
+      <w:r>
+        <w:rPr>
+          <w:rFonts w:hint="eastAsia" w:ascii="Times New Roman" w:hAnsi="Times New Roman" w:eastAsia="Times New Roman" w:cs="Times New Roman"/>
+        </w:rPr>
+        <w:t>2</w:t>
+      </w:r>
+      <w:r>
+        <w:rPr>
+          <w:rFonts w:hint="eastAsia" w:ascii="Times New Roman" w:hAnsi="Times New Roman" w:eastAsia="FangSong" w:cs="Times New Roman"/>
+        </w:rPr>
+        <w:t>环加成产物</w:t>
+      </w:r>
+      <w:r>
+        <w:rPr>
+          <w:rFonts w:ascii="Times New Roman" w:hAnsi="Times New Roman" w:eastAsia="Times New Roman" w:cs="Times New Roman"/>
+        </w:rPr>
+        <w:t xml:space="preserve"> </w:t>
+      </w:r>
+      <w:r>
+        <w:rPr>
+          <w:rFonts w:hint="eastAsia" w:ascii="Times New Roman" w:hAnsi="Times New Roman" w:eastAsia="FangSong" w:cs="Times New Roman"/>
+        </w:rPr>
+        <w:t>的底层原因</w:t>
+      </w:r>
+      <w:r>
+        <w:rPr>
+          <w:rFonts w:hint="eastAsia" w:ascii="Times New Roman" w:hAnsi="Times New Roman" w:eastAsia="Times New Roman" w:cs="Times New Roman"/>
+        </w:rPr>
+        <w:t>。</w:t>
+      </w:r>
+    </w:p>
+    <w:p>
+      <w:pPr>
+        <w:pStyle w:val="BodyText"/>
+      </w:pPr>
+      <w:r>
+        <w:rPr>
+          <w:rFonts w:hint="eastAsia" w:ascii="Times New Roman" w:hAnsi="Times New Roman" w:eastAsia="FangSong" w:cs="Times New Roman"/>
+        </w:rPr>
+        <w:t>题目表面在考机理推断</w:t>
+      </w:r>
+      <w:r>
+        <w:rPr>
+          <w:rFonts w:hint="eastAsia" w:ascii="Times New Roman" w:hAnsi="Times New Roman" w:eastAsia="Times New Roman" w:cs="Times New Roman"/>
+        </w:rPr>
+        <w:t>，</w:t>
+      </w:r>
+      <w:r>
+        <w:rPr>
+          <w:rFonts w:hint="eastAsia" w:ascii="Times New Roman" w:hAnsi="Times New Roman" w:eastAsia="FangSong" w:cs="Times New Roman"/>
+        </w:rPr>
+        <w:t>但真正的结构化学核心是</w:t>
+      </w:r>
+      <w:r>
+        <w:rPr>
+          <w:rFonts w:hint="eastAsia" w:ascii="Times New Roman" w:hAnsi="Times New Roman" w:eastAsia="Times New Roman" w:cs="Times New Roman"/>
+        </w:rPr>
+        <w:t>：</w:t>
+      </w:r>
+    </w:p>
+    <w:p>
+      <w:pPr>
+        <w:pStyle w:val="Compact"/>
+        <w:numPr>
+          <w:ilvl w:val="0"/>
           <w:numId w:val="1020"/>
         </w:numPr>
       </w:pPr>
@@ -4353,127 +4674,6 @@
         <w:rPr>
           <w:rFonts w:hint="eastAsia" w:ascii="Times New Roman" w:hAnsi="Times New Roman" w:eastAsia="FangSong" w:cs="Times New Roman"/>
         </w:rPr>
-        <w:t xml:space="preserve">对相邻碳正离子有异常稳定作用</w:t>
-      </w:r>
-    </w:p>
-    <w:p>
-      <w:pPr>
-        <w:pStyle w:val="FirstParagraph"/>
-      </w:pPr>
-      <w:r>
-        <w:rPr>
-          <w:rFonts w:hint="eastAsia" w:ascii="Times New Roman" w:hAnsi="Times New Roman" w:eastAsia="FangSong" w:cs="Times New Roman"/>
-        </w:rPr>
-        <w:t xml:space="preserve">这正是</w:t>
-      </w:r>
-      <w:r>
-        <w:rPr>
-          <w:rFonts w:ascii="Times New Roman" w:hAnsi="Times New Roman" w:eastAsia="Times New Roman" w:cs="Times New Roman"/>
-        </w:rPr>
-        <w:t xml:space="preserve"> </w:t>
-      </w:r>
-      <w:r>
-        <w:rPr>
-          <w:rFonts w:hint="eastAsia" w:ascii="Times New Roman" w:hAnsi="Times New Roman" w:eastAsia="FangSong" w:cs="Times New Roman"/>
-        </w:rPr>
-        <w:t>题</w:t>
-      </w:r>
-      <w:r>
-        <w:rPr>
-          <w:rFonts w:hint="eastAsia" w:ascii="Times New Roman" w:hAnsi="Times New Roman" w:eastAsia="Times New Roman" w:cs="Times New Roman"/>
-        </w:rPr>
-        <w:t>-036-9-</w:t>
-      </w:r>
-      <w:r>
-        <w:rPr>
-          <w:rFonts w:hint="eastAsia" w:ascii="Times New Roman" w:hAnsi="Times New Roman" w:eastAsia="FangSong" w:cs="Times New Roman"/>
-        </w:rPr>
-        <w:t>分子内</w:t>
-      </w:r>
-      <w:r>
-        <w:rPr>
-          <w:rFonts w:hint="eastAsia" w:ascii="Times New Roman" w:hAnsi="Times New Roman" w:eastAsia="Times New Roman" w:cs="Times New Roman"/>
-        </w:rPr>
-        <w:t>5</w:t>
-      </w:r>
-      <w:r>
-        <w:rPr>
-          <w:rFonts w:hint="eastAsia" w:ascii="Times New Roman" w:hAnsi="Times New Roman" w:eastAsia="FangSong" w:cs="Times New Roman"/>
-        </w:rPr>
-        <w:t>加</w:t>
-      </w:r>
-      <w:r>
-        <w:rPr>
-          <w:rFonts w:hint="eastAsia" w:ascii="Times New Roman" w:hAnsi="Times New Roman" w:eastAsia="Times New Roman" w:cs="Times New Roman"/>
-        </w:rPr>
-        <w:t>2</w:t>
-      </w:r>
-      <w:r>
-        <w:rPr>
-          <w:rFonts w:hint="eastAsia" w:ascii="Times New Roman" w:hAnsi="Times New Roman" w:eastAsia="FangSong" w:cs="Times New Roman"/>
-        </w:rPr>
-        <w:t>环加成产物</w:t>
-      </w:r>
-      <w:r>
-        <w:rPr>
-          <w:rFonts w:ascii="Times New Roman" w:hAnsi="Times New Roman" w:eastAsia="Times New Roman" w:cs="Times New Roman"/>
-        </w:rPr>
-        <w:t xml:space="preserve"> </w:t>
-      </w:r>
-      <w:r>
-        <w:rPr>
-          <w:rFonts w:hint="eastAsia" w:ascii="Times New Roman" w:hAnsi="Times New Roman" w:eastAsia="FangSong" w:cs="Times New Roman"/>
-        </w:rPr>
-        <w:t>的底层原因</w:t>
-      </w:r>
-      <w:r>
-        <w:rPr>
-          <w:rFonts w:hint="eastAsia" w:ascii="Times New Roman" w:hAnsi="Times New Roman" w:eastAsia="Times New Roman" w:cs="Times New Roman"/>
-        </w:rPr>
-        <w:t>。</w:t>
-      </w:r>
-    </w:p>
-    <w:p>
-      <w:pPr>
-        <w:pStyle w:val="BodyText"/>
-      </w:pPr>
-      <w:r>
-        <w:rPr>
-          <w:rFonts w:hint="eastAsia" w:ascii="Times New Roman" w:hAnsi="Times New Roman" w:eastAsia="FangSong" w:cs="Times New Roman"/>
-        </w:rPr>
-        <w:t>题目表面在考机理推断</w:t>
-      </w:r>
-      <w:r>
-        <w:rPr>
-          <w:rFonts w:hint="eastAsia" w:ascii="Times New Roman" w:hAnsi="Times New Roman" w:eastAsia="Times New Roman" w:cs="Times New Roman"/>
-        </w:rPr>
-        <w:t>，</w:t>
-      </w:r>
-      <w:r>
-        <w:rPr>
-          <w:rFonts w:hint="eastAsia" w:ascii="Times New Roman" w:hAnsi="Times New Roman" w:eastAsia="FangSong" w:cs="Times New Roman"/>
-        </w:rPr>
-        <w:t>但真正的结构化学核心是</w:t>
-      </w:r>
-      <w:r>
-        <w:rPr>
-          <w:rFonts w:hint="eastAsia" w:ascii="Times New Roman" w:hAnsi="Times New Roman" w:eastAsia="Times New Roman" w:cs="Times New Roman"/>
-        </w:rPr>
-        <w:t>：</w:t>
-      </w:r>
-    </w:p>
-    <w:p>
-      <w:pPr>
-        <w:pStyle w:val="Compact"/>
-        <w:numPr>
-          <w:ilvl w:val="0"/>
-          <w:numId w:val="1021"/>
-        </w:numPr>
-      </w:pPr>
-      <w:r>
-        <w:rPr>
-          <w:rFonts w:hint="eastAsia" w:ascii="Times New Roman" w:hAnsi="Times New Roman" w:eastAsia="FangSong" w:cs="Times New Roman"/>
-        </w:rPr>
         <w:t xml:space="preserve">环丙基不是普通烷基</w:t>
       </w:r>
     </w:p>
@@ -4482,7 +4682,7 @@
         <w:pStyle w:val="Compact"/>
         <w:numPr>
           <w:ilvl w:val="0"/>
-          <w:numId w:val="1021"/>
+          <w:numId w:val="1020"/>
         </w:numPr>
       </w:pPr>
       <w:r>
@@ -4641,7 +4841,7 @@
         <w:pStyle w:val="Compact"/>
         <w:numPr>
           <w:ilvl w:val="0"/>
-          <w:numId w:val="1022"/>
+          <w:numId w:val="1021"/>
         </w:numPr>
       </w:pPr>
       <w:r>
@@ -4691,7 +4891,7 @@
         <w:pStyle w:val="Compact"/>
         <w:numPr>
           <w:ilvl w:val="0"/>
-          <w:numId w:val="1022"/>
+          <w:numId w:val="1021"/>
         </w:numPr>
       </w:pPr>
       <w:r>
@@ -4706,7 +4906,7 @@
         <w:pStyle w:val="Compact"/>
         <w:numPr>
           <w:ilvl w:val="0"/>
-          <w:numId w:val="1022"/>
+          <w:numId w:val="1021"/>
         </w:numPr>
       </w:pPr>
       <w:r>
@@ -4885,7 +5085,7 @@
         <w:pStyle w:val="Compact"/>
         <w:numPr>
           <w:ilvl w:val="0"/>
-          <w:numId w:val="1023"/>
+          <w:numId w:val="1022"/>
         </w:numPr>
       </w:pPr>
       <w:r>
@@ -4920,7 +5120,7 @@
         <w:pStyle w:val="Compact"/>
         <w:numPr>
           <w:ilvl w:val="0"/>
-          <w:numId w:val="1023"/>
+          <w:numId w:val="1022"/>
         </w:numPr>
       </w:pPr>
       <w:r>
@@ -4935,7 +5135,7 @@
         <w:pStyle w:val="Compact"/>
         <w:numPr>
           <w:ilvl w:val="0"/>
-          <w:numId w:val="1023"/>
+          <w:numId w:val="1022"/>
         </w:numPr>
       </w:pPr>
       <w:r>
@@ -5145,7 +5345,7 @@
         <w:pStyle w:val="Compact"/>
         <w:numPr>
           <w:ilvl w:val="0"/>
-          <w:numId w:val="1024"/>
+          <w:numId w:val="1023"/>
         </w:numPr>
       </w:pPr>
       <w:r>
@@ -5160,7 +5360,7 @@
         <w:pStyle w:val="Compact"/>
         <w:numPr>
           <w:ilvl w:val="0"/>
-          <w:numId w:val="1024"/>
+          <w:numId w:val="1023"/>
         </w:numPr>
       </w:pPr>
       <w:r>
@@ -5175,7 +5375,7 @@
         <w:pStyle w:val="Compact"/>
         <w:numPr>
           <w:ilvl w:val="0"/>
-          <w:numId w:val="1024"/>
+          <w:numId w:val="1023"/>
         </w:numPr>
       </w:pPr>
       <w:r>
@@ -5286,7 +5486,7 @@
         <w:pStyle w:val="Compact"/>
         <w:numPr>
           <w:ilvl w:val="0"/>
-          <w:numId w:val="1025"/>
+          <w:numId w:val="1024"/>
         </w:numPr>
       </w:pPr>
       <w:r>
@@ -5430,7 +5630,7 @@
         <w:pStyle w:val="Compact"/>
         <w:numPr>
           <w:ilvl w:val="0"/>
-          <w:numId w:val="1025"/>
+          <w:numId w:val="1024"/>
         </w:numPr>
       </w:pPr>
       <w:r>
@@ -5515,7 +5715,7 @@
         <w:pStyle w:val="Compact"/>
         <w:numPr>
           <w:ilvl w:val="0"/>
-          <w:numId w:val="1025"/>
+          <w:numId w:val="1024"/>
         </w:numPr>
       </w:pPr>
       <w:r>
@@ -5626,7 +5826,7 @@
         <w:pStyle w:val="Compact"/>
         <w:numPr>
           <w:ilvl w:val="0"/>
-          <w:numId w:val="1026"/>
+          <w:numId w:val="1025"/>
         </w:numPr>
       </w:pPr>
       <w:r>
@@ -5647,7 +5847,7 @@
         <w:pStyle w:val="Compact"/>
         <w:numPr>
           <w:ilvl w:val="0"/>
-          <w:numId w:val="1026"/>
+          <w:numId w:val="1025"/>
         </w:numPr>
       </w:pPr>
       <w:r>
@@ -5662,7 +5862,7 @@
         <w:pStyle w:val="Compact"/>
         <w:numPr>
           <w:ilvl w:val="0"/>
-          <w:numId w:val="1026"/>
+          <w:numId w:val="1025"/>
         </w:numPr>
       </w:pPr>
       <w:r>
@@ -5756,7 +5956,7 @@
         <w:pStyle w:val="Compact"/>
         <w:numPr>
           <w:ilvl w:val="0"/>
-          <w:numId w:val="1027"/>
+          <w:numId w:val="1026"/>
         </w:numPr>
       </w:pPr>
       <w:r>
@@ -5789,7 +5989,7 @@
         <w:pStyle w:val="Compact"/>
         <w:numPr>
           <w:ilvl w:val="0"/>
-          <w:numId w:val="1027"/>
+          <w:numId w:val="1026"/>
         </w:numPr>
       </w:pPr>
       <w:r>
@@ -5822,7 +6022,7 @@
         <w:pStyle w:val="Compact"/>
         <w:numPr>
           <w:ilvl w:val="0"/>
-          <w:numId w:val="1027"/>
+          <w:numId w:val="1026"/>
         </w:numPr>
       </w:pPr>
       <w:r>
@@ -6085,7 +6285,7 @@
         <w:pStyle w:val="Compact"/>
         <w:numPr>
           <w:ilvl w:val="0"/>
-          <w:numId w:val="1028"/>
+          <w:numId w:val="1027"/>
         </w:numPr>
       </w:pPr>
       <w:r>
@@ -6144,7 +6344,7 @@
         <w:pStyle w:val="Compact"/>
         <w:numPr>
           <w:ilvl w:val="0"/>
-          <w:numId w:val="1028"/>
+          <w:numId w:val="1027"/>
         </w:numPr>
       </w:pPr>
       <w:r>
@@ -6220,7 +6420,7 @@
         <w:pStyle w:val="Compact"/>
         <w:numPr>
           <w:ilvl w:val="0"/>
-          <w:numId w:val="1029"/>
+          <w:numId w:val="1028"/>
         </w:numPr>
       </w:pPr>
       <w:r>
@@ -6235,7 +6435,7 @@
         <w:pStyle w:val="Compact"/>
         <w:numPr>
           <w:ilvl w:val="0"/>
-          <w:numId w:val="1029"/>
+          <w:numId w:val="1028"/>
         </w:numPr>
       </w:pPr>
       <w:r>
@@ -6262,7 +6462,7 @@
         <w:pStyle w:val="Compact"/>
         <w:numPr>
           <w:ilvl w:val="0"/>
-          <w:numId w:val="1029"/>
+          <w:numId w:val="1028"/>
         </w:numPr>
       </w:pPr>
       <w:r>
@@ -6277,7 +6477,7 @@
         <w:pStyle w:val="Compact"/>
         <w:numPr>
           <w:ilvl w:val="0"/>
-          <w:numId w:val="1029"/>
+          <w:numId w:val="1028"/>
         </w:numPr>
       </w:pPr>
       <w:r>
@@ -6522,7 +6722,7 @@
         <w:pStyle w:val="Compact"/>
         <w:numPr>
           <w:ilvl w:val="0"/>
-          <w:numId w:val="1030"/>
+          <w:numId w:val="1029"/>
         </w:numPr>
       </w:pPr>
       <w:r>
@@ -6537,7 +6737,7 @@
         <w:pStyle w:val="Compact"/>
         <w:numPr>
           <w:ilvl w:val="0"/>
-          <w:numId w:val="1030"/>
+          <w:numId w:val="1029"/>
         </w:numPr>
       </w:pPr>
       <w:r>
@@ -6552,7 +6752,7 @@
         <w:pStyle w:val="Compact"/>
         <w:numPr>
           <w:ilvl w:val="0"/>
-          <w:numId w:val="1030"/>
+          <w:numId w:val="1029"/>
         </w:numPr>
       </w:pPr>
       <m:oMath>
@@ -6613,7 +6813,7 @@
         <w:pStyle w:val="Compact"/>
         <w:numPr>
           <w:ilvl w:val="0"/>
-          <w:numId w:val="1030"/>
+          <w:numId w:val="1029"/>
         </w:numPr>
       </w:pPr>
       <w:r>
@@ -6700,7 +6900,7 @@
         <w:pStyle w:val="Compact"/>
         <w:numPr>
           <w:ilvl w:val="0"/>
-          <w:numId w:val="1031"/>
+          <w:numId w:val="1030"/>
         </w:numPr>
       </w:pPr>
       <w:r>
@@ -6749,7 +6949,7 @@
         <w:pStyle w:val="Compact"/>
         <w:numPr>
           <w:ilvl w:val="0"/>
-          <w:numId w:val="1031"/>
+          <w:numId w:val="1030"/>
         </w:numPr>
       </w:pPr>
       <w:r>
@@ -6827,7 +7027,7 @@
         <w:pStyle w:val="Compact"/>
         <w:numPr>
           <w:ilvl w:val="0"/>
-          <w:numId w:val="1032"/>
+          <w:numId w:val="1031"/>
         </w:numPr>
       </w:pPr>
       <w:r>
@@ -6842,7 +7042,7 @@
         <w:pStyle w:val="Compact"/>
         <w:numPr>
           <w:ilvl w:val="0"/>
-          <w:numId w:val="1032"/>
+          <w:numId w:val="1031"/>
         </w:numPr>
       </w:pPr>
       <w:r>
@@ -7071,14 +7271,91 @@
         <w:pStyle w:val="Compact"/>
         <w:numPr>
           <w:ilvl w:val="0"/>
+          <w:numId w:val="1032"/>
+        </w:numPr>
+      </w:pPr>
+      <w:r>
+        <w:rPr>
+          <w:rFonts w:hint="eastAsia" w:ascii="Times New Roman" w:hAnsi="Times New Roman" w:eastAsia="FangSong" w:cs="Times New Roman"/>
+        </w:rPr>
+        <w:t xml:space="preserve">中心</w:t>
+      </w:r>
+      <w:r>
+        <w:rPr>
+          <w:rFonts w:ascii="Times New Roman" w:hAnsi="Times New Roman" w:eastAsia="Times New Roman" w:cs="Times New Roman"/>
+        </w:rPr>
+        <w:t xml:space="preserve"> B </w:t>
+      </w:r>
+      <w:r>
+        <w:rPr>
+          <w:rFonts w:hint="eastAsia" w:ascii="Times New Roman" w:hAnsi="Times New Roman" w:eastAsia="FangSong" w:cs="Times New Roman"/>
+        </w:rPr>
+        <w:t xml:space="preserve">存在较低能空轨道</w:t>
+      </w:r>
+    </w:p>
+    <w:p>
+      <w:pPr>
+        <w:pStyle w:val="Compact"/>
+        <w:numPr>
+          <w:ilvl w:val="0"/>
+          <w:numId w:val="1032"/>
+        </w:numPr>
+      </w:pPr>
+      <w:r>
+        <w:rPr>
+          <w:rFonts w:hint="eastAsia" w:ascii="Times New Roman" w:hAnsi="Times New Roman" w:eastAsia="FangSong" w:cs="Times New Roman"/>
+        </w:rPr>
+        <w:t xml:space="preserve">容易接受给电子体的孤对电子</w:t>
+      </w:r>
+    </w:p>
+    <w:p>
+      <w:pPr>
+        <w:pStyle w:val="FirstParagraph"/>
+      </w:pPr>
+      <w:r>
+        <w:rPr>
+          <w:rFonts w:hint="eastAsia" w:ascii="Times New Roman" w:hAnsi="Times New Roman" w:eastAsia="FangSong" w:cs="Times New Roman"/>
+        </w:rPr>
+        <w:t>若再往前一步</w:t>
+      </w:r>
+      <w:r>
+        <w:rPr>
+          <w:rFonts w:hint="eastAsia" w:ascii="Times New Roman" w:hAnsi="Times New Roman" w:eastAsia="Times New Roman" w:cs="Times New Roman"/>
+        </w:rPr>
+        <w:t>，</w:t>
+      </w:r>
+      <w:r>
+        <w:rPr>
+          <w:rFonts w:hint="eastAsia" w:ascii="Times New Roman" w:hAnsi="Times New Roman" w:eastAsia="FangSong" w:cs="Times New Roman"/>
+        </w:rPr>
+        <w:t>还能进一步讨论</w:t>
+      </w:r>
+      <w:r>
+        <w:rPr>
+          <w:rFonts w:hint="eastAsia" w:ascii="Times New Roman" w:hAnsi="Times New Roman" w:eastAsia="Times New Roman" w:cs="Times New Roman"/>
+        </w:rPr>
+        <w:t>：</w:t>
+      </w:r>
+    </w:p>
+    <w:p>
+      <w:pPr>
+        <w:pStyle w:val="Compact"/>
+        <w:numPr>
+          <w:ilvl w:val="0"/>
           <w:numId w:val="1033"/>
         </w:numPr>
       </w:pPr>
       <w:r>
         <w:rPr>
-          <w:rFonts w:hint="eastAsia" w:ascii="Times New Roman" w:hAnsi="Times New Roman" w:eastAsia="FangSong" w:cs="Times New Roman"/>
-        </w:rPr>
-        <w:t xml:space="preserve">中心</w:t>
+          <w:rFonts w:ascii="Times New Roman" w:hAnsi="Times New Roman" w:eastAsia="Times New Roman" w:cs="Times New Roman"/>
+        </w:rPr>
+        <w:t xml:space="preserve">F </w:t>
+      </w:r>
+      <w:r>
+        <w:rPr>
+          <w:rFonts w:hint="eastAsia" w:ascii="Times New Roman" w:hAnsi="Times New Roman" w:eastAsia="FangSong" w:cs="Times New Roman"/>
+        </w:rPr>
+        <w:t xml:space="preserve">的离域给电子会对</w:t>
       </w:r>
       <w:r>
         <w:rPr>
@@ -7090,7 +7367,7 @@
         <w:rPr>
           <w:rFonts w:hint="eastAsia" w:ascii="Times New Roman" w:hAnsi="Times New Roman" w:eastAsia="FangSong" w:cs="Times New Roman"/>
         </w:rPr>
-        <w:t xml:space="preserve">存在较低能空轨道</w:t>
+        <w:t xml:space="preserve">的空轨道产生一定稳定化与补偿</w:t>
       </w:r>
     </w:p>
     <w:p>
@@ -7099,83 +7376,6 @@
         <w:numPr>
           <w:ilvl w:val="0"/>
           <w:numId w:val="1033"/>
-        </w:numPr>
-      </w:pPr>
-      <w:r>
-        <w:rPr>
-          <w:rFonts w:hint="eastAsia" w:ascii="Times New Roman" w:hAnsi="Times New Roman" w:eastAsia="FangSong" w:cs="Times New Roman"/>
-        </w:rPr>
-        <w:t xml:space="preserve">容易接受给电子体的孤对电子</w:t>
-      </w:r>
-    </w:p>
-    <w:p>
-      <w:pPr>
-        <w:pStyle w:val="FirstParagraph"/>
-      </w:pPr>
-      <w:r>
-        <w:rPr>
-          <w:rFonts w:hint="eastAsia" w:ascii="Times New Roman" w:hAnsi="Times New Roman" w:eastAsia="FangSong" w:cs="Times New Roman"/>
-        </w:rPr>
-        <w:t>若再往前一步</w:t>
-      </w:r>
-      <w:r>
-        <w:rPr>
-          <w:rFonts w:hint="eastAsia" w:ascii="Times New Roman" w:hAnsi="Times New Roman" w:eastAsia="Times New Roman" w:cs="Times New Roman"/>
-        </w:rPr>
-        <w:t>，</w:t>
-      </w:r>
-      <w:r>
-        <w:rPr>
-          <w:rFonts w:hint="eastAsia" w:ascii="Times New Roman" w:hAnsi="Times New Roman" w:eastAsia="FangSong" w:cs="Times New Roman"/>
-        </w:rPr>
-        <w:t>还能进一步讨论</w:t>
-      </w:r>
-      <w:r>
-        <w:rPr>
-          <w:rFonts w:hint="eastAsia" w:ascii="Times New Roman" w:hAnsi="Times New Roman" w:eastAsia="Times New Roman" w:cs="Times New Roman"/>
-        </w:rPr>
-        <w:t>：</w:t>
-      </w:r>
-    </w:p>
-    <w:p>
-      <w:pPr>
-        <w:pStyle w:val="Compact"/>
-        <w:numPr>
-          <w:ilvl w:val="0"/>
-          <w:numId w:val="1034"/>
-        </w:numPr>
-      </w:pPr>
-      <w:r>
-        <w:rPr>
-          <w:rFonts w:ascii="Times New Roman" w:hAnsi="Times New Roman" w:eastAsia="Times New Roman" w:cs="Times New Roman"/>
-        </w:rPr>
-        <w:t xml:space="preserve">F </w:t>
-      </w:r>
-      <w:r>
-        <w:rPr>
-          <w:rFonts w:hint="eastAsia" w:ascii="Times New Roman" w:hAnsi="Times New Roman" w:eastAsia="FangSong" w:cs="Times New Roman"/>
-        </w:rPr>
-        <w:t xml:space="preserve">的离域给电子会对</w:t>
-      </w:r>
-      <w:r>
-        <w:rPr>
-          <w:rFonts w:ascii="Times New Roman" w:hAnsi="Times New Roman" w:eastAsia="Times New Roman" w:cs="Times New Roman"/>
-        </w:rPr>
-        <w:t xml:space="preserve"> B </w:t>
-      </w:r>
-      <w:r>
-        <w:rPr>
-          <w:rFonts w:hint="eastAsia" w:ascii="Times New Roman" w:hAnsi="Times New Roman" w:eastAsia="FangSong" w:cs="Times New Roman"/>
-        </w:rPr>
-        <w:t xml:space="preserve">的空轨道产生一定稳定化与补偿</w:t>
-      </w:r>
-    </w:p>
-    <w:p>
-      <w:pPr>
-        <w:pStyle w:val="Compact"/>
-        <w:numPr>
-          <w:ilvl w:val="0"/>
-          <w:numId w:val="1034"/>
         </w:numPr>
       </w:pPr>
       <w:r>
@@ -7433,7 +7633,7 @@
         <w:pStyle w:val="Compact"/>
         <w:numPr>
           <w:ilvl w:val="0"/>
-          <w:numId w:val="1035"/>
+          <w:numId w:val="1034"/>
         </w:numPr>
       </w:pPr>
       <w:r>
@@ -7478,7 +7678,7 @@
         <w:pStyle w:val="Compact"/>
         <w:numPr>
           <w:ilvl w:val="0"/>
-          <w:numId w:val="1035"/>
+          <w:numId w:val="1034"/>
         </w:numPr>
       </w:pPr>
       <w:r>
@@ -7507,7 +7707,7 @@
         <w:pStyle w:val="Compact"/>
         <w:numPr>
           <w:ilvl w:val="0"/>
-          <w:numId w:val="1035"/>
+          <w:numId w:val="1034"/>
         </w:numPr>
       </w:pPr>
       <w:r>
@@ -7677,6 +7877,92 @@
         <w:pStyle w:val="Compact"/>
         <w:numPr>
           <w:ilvl w:val="0"/>
+          <w:numId w:val="1035"/>
+        </w:numPr>
+      </w:pPr>
+      <w:r>
+        <w:rPr>
+          <w:rFonts w:hint="eastAsia" w:ascii="Times New Roman" w:hAnsi="Times New Roman" w:eastAsia="FangSong" w:cs="Times New Roman"/>
+        </w:rPr>
+        <w:t xml:space="preserve">共轭体系的能级高低排序</w:t>
+      </w:r>
+    </w:p>
+    <w:p>
+      <w:pPr>
+        <w:pStyle w:val="Compact"/>
+        <w:numPr>
+          <w:ilvl w:val="0"/>
+          <w:numId w:val="1035"/>
+        </w:numPr>
+      </w:pPr>
+      <w:r>
+        <w:rPr>
+          <w:rFonts w:hint="eastAsia" w:ascii="Times New Roman" w:hAnsi="Times New Roman" w:eastAsia="FangSong" w:cs="Times New Roman"/>
+        </w:rPr>
+        <w:t xml:space="preserve">闭壳层</w:t>
+      </w:r>
+      <w:r>
+        <w:rPr>
+          <w:rFonts w:ascii="Times New Roman" w:hAnsi="Times New Roman" w:eastAsia="Times New Roman" w:cs="Times New Roman"/>
+        </w:rPr>
+        <w:t xml:space="preserve"> / </w:t>
+      </w:r>
+      <w:r>
+        <w:rPr>
+          <w:rFonts w:hint="eastAsia" w:ascii="Times New Roman" w:hAnsi="Times New Roman" w:eastAsia="FangSong" w:cs="Times New Roman"/>
+        </w:rPr>
+        <w:t xml:space="preserve">开壳层判断</w:t>
+      </w:r>
+    </w:p>
+    <w:p>
+      <w:pPr>
+        <w:pStyle w:val="Compact"/>
+        <w:numPr>
+          <w:ilvl w:val="0"/>
+          <w:numId w:val="1035"/>
+        </w:numPr>
+      </w:pPr>
+      <w:r>
+        <w:rPr>
+          <w:rFonts w:hint="eastAsia" w:ascii="Times New Roman" w:hAnsi="Times New Roman" w:eastAsia="FangSong" w:cs="Times New Roman"/>
+        </w:rPr>
+        <w:t>离域为什么会稳定</w:t>
+      </w:r>
+      <w:r>
+        <w:rPr>
+          <w:rFonts w:hint="eastAsia" w:ascii="Times New Roman" w:hAnsi="Times New Roman" w:eastAsia="Times New Roman" w:cs="Times New Roman"/>
+        </w:rPr>
+        <w:t>、</w:t>
+      </w:r>
+      <w:r>
+        <w:rPr>
+          <w:rFonts w:hint="eastAsia" w:ascii="Times New Roman" w:hAnsi="Times New Roman" w:eastAsia="FangSong" w:cs="Times New Roman"/>
+        </w:rPr>
+        <w:t>稳定多少的图像</w:t>
+      </w:r>
+    </w:p>
+    <w:p>
+      <w:pPr>
+        <w:pStyle w:val="FirstParagraph"/>
+      </w:pPr>
+      <w:r>
+        <w:rPr>
+          <w:rFonts w:hint="eastAsia" w:ascii="Times New Roman" w:hAnsi="Times New Roman" w:eastAsia="FangSong" w:cs="Times New Roman"/>
+        </w:rPr>
+        <w:t>这对以下题型尤为有帮助</w:t>
+      </w:r>
+      <w:r>
+        <w:rPr>
+          <w:rFonts w:hint="eastAsia" w:ascii="Times New Roman" w:hAnsi="Times New Roman" w:eastAsia="Times New Roman" w:cs="Times New Roman"/>
+        </w:rPr>
+        <w:t>：</w:t>
+      </w:r>
+    </w:p>
+    <w:p>
+      <w:pPr>
+        <w:pStyle w:val="Compact"/>
+        <w:numPr>
+          <w:ilvl w:val="0"/>
           <w:numId w:val="1036"/>
         </w:numPr>
       </w:pPr>
@@ -7684,7 +7970,31 @@
         <w:rPr>
           <w:rFonts w:hint="eastAsia" w:ascii="Times New Roman" w:hAnsi="Times New Roman" w:eastAsia="FangSong" w:cs="Times New Roman"/>
         </w:rPr>
-        <w:t xml:space="preserve">共轭体系的能级高低排序</w:t>
+        <w:t xml:space="preserve">芳香</w:t>
+      </w:r>
+      <w:r>
+        <w:rPr>
+          <w:rFonts w:ascii="Times New Roman" w:hAnsi="Times New Roman" w:eastAsia="Times New Roman" w:cs="Times New Roman"/>
+        </w:rPr>
+        <w:t xml:space="preserve"> / </w:t>
+      </w:r>
+      <w:r>
+        <w:rPr>
+          <w:rFonts w:hint="eastAsia" w:ascii="Times New Roman" w:hAnsi="Times New Roman" w:eastAsia="FangSong" w:cs="Times New Roman"/>
+        </w:rPr>
+        <w:t xml:space="preserve">反芳香</w:t>
+      </w:r>
+      <w:r>
+        <w:rPr>
+          <w:rFonts w:ascii="Times New Roman" w:hAnsi="Times New Roman" w:eastAsia="Times New Roman" w:cs="Times New Roman"/>
+        </w:rPr>
+        <w:t xml:space="preserve"> / </w:t>
+      </w:r>
+      <w:r>
+        <w:rPr>
+          <w:rFonts w:hint="eastAsia" w:ascii="Times New Roman" w:hAnsi="Times New Roman" w:eastAsia="FangSong" w:cs="Times New Roman"/>
+        </w:rPr>
+        <w:t xml:space="preserve">非芳香判断</w:t>
       </w:r>
     </w:p>
     <w:p>
@@ -7699,19 +8009,7 @@
         <w:rPr>
           <w:rFonts w:hint="eastAsia" w:ascii="Times New Roman" w:hAnsi="Times New Roman" w:eastAsia="FangSong" w:cs="Times New Roman"/>
         </w:rPr>
-        <w:t xml:space="preserve">闭壳层</w:t>
-      </w:r>
-      <w:r>
-        <w:rPr>
-          <w:rFonts w:ascii="Times New Roman" w:hAnsi="Times New Roman" w:eastAsia="Times New Roman" w:cs="Times New Roman"/>
-        </w:rPr>
-        <w:t xml:space="preserve"> / </w:t>
-      </w:r>
-      <w:r>
-        <w:rPr>
-          <w:rFonts w:hint="eastAsia" w:ascii="Times New Roman" w:hAnsi="Times New Roman" w:eastAsia="FangSong" w:cs="Times New Roman"/>
-        </w:rPr>
-        <w:t xml:space="preserve">开壳层判断</w:t>
+        <w:t xml:space="preserve">结构是否倾向平面</w:t>
       </w:r>
     </w:p>
     <w:p>
@@ -7726,104 +8024,6 @@
         <w:rPr>
           <w:rFonts w:hint="eastAsia" w:ascii="Times New Roman" w:hAnsi="Times New Roman" w:eastAsia="FangSong" w:cs="Times New Roman"/>
         </w:rPr>
-        <w:t>离域为什么会稳定</w:t>
-      </w:r>
-      <w:r>
-        <w:rPr>
-          <w:rFonts w:hint="eastAsia" w:ascii="Times New Roman" w:hAnsi="Times New Roman" w:eastAsia="Times New Roman" w:cs="Times New Roman"/>
-        </w:rPr>
-        <w:t>、</w:t>
-      </w:r>
-      <w:r>
-        <w:rPr>
-          <w:rFonts w:hint="eastAsia" w:ascii="Times New Roman" w:hAnsi="Times New Roman" w:eastAsia="FangSong" w:cs="Times New Roman"/>
-        </w:rPr>
-        <w:t>稳定多少的图像</w:t>
-      </w:r>
-    </w:p>
-    <w:p>
-      <w:pPr>
-        <w:pStyle w:val="FirstParagraph"/>
-      </w:pPr>
-      <w:r>
-        <w:rPr>
-          <w:rFonts w:hint="eastAsia" w:ascii="Times New Roman" w:hAnsi="Times New Roman" w:eastAsia="FangSong" w:cs="Times New Roman"/>
-        </w:rPr>
-        <w:t>这对以下题型尤为有帮助</w:t>
-      </w:r>
-      <w:r>
-        <w:rPr>
-          <w:rFonts w:hint="eastAsia" w:ascii="Times New Roman" w:hAnsi="Times New Roman" w:eastAsia="Times New Roman" w:cs="Times New Roman"/>
-        </w:rPr>
-        <w:t>：</w:t>
-      </w:r>
-    </w:p>
-    <w:p>
-      <w:pPr>
-        <w:pStyle w:val="Compact"/>
-        <w:numPr>
-          <w:ilvl w:val="0"/>
-          <w:numId w:val="1037"/>
-        </w:numPr>
-      </w:pPr>
-      <w:r>
-        <w:rPr>
-          <w:rFonts w:hint="eastAsia" w:ascii="Times New Roman" w:hAnsi="Times New Roman" w:eastAsia="FangSong" w:cs="Times New Roman"/>
-        </w:rPr>
-        <w:t xml:space="preserve">芳香</w:t>
-      </w:r>
-      <w:r>
-        <w:rPr>
-          <w:rFonts w:ascii="Times New Roman" w:hAnsi="Times New Roman" w:eastAsia="Times New Roman" w:cs="Times New Roman"/>
-        </w:rPr>
-        <w:t xml:space="preserve"> / </w:t>
-      </w:r>
-      <w:r>
-        <w:rPr>
-          <w:rFonts w:hint="eastAsia" w:ascii="Times New Roman" w:hAnsi="Times New Roman" w:eastAsia="FangSong" w:cs="Times New Roman"/>
-        </w:rPr>
-        <w:t xml:space="preserve">反芳香</w:t>
-      </w:r>
-      <w:r>
-        <w:rPr>
-          <w:rFonts w:ascii="Times New Roman" w:hAnsi="Times New Roman" w:eastAsia="Times New Roman" w:cs="Times New Roman"/>
-        </w:rPr>
-        <w:t xml:space="preserve"> / </w:t>
-      </w:r>
-      <w:r>
-        <w:rPr>
-          <w:rFonts w:hint="eastAsia" w:ascii="Times New Roman" w:hAnsi="Times New Roman" w:eastAsia="FangSong" w:cs="Times New Roman"/>
-        </w:rPr>
-        <w:t xml:space="preserve">非芳香判断</w:t>
-      </w:r>
-    </w:p>
-    <w:p>
-      <w:pPr>
-        <w:pStyle w:val="Compact"/>
-        <w:numPr>
-          <w:ilvl w:val="0"/>
-          <w:numId w:val="1037"/>
-        </w:numPr>
-      </w:pPr>
-      <w:r>
-        <w:rPr>
-          <w:rFonts w:hint="eastAsia" w:ascii="Times New Roman" w:hAnsi="Times New Roman" w:eastAsia="FangSong" w:cs="Times New Roman"/>
-        </w:rPr>
-        <w:t xml:space="preserve">结构是否倾向平面</w:t>
-      </w:r>
-    </w:p>
-    <w:p>
-      <w:pPr>
-        <w:pStyle w:val="Compact"/>
-        <w:numPr>
-          <w:ilvl w:val="0"/>
-          <w:numId w:val="1037"/>
-        </w:numPr>
-      </w:pPr>
-      <w:r>
-        <w:rPr>
-          <w:rFonts w:hint="eastAsia" w:ascii="Times New Roman" w:hAnsi="Times New Roman" w:eastAsia="FangSong" w:cs="Times New Roman"/>
-        </w:rPr>
         <w:t xml:space="preserve">哪些键会平均化</w:t>
       </w:r>
     </w:p>
@@ -7832,7 +8032,7 @@
         <w:pStyle w:val="Compact"/>
         <w:numPr>
           <w:ilvl w:val="0"/>
-          <w:numId w:val="1037"/>
+          <w:numId w:val="1036"/>
         </w:numPr>
       </w:pPr>
       <w:r>
@@ -7884,7 +8084,7 @@
         <w:pStyle w:val="Compact"/>
         <w:numPr>
           <w:ilvl w:val="0"/>
-          <w:numId w:val="1038"/>
+          <w:numId w:val="1037"/>
         </w:numPr>
       </w:pPr>
       <w:r>
@@ -7935,7 +8135,7 @@
         <w:pStyle w:val="Compact"/>
         <w:numPr>
           <w:ilvl w:val="0"/>
-          <w:numId w:val="1038"/>
+          <w:numId w:val="1037"/>
         </w:numPr>
       </w:pPr>
       <w:r>
@@ -7974,7 +8174,7 @@
         <w:pStyle w:val="Compact"/>
         <w:numPr>
           <w:ilvl w:val="0"/>
-          <w:numId w:val="1038"/>
+          <w:numId w:val="1037"/>
         </w:numPr>
       </w:pPr>
       <w:r>
@@ -8274,6 +8474,101 @@
         <w:pStyle w:val="Compact"/>
         <w:numPr>
           <w:ilvl w:val="0"/>
+          <w:numId w:val="1038"/>
+        </w:numPr>
+      </w:pPr>
+      <w:r>
+        <w:rPr>
+          <w:rFonts w:hint="eastAsia" w:ascii="Times New Roman" w:hAnsi="Times New Roman" w:eastAsia="FangSong" w:cs="Times New Roman"/>
+        </w:rPr>
+        <w:t>题</w:t>
+      </w:r>
+      <w:r>
+        <w:rPr>
+          <w:rFonts w:hint="eastAsia" w:ascii="Times New Roman" w:hAnsi="Times New Roman" w:eastAsia="Times New Roman" w:cs="Times New Roman"/>
+        </w:rPr>
+        <w:t>-38</w:t>
+      </w:r>
+      <w:r>
+        <w:rPr>
+          <w:rFonts w:hint="eastAsia" w:ascii="Times New Roman" w:hAnsi="Times New Roman" w:eastAsia="FangSong" w:cs="Times New Roman"/>
+        </w:rPr>
+        <w:t>决理</w:t>
+      </w:r>
+      <w:r>
+        <w:rPr>
+          <w:rFonts w:hint="eastAsia" w:ascii="Times New Roman" w:hAnsi="Times New Roman" w:eastAsia="Times New Roman" w:cs="Times New Roman"/>
+        </w:rPr>
+        <w:t>-1-</w:t>
+      </w:r>
+      <w:r>
+        <w:rPr>
+          <w:rFonts w:hint="eastAsia" w:ascii="Times New Roman" w:hAnsi="Times New Roman" w:eastAsia="FangSong" w:cs="Times New Roman"/>
+        </w:rPr>
+        <w:t>铍类化合物的结构和性质</w:t>
+      </w:r>
+    </w:p>
+    <w:p>
+      <w:pPr>
+        <w:pStyle w:val="Compact"/>
+        <w:numPr>
+          <w:ilvl w:val="0"/>
+          <w:numId w:val="1038"/>
+        </w:numPr>
+      </w:pPr>
+      <w:r>
+        <w:rPr>
+          <w:rFonts w:hint="eastAsia" w:ascii="Times New Roman" w:hAnsi="Times New Roman" w:eastAsia="FangSong" w:cs="Times New Roman"/>
+        </w:rPr>
+        <w:t>题</w:t>
+      </w:r>
+      <w:r>
+        <w:rPr>
+          <w:rFonts w:hint="eastAsia" w:ascii="Times New Roman" w:hAnsi="Times New Roman" w:eastAsia="Times New Roman" w:cs="Times New Roman"/>
+        </w:rPr>
+        <w:t>-37</w:t>
+      </w:r>
+      <w:r>
+        <w:rPr>
+          <w:rFonts w:hint="eastAsia" w:ascii="Times New Roman" w:hAnsi="Times New Roman" w:eastAsia="FangSong" w:cs="Times New Roman"/>
+        </w:rPr>
+        <w:t>决理</w:t>
+      </w:r>
+      <w:r>
+        <w:rPr>
+          <w:rFonts w:hint="eastAsia" w:ascii="Times New Roman" w:hAnsi="Times New Roman" w:eastAsia="Times New Roman" w:cs="Times New Roman"/>
+        </w:rPr>
+        <w:t>-1-3-</w:t>
+      </w:r>
+      <w:r>
+        <w:rPr>
+          <w:rFonts w:hint="eastAsia" w:ascii="Times New Roman" w:hAnsi="Times New Roman" w:eastAsia="FangSong" w:cs="Times New Roman"/>
+        </w:rPr>
+        <w:t>硼和硅元素化学</w:t>
+      </w:r>
+    </w:p>
+    <w:p>
+      <w:pPr>
+        <w:pStyle w:val="FirstParagraph"/>
+      </w:pPr>
+      <w:r>
+        <w:rPr>
+          <w:rFonts w:hint="eastAsia" w:ascii="Times New Roman" w:hAnsi="Times New Roman" w:eastAsia="FangSong" w:cs="Times New Roman"/>
+        </w:rPr>
+        <w:t>常见问法</w:t>
+      </w:r>
+      <w:r>
+        <w:rPr>
+          <w:rFonts w:hint="eastAsia" w:ascii="Times New Roman" w:hAnsi="Times New Roman" w:eastAsia="Times New Roman" w:cs="Times New Roman"/>
+        </w:rPr>
+        <w:t>：</w:t>
+      </w:r>
+    </w:p>
+    <w:p>
+      <w:pPr>
+        <w:pStyle w:val="Compact"/>
+        <w:numPr>
+          <w:ilvl w:val="0"/>
           <w:numId w:val="1039"/>
         </w:numPr>
       </w:pPr>
@@ -8281,31 +8576,7 @@
         <w:rPr>
           <w:rFonts w:hint="eastAsia" w:ascii="Times New Roman" w:hAnsi="Times New Roman" w:eastAsia="FangSong" w:cs="Times New Roman"/>
         </w:rPr>
-        <w:t>题</w:t>
-      </w:r>
-      <w:r>
-        <w:rPr>
-          <w:rFonts w:hint="eastAsia" w:ascii="Times New Roman" w:hAnsi="Times New Roman" w:eastAsia="Times New Roman" w:cs="Times New Roman"/>
-        </w:rPr>
-        <w:t>-38</w:t>
-      </w:r>
-      <w:r>
-        <w:rPr>
-          <w:rFonts w:hint="eastAsia" w:ascii="Times New Roman" w:hAnsi="Times New Roman" w:eastAsia="FangSong" w:cs="Times New Roman"/>
-        </w:rPr>
-        <w:t>决理</w:t>
-      </w:r>
-      <w:r>
-        <w:rPr>
-          <w:rFonts w:hint="eastAsia" w:ascii="Times New Roman" w:hAnsi="Times New Roman" w:eastAsia="Times New Roman" w:cs="Times New Roman"/>
-        </w:rPr>
-        <w:t>-1-</w:t>
-      </w:r>
-      <w:r>
-        <w:rPr>
-          <w:rFonts w:hint="eastAsia" w:ascii="Times New Roman" w:hAnsi="Times New Roman" w:eastAsia="FangSong" w:cs="Times New Roman"/>
-        </w:rPr>
-        <w:t>铍类化合物的结构和性质</w:t>
+        <w:t xml:space="preserve">为什么结构不是普通单键拼图</w:t>
       </w:r>
     </w:p>
     <w:p>
@@ -8320,31 +8591,37 @@
         <w:rPr>
           <w:rFonts w:hint="eastAsia" w:ascii="Times New Roman" w:hAnsi="Times New Roman" w:eastAsia="FangSong" w:cs="Times New Roman"/>
         </w:rPr>
-        <w:t>题</w:t>
-      </w:r>
-      <w:r>
-        <w:rPr>
-          <w:rFonts w:hint="eastAsia" w:ascii="Times New Roman" w:hAnsi="Times New Roman" w:eastAsia="Times New Roman" w:cs="Times New Roman"/>
-        </w:rPr>
-        <w:t>-37</w:t>
-      </w:r>
-      <w:r>
-        <w:rPr>
-          <w:rFonts w:hint="eastAsia" w:ascii="Times New Roman" w:hAnsi="Times New Roman" w:eastAsia="FangSong" w:cs="Times New Roman"/>
-        </w:rPr>
-        <w:t>决理</w:t>
-      </w:r>
-      <w:r>
-        <w:rPr>
-          <w:rFonts w:hint="eastAsia" w:ascii="Times New Roman" w:hAnsi="Times New Roman" w:eastAsia="Times New Roman" w:cs="Times New Roman"/>
-        </w:rPr>
-        <w:t>-1-3-</w:t>
-      </w:r>
-      <w:r>
-        <w:rPr>
-          <w:rFonts w:hint="eastAsia" w:ascii="Times New Roman" w:hAnsi="Times New Roman" w:eastAsia="FangSong" w:cs="Times New Roman"/>
-        </w:rPr>
-        <w:t>硼和硅元素化学</w:t>
+        <w:t xml:space="preserve">为什么键长反常</w:t>
+      </w:r>
+    </w:p>
+    <w:p>
+      <w:pPr>
+        <w:pStyle w:val="Compact"/>
+        <w:numPr>
+          <w:ilvl w:val="0"/>
+          <w:numId w:val="1039"/>
+        </w:numPr>
+      </w:pPr>
+      <w:r>
+        <w:rPr>
+          <w:rFonts w:hint="eastAsia" w:ascii="Times New Roman" w:hAnsi="Times New Roman" w:eastAsia="FangSong" w:cs="Times New Roman"/>
+        </w:rPr>
+        <w:t xml:space="preserve">为什么形式氧化态与真实结构直觉不完全一致</w:t>
+      </w:r>
+    </w:p>
+    <w:p>
+      <w:pPr>
+        <w:pStyle w:val="Compact"/>
+        <w:numPr>
+          <w:ilvl w:val="0"/>
+          <w:numId w:val="1039"/>
+        </w:numPr>
+      </w:pPr>
+      <w:r>
+        <w:rPr>
+          <w:rFonts w:hint="eastAsia" w:ascii="Times New Roman" w:hAnsi="Times New Roman" w:eastAsia="FangSong" w:cs="Times New Roman"/>
+        </w:rPr>
+        <w:t xml:space="preserve">为什么能稳定存在</w:t>
       </w:r>
     </w:p>
     <w:p>
@@ -8355,7 +8632,7 @@
         <w:rPr>
           <w:rFonts w:hint="eastAsia" w:ascii="Times New Roman" w:hAnsi="Times New Roman" w:eastAsia="FangSong" w:cs="Times New Roman"/>
         </w:rPr>
-        <w:t>常见问法</w:t>
+        <w:t>首选工具</w:t>
       </w:r>
       <w:r>
         <w:rPr>
@@ -8376,7 +8653,7 @@
         <w:rPr>
           <w:rFonts w:hint="eastAsia" w:ascii="Times New Roman" w:hAnsi="Times New Roman" w:eastAsia="FangSong" w:cs="Times New Roman"/>
         </w:rPr>
-        <w:t xml:space="preserve">为什么结构不是普通单键拼图</w:t>
+        <w:t xml:space="preserve">电子计数</w:t>
       </w:r>
     </w:p>
     <w:p>
@@ -8389,9 +8666,15 @@
       </w:pPr>
       <w:r>
         <w:rPr>
-          <w:rFonts w:hint="eastAsia" w:ascii="Times New Roman" w:hAnsi="Times New Roman" w:eastAsia="FangSong" w:cs="Times New Roman"/>
-        </w:rPr>
-        <w:t xml:space="preserve">为什么键长反常</w:t>
+          <w:rFonts w:ascii="Times New Roman" w:hAnsi="Times New Roman" w:eastAsia="Times New Roman" w:cs="Times New Roman"/>
+        </w:rPr>
+        <w:t xml:space="preserve">3c-2e / </w:t>
+      </w:r>
+      <w:r>
+        <w:rPr>
+          <w:rFonts w:hint="eastAsia" w:ascii="Times New Roman" w:hAnsi="Times New Roman" w:eastAsia="FangSong" w:cs="Times New Roman"/>
+        </w:rPr>
+        <w:t xml:space="preserve">多中心离域</w:t>
       </w:r>
     </w:p>
     <w:p>
@@ -8400,89 +8683,6 @@
         <w:numPr>
           <w:ilvl w:val="0"/>
           <w:numId w:val="1040"/>
-        </w:numPr>
-      </w:pPr>
-      <w:r>
-        <w:rPr>
-          <w:rFonts w:hint="eastAsia" w:ascii="Times New Roman" w:hAnsi="Times New Roman" w:eastAsia="FangSong" w:cs="Times New Roman"/>
-        </w:rPr>
-        <w:t xml:space="preserve">为什么形式氧化态与真实结构直觉不完全一致</w:t>
-      </w:r>
-    </w:p>
-    <w:p>
-      <w:pPr>
-        <w:pStyle w:val="Compact"/>
-        <w:numPr>
-          <w:ilvl w:val="0"/>
-          <w:numId w:val="1040"/>
-        </w:numPr>
-      </w:pPr>
-      <w:r>
-        <w:rPr>
-          <w:rFonts w:hint="eastAsia" w:ascii="Times New Roman" w:hAnsi="Times New Roman" w:eastAsia="FangSong" w:cs="Times New Roman"/>
-        </w:rPr>
-        <w:t xml:space="preserve">为什么能稳定存在</w:t>
-      </w:r>
-    </w:p>
-    <w:p>
-      <w:pPr>
-        <w:pStyle w:val="FirstParagraph"/>
-      </w:pPr>
-      <w:r>
-        <w:rPr>
-          <w:rFonts w:hint="eastAsia" w:ascii="Times New Roman" w:hAnsi="Times New Roman" w:eastAsia="FangSong" w:cs="Times New Roman"/>
-        </w:rPr>
-        <w:t>首选工具</w:t>
-      </w:r>
-      <w:r>
-        <w:rPr>
-          <w:rFonts w:hint="eastAsia" w:ascii="Times New Roman" w:hAnsi="Times New Roman" w:eastAsia="Times New Roman" w:cs="Times New Roman"/>
-        </w:rPr>
-        <w:t>：</w:t>
-      </w:r>
-    </w:p>
-    <w:p>
-      <w:pPr>
-        <w:pStyle w:val="Compact"/>
-        <w:numPr>
-          <w:ilvl w:val="0"/>
-          <w:numId w:val="1041"/>
-        </w:numPr>
-      </w:pPr>
-      <w:r>
-        <w:rPr>
-          <w:rFonts w:hint="eastAsia" w:ascii="Times New Roman" w:hAnsi="Times New Roman" w:eastAsia="FangSong" w:cs="Times New Roman"/>
-        </w:rPr>
-        <w:t xml:space="preserve">电子计数</w:t>
-      </w:r>
-    </w:p>
-    <w:p>
-      <w:pPr>
-        <w:pStyle w:val="Compact"/>
-        <w:numPr>
-          <w:ilvl w:val="0"/>
-          <w:numId w:val="1041"/>
-        </w:numPr>
-      </w:pPr>
-      <w:r>
-        <w:rPr>
-          <w:rFonts w:ascii="Times New Roman" w:hAnsi="Times New Roman" w:eastAsia="Times New Roman" w:cs="Times New Roman"/>
-        </w:rPr>
-        <w:t xml:space="preserve">3c-2e / </w:t>
-      </w:r>
-      <w:r>
-        <w:rPr>
-          <w:rFonts w:hint="eastAsia" w:ascii="Times New Roman" w:hAnsi="Times New Roman" w:eastAsia="FangSong" w:cs="Times New Roman"/>
-        </w:rPr>
-        <w:t xml:space="preserve">多中心离域</w:t>
-      </w:r>
-    </w:p>
-    <w:p>
-      <w:pPr>
-        <w:pStyle w:val="Compact"/>
-        <w:numPr>
-          <w:ilvl w:val="0"/>
-          <w:numId w:val="1041"/>
         </w:numPr>
       </w:pPr>
       <w:r>
@@ -8558,6 +8758,113 @@
         <w:pStyle w:val="Compact"/>
         <w:numPr>
           <w:ilvl w:val="0"/>
+          <w:numId w:val="1041"/>
+        </w:numPr>
+      </w:pPr>
+      <w:r>
+        <w:rPr>
+          <w:rFonts w:hint="eastAsia" w:ascii="Times New Roman" w:hAnsi="Times New Roman" w:eastAsia="FangSong" w:cs="Times New Roman"/>
+        </w:rPr>
+        <w:t>题</w:t>
+      </w:r>
+      <w:r>
+        <w:rPr>
+          <w:rFonts w:hint="eastAsia" w:ascii="Times New Roman" w:hAnsi="Times New Roman" w:eastAsia="Times New Roman" w:cs="Times New Roman"/>
+        </w:rPr>
+        <w:t>-036-9-</w:t>
+      </w:r>
+      <w:r>
+        <w:rPr>
+          <w:rFonts w:hint="eastAsia" w:ascii="Times New Roman" w:hAnsi="Times New Roman" w:eastAsia="FangSong" w:cs="Times New Roman"/>
+        </w:rPr>
+        <w:t>分子内</w:t>
+      </w:r>
+      <w:r>
+        <w:rPr>
+          <w:rFonts w:hint="eastAsia" w:ascii="Times New Roman" w:hAnsi="Times New Roman" w:eastAsia="Times New Roman" w:cs="Times New Roman"/>
+        </w:rPr>
+        <w:t>5</w:t>
+      </w:r>
+      <w:r>
+        <w:rPr>
+          <w:rFonts w:hint="eastAsia" w:ascii="Times New Roman" w:hAnsi="Times New Roman" w:eastAsia="FangSong" w:cs="Times New Roman"/>
+        </w:rPr>
+        <w:t>加</w:t>
+      </w:r>
+      <w:r>
+        <w:rPr>
+          <w:rFonts w:hint="eastAsia" w:ascii="Times New Roman" w:hAnsi="Times New Roman" w:eastAsia="Times New Roman" w:cs="Times New Roman"/>
+        </w:rPr>
+        <w:t>2</w:t>
+      </w:r>
+      <w:r>
+        <w:rPr>
+          <w:rFonts w:hint="eastAsia" w:ascii="Times New Roman" w:hAnsi="Times New Roman" w:eastAsia="FangSong" w:cs="Times New Roman"/>
+        </w:rPr>
+        <w:t>环加成产物</w:t>
+      </w:r>
+    </w:p>
+    <w:p>
+      <w:pPr>
+        <w:pStyle w:val="Compact"/>
+        <w:numPr>
+          <w:ilvl w:val="0"/>
+          <w:numId w:val="1041"/>
+        </w:numPr>
+      </w:pPr>
+      <w:r>
+        <w:rPr>
+          <w:rFonts w:hint="eastAsia" w:ascii="Times New Roman" w:hAnsi="Times New Roman" w:eastAsia="FangSong" w:cs="Times New Roman"/>
+        </w:rPr>
+        <w:t>题</w:t>
+      </w:r>
+      <w:r>
+        <w:rPr>
+          <w:rFonts w:hint="eastAsia" w:ascii="Times New Roman" w:hAnsi="Times New Roman" w:eastAsia="Times New Roman" w:cs="Times New Roman"/>
+        </w:rPr>
+        <w:t>-38</w:t>
+      </w:r>
+      <w:r>
+        <w:rPr>
+          <w:rFonts w:hint="eastAsia" w:ascii="Times New Roman" w:hAnsi="Times New Roman" w:eastAsia="FangSong" w:cs="Times New Roman"/>
+        </w:rPr>
+        <w:t>决理</w:t>
+      </w:r>
+      <w:r>
+        <w:rPr>
+          <w:rFonts w:hint="eastAsia" w:ascii="Times New Roman" w:hAnsi="Times New Roman" w:eastAsia="Times New Roman" w:cs="Times New Roman"/>
+        </w:rPr>
+        <w:t>-9-</w:t>
+      </w:r>
+      <w:r>
+        <w:rPr>
+          <w:rFonts w:hint="eastAsia" w:ascii="Times New Roman" w:hAnsi="Times New Roman" w:eastAsia="FangSong" w:cs="Times New Roman"/>
+        </w:rPr>
+        <w:t>碳正离子化学</w:t>
+      </w:r>
+    </w:p>
+    <w:p>
+      <w:pPr>
+        <w:pStyle w:val="FirstParagraph"/>
+      </w:pPr>
+      <w:r>
+        <w:rPr>
+          <w:rFonts w:hint="eastAsia" w:ascii="Times New Roman" w:hAnsi="Times New Roman" w:eastAsia="FangSong" w:cs="Times New Roman"/>
+        </w:rPr>
+        <w:t>常见问法</w:t>
+      </w:r>
+      <w:r>
+        <w:rPr>
+          <w:rFonts w:hint="eastAsia" w:ascii="Times New Roman" w:hAnsi="Times New Roman" w:eastAsia="Times New Roman" w:cs="Times New Roman"/>
+        </w:rPr>
+        <w:t>：</w:t>
+      </w:r>
+    </w:p>
+    <w:p>
+      <w:pPr>
+        <w:pStyle w:val="Compact"/>
+        <w:numPr>
+          <w:ilvl w:val="0"/>
           <w:numId w:val="1042"/>
         </w:numPr>
       </w:pPr>
@@ -8565,43 +8872,7 @@
         <w:rPr>
           <w:rFonts w:hint="eastAsia" w:ascii="Times New Roman" w:hAnsi="Times New Roman" w:eastAsia="FangSong" w:cs="Times New Roman"/>
         </w:rPr>
-        <w:t>题</w:t>
-      </w:r>
-      <w:r>
-        <w:rPr>
-          <w:rFonts w:hint="eastAsia" w:ascii="Times New Roman" w:hAnsi="Times New Roman" w:eastAsia="Times New Roman" w:cs="Times New Roman"/>
-        </w:rPr>
-        <w:t>-036-9-</w:t>
-      </w:r>
-      <w:r>
-        <w:rPr>
-          <w:rFonts w:hint="eastAsia" w:ascii="Times New Roman" w:hAnsi="Times New Roman" w:eastAsia="FangSong" w:cs="Times New Roman"/>
-        </w:rPr>
-        <w:t>分子内</w:t>
-      </w:r>
-      <w:r>
-        <w:rPr>
-          <w:rFonts w:hint="eastAsia" w:ascii="Times New Roman" w:hAnsi="Times New Roman" w:eastAsia="Times New Roman" w:cs="Times New Roman"/>
-        </w:rPr>
-        <w:t>5</w:t>
-      </w:r>
-      <w:r>
-        <w:rPr>
-          <w:rFonts w:hint="eastAsia" w:ascii="Times New Roman" w:hAnsi="Times New Roman" w:eastAsia="FangSong" w:cs="Times New Roman"/>
-        </w:rPr>
-        <w:t>加</w:t>
-      </w:r>
-      <w:r>
-        <w:rPr>
-          <w:rFonts w:hint="eastAsia" w:ascii="Times New Roman" w:hAnsi="Times New Roman" w:eastAsia="Times New Roman" w:cs="Times New Roman"/>
-        </w:rPr>
-        <w:t>2</w:t>
-      </w:r>
-      <w:r>
-        <w:rPr>
-          <w:rFonts w:hint="eastAsia" w:ascii="Times New Roman" w:hAnsi="Times New Roman" w:eastAsia="FangSong" w:cs="Times New Roman"/>
-        </w:rPr>
-        <w:t>环加成产物</w:t>
+        <w:t xml:space="preserve">为什么某个正离子格外稳定</w:t>
       </w:r>
     </w:p>
     <w:p>
@@ -8616,31 +8887,46 @@
         <w:rPr>
           <w:rFonts w:hint="eastAsia" w:ascii="Times New Roman" w:hAnsi="Times New Roman" w:eastAsia="FangSong" w:cs="Times New Roman"/>
         </w:rPr>
-        <w:t>题</w:t>
-      </w:r>
-      <w:r>
-        <w:rPr>
-          <w:rFonts w:hint="eastAsia" w:ascii="Times New Roman" w:hAnsi="Times New Roman" w:eastAsia="Times New Roman" w:cs="Times New Roman"/>
-        </w:rPr>
-        <w:t>-38</w:t>
-      </w:r>
-      <w:r>
-        <w:rPr>
-          <w:rFonts w:hint="eastAsia" w:ascii="Times New Roman" w:hAnsi="Times New Roman" w:eastAsia="FangSong" w:cs="Times New Roman"/>
-        </w:rPr>
-        <w:t>决理</w:t>
-      </w:r>
-      <w:r>
-        <w:rPr>
-          <w:rFonts w:hint="eastAsia" w:ascii="Times New Roman" w:hAnsi="Times New Roman" w:eastAsia="Times New Roman" w:cs="Times New Roman"/>
-        </w:rPr>
-        <w:t>-9-</w:t>
-      </w:r>
-      <w:r>
-        <w:rPr>
-          <w:rFonts w:hint="eastAsia" w:ascii="Times New Roman" w:hAnsi="Times New Roman" w:eastAsia="FangSong" w:cs="Times New Roman"/>
-        </w:rPr>
-        <w:t>碳正离子化学</w:t>
+        <w:t xml:space="preserve">为什么体系偏向桥式或非经典结构</w:t>
+      </w:r>
+    </w:p>
+    <w:p>
+      <w:pPr>
+        <w:pStyle w:val="Compact"/>
+        <w:numPr>
+          <w:ilvl w:val="0"/>
+          <w:numId w:val="1042"/>
+        </w:numPr>
+      </w:pPr>
+      <w:r>
+        <w:rPr>
+          <w:rFonts w:hint="eastAsia" w:ascii="Times New Roman" w:hAnsi="Times New Roman" w:eastAsia="FangSong" w:cs="Times New Roman"/>
+        </w:rPr>
+        <w:t>为什么一个看似</w:t>
+      </w:r>
+      <w:r>
+        <w:rPr>
+          <w:rFonts w:hint="eastAsia" w:ascii="Times New Roman" w:hAnsi="Times New Roman" w:eastAsia="Times New Roman" w:cs="Times New Roman"/>
+        </w:rPr>
+        <w:t>“</w:t>
+      </w:r>
+      <w:r>
+        <w:rPr>
+          <w:rFonts w:hint="eastAsia" w:ascii="Times New Roman" w:hAnsi="Times New Roman" w:eastAsia="FangSong" w:cs="Times New Roman"/>
+        </w:rPr>
+        <w:t>应变大</w:t>
+      </w:r>
+      <w:r>
+        <w:rPr>
+          <w:rFonts w:hint="eastAsia" w:ascii="Times New Roman" w:hAnsi="Times New Roman" w:eastAsia="Times New Roman" w:cs="Times New Roman"/>
+        </w:rPr>
+        <w:t>”</w:t>
+      </w:r>
+      <w:r>
+        <w:rPr>
+          <w:rFonts w:hint="eastAsia" w:ascii="Times New Roman" w:hAnsi="Times New Roman" w:eastAsia="FangSong" w:cs="Times New Roman"/>
+        </w:rPr>
+        <w:t>的结构反而容易形成</w:t>
       </w:r>
     </w:p>
     <w:p>
@@ -8651,7 +8937,7 @@
         <w:rPr>
           <w:rFonts w:hint="eastAsia" w:ascii="Times New Roman" w:hAnsi="Times New Roman" w:eastAsia="FangSong" w:cs="Times New Roman"/>
         </w:rPr>
-        <w:t>常见问法</w:t>
+        <w:t>首选工具</w:t>
       </w:r>
       <w:r>
         <w:rPr>
@@ -8670,9 +8956,15 @@
       </w:pPr>
       <w:r>
         <w:rPr>
-          <w:rFonts w:hint="eastAsia" w:ascii="Times New Roman" w:hAnsi="Times New Roman" w:eastAsia="FangSong" w:cs="Times New Roman"/>
-        </w:rPr>
-        <w:t xml:space="preserve">为什么某个正离子格外稳定</w:t>
+          <w:rFonts w:ascii="Times New Roman" w:hAnsi="Times New Roman" w:eastAsia="Times New Roman" w:cs="Times New Roman"/>
+        </w:rPr>
+        <w:t xml:space="preserve">Walsh </w:t>
+      </w:r>
+      <w:r>
+        <w:rPr>
+          <w:rFonts w:hint="eastAsia" w:ascii="Times New Roman" w:hAnsi="Times New Roman" w:eastAsia="FangSong" w:cs="Times New Roman"/>
+        </w:rPr>
+        <w:t xml:space="preserve">轨道</w:t>
       </w:r>
     </w:p>
     <w:p>
@@ -8685,9 +8977,9 @@
       </w:pPr>
       <w:r>
         <w:rPr>
-          <w:rFonts w:hint="eastAsia" w:ascii="Times New Roman" w:hAnsi="Times New Roman" w:eastAsia="FangSong" w:cs="Times New Roman"/>
-        </w:rPr>
-        <w:t xml:space="preserve">为什么体系偏向桥式或非经典结构</w:t>
+          <w:rFonts w:ascii="Times New Roman" w:hAnsi="Times New Roman" w:eastAsia="Times New Roman" w:cs="Times New Roman"/>
+        </w:rPr>
+        <w:t xml:space="preserve">3c-2e</w:t>
       </w:r>
     </w:p>
     <w:p>
@@ -8696,98 +8988,6 @@
         <w:numPr>
           <w:ilvl w:val="0"/>
           <w:numId w:val="1043"/>
-        </w:numPr>
-      </w:pPr>
-      <w:r>
-        <w:rPr>
-          <w:rFonts w:hint="eastAsia" w:ascii="Times New Roman" w:hAnsi="Times New Roman" w:eastAsia="FangSong" w:cs="Times New Roman"/>
-        </w:rPr>
-        <w:t>为什么一个看似</w:t>
-      </w:r>
-      <w:r>
-        <w:rPr>
-          <w:rFonts w:hint="eastAsia" w:ascii="Times New Roman" w:hAnsi="Times New Roman" w:eastAsia="Times New Roman" w:cs="Times New Roman"/>
-        </w:rPr>
-        <w:t>“</w:t>
-      </w:r>
-      <w:r>
-        <w:rPr>
-          <w:rFonts w:hint="eastAsia" w:ascii="Times New Roman" w:hAnsi="Times New Roman" w:eastAsia="FangSong" w:cs="Times New Roman"/>
-        </w:rPr>
-        <w:t>应变大</w:t>
-      </w:r>
-      <w:r>
-        <w:rPr>
-          <w:rFonts w:hint="eastAsia" w:ascii="Times New Roman" w:hAnsi="Times New Roman" w:eastAsia="Times New Roman" w:cs="Times New Roman"/>
-        </w:rPr>
-        <w:t>”</w:t>
-      </w:r>
-      <w:r>
-        <w:rPr>
-          <w:rFonts w:hint="eastAsia" w:ascii="Times New Roman" w:hAnsi="Times New Roman" w:eastAsia="FangSong" w:cs="Times New Roman"/>
-        </w:rPr>
-        <w:t>的结构反而容易形成</w:t>
-      </w:r>
-    </w:p>
-    <w:p>
-      <w:pPr>
-        <w:pStyle w:val="FirstParagraph"/>
-      </w:pPr>
-      <w:r>
-        <w:rPr>
-          <w:rFonts w:hint="eastAsia" w:ascii="Times New Roman" w:hAnsi="Times New Roman" w:eastAsia="FangSong" w:cs="Times New Roman"/>
-        </w:rPr>
-        <w:t>首选工具</w:t>
-      </w:r>
-      <w:r>
-        <w:rPr>
-          <w:rFonts w:hint="eastAsia" w:ascii="Times New Roman" w:hAnsi="Times New Roman" w:eastAsia="Times New Roman" w:cs="Times New Roman"/>
-        </w:rPr>
-        <w:t>：</w:t>
-      </w:r>
-    </w:p>
-    <w:p>
-      <w:pPr>
-        <w:pStyle w:val="Compact"/>
-        <w:numPr>
-          <w:ilvl w:val="0"/>
-          <w:numId w:val="1044"/>
-        </w:numPr>
-      </w:pPr>
-      <w:r>
-        <w:rPr>
-          <w:rFonts w:ascii="Times New Roman" w:hAnsi="Times New Roman" w:eastAsia="Times New Roman" w:cs="Times New Roman"/>
-        </w:rPr>
-        <w:t xml:space="preserve">Walsh </w:t>
-      </w:r>
-      <w:r>
-        <w:rPr>
-          <w:rFonts w:hint="eastAsia" w:ascii="Times New Roman" w:hAnsi="Times New Roman" w:eastAsia="FangSong" w:cs="Times New Roman"/>
-        </w:rPr>
-        <w:t xml:space="preserve">轨道</w:t>
-      </w:r>
-    </w:p>
-    <w:p>
-      <w:pPr>
-        <w:pStyle w:val="Compact"/>
-        <w:numPr>
-          <w:ilvl w:val="0"/>
-          <w:numId w:val="1044"/>
-        </w:numPr>
-      </w:pPr>
-      <w:r>
-        <w:rPr>
-          <w:rFonts w:ascii="Times New Roman" w:hAnsi="Times New Roman" w:eastAsia="Times New Roman" w:cs="Times New Roman"/>
-        </w:rPr>
-        <w:t xml:space="preserve">3c-2e</w:t>
-      </w:r>
-    </w:p>
-    <w:p>
-      <w:pPr>
-        <w:pStyle w:val="Compact"/>
-        <w:numPr>
-          <w:ilvl w:val="0"/>
-          <w:numId w:val="1044"/>
         </w:numPr>
       </w:pPr>
       <w:r>
@@ -8875,6 +9075,80 @@
         <w:pStyle w:val="Compact"/>
         <w:numPr>
           <w:ilvl w:val="0"/>
+          <w:numId w:val="1044"/>
+        </w:numPr>
+      </w:pPr>
+      <w:r>
+        <w:rPr>
+          <w:rFonts w:hint="eastAsia" w:ascii="Times New Roman" w:hAnsi="Times New Roman" w:eastAsia="FangSong" w:cs="Times New Roman"/>
+        </w:rPr>
+        <w:t>为什么某些轨道能组合</w:t>
+      </w:r>
+      <w:r>
+        <w:rPr>
+          <w:rFonts w:hint="eastAsia" w:ascii="Times New Roman" w:hAnsi="Times New Roman" w:eastAsia="Times New Roman" w:cs="Times New Roman"/>
+        </w:rPr>
+        <w:t>，</w:t>
+      </w:r>
+      <w:r>
+        <w:rPr>
+          <w:rFonts w:hint="eastAsia" w:ascii="Times New Roman" w:hAnsi="Times New Roman" w:eastAsia="FangSong" w:cs="Times New Roman"/>
+        </w:rPr>
+        <w:t>某些不能</w:t>
+      </w:r>
+    </w:p>
+    <w:p>
+      <w:pPr>
+        <w:pStyle w:val="Compact"/>
+        <w:numPr>
+          <w:ilvl w:val="0"/>
+          <w:numId w:val="1044"/>
+        </w:numPr>
+      </w:pPr>
+      <w:r>
+        <w:rPr>
+          <w:rFonts w:hint="eastAsia" w:ascii="Times New Roman" w:hAnsi="Times New Roman" w:eastAsia="FangSong" w:cs="Times New Roman"/>
+        </w:rPr>
+        <w:t xml:space="preserve">为什么会出现成组简并能级</w:t>
+      </w:r>
+    </w:p>
+    <w:p>
+      <w:pPr>
+        <w:pStyle w:val="Compact"/>
+        <w:numPr>
+          <w:ilvl w:val="0"/>
+          <w:numId w:val="1044"/>
+        </w:numPr>
+      </w:pPr>
+      <w:r>
+        <w:rPr>
+          <w:rFonts w:hint="eastAsia" w:ascii="Times New Roman" w:hAnsi="Times New Roman" w:eastAsia="FangSong" w:cs="Times New Roman"/>
+        </w:rPr>
+        <w:t xml:space="preserve">为什么降对称会导致能级分裂</w:t>
+      </w:r>
+    </w:p>
+    <w:p>
+      <w:pPr>
+        <w:pStyle w:val="FirstParagraph"/>
+      </w:pPr>
+      <w:r>
+        <w:rPr>
+          <w:rFonts w:hint="eastAsia" w:ascii="Times New Roman" w:hAnsi="Times New Roman" w:eastAsia="FangSong" w:cs="Times New Roman"/>
+        </w:rPr>
+        <w:t>首选工具</w:t>
+      </w:r>
+      <w:r>
+        <w:rPr>
+          <w:rFonts w:hint="eastAsia" w:ascii="Times New Roman" w:hAnsi="Times New Roman" w:eastAsia="Times New Roman" w:cs="Times New Roman"/>
+        </w:rPr>
+        <w:t>：</w:t>
+      </w:r>
+    </w:p>
+    <w:p>
+      <w:pPr>
+        <w:pStyle w:val="Compact"/>
+        <w:numPr>
+          <w:ilvl w:val="0"/>
           <w:numId w:val="1045"/>
         </w:numPr>
       </w:pPr>
@@ -8882,19 +9156,7 @@
         <w:rPr>
           <w:rFonts w:hint="eastAsia" w:ascii="Times New Roman" w:hAnsi="Times New Roman" w:eastAsia="FangSong" w:cs="Times New Roman"/>
         </w:rPr>
-        <w:t>为什么某些轨道能组合</w:t>
-      </w:r>
-      <w:r>
-        <w:rPr>
-          <w:rFonts w:hint="eastAsia" w:ascii="Times New Roman" w:hAnsi="Times New Roman" w:eastAsia="Times New Roman" w:cs="Times New Roman"/>
-        </w:rPr>
-        <w:t>，</w:t>
-      </w:r>
-      <w:r>
-        <w:rPr>
-          <w:rFonts w:hint="eastAsia" w:ascii="Times New Roman" w:hAnsi="Times New Roman" w:eastAsia="FangSong" w:cs="Times New Roman"/>
-        </w:rPr>
-        <w:t>某些不能</w:t>
+        <w:t xml:space="preserve">点群识别只是入口</w:t>
       </w:r>
     </w:p>
     <w:p>
@@ -8903,68 +9165,6 @@
         <w:numPr>
           <w:ilvl w:val="0"/>
           <w:numId w:val="1045"/>
-        </w:numPr>
-      </w:pPr>
-      <w:r>
-        <w:rPr>
-          <w:rFonts w:hint="eastAsia" w:ascii="Times New Roman" w:hAnsi="Times New Roman" w:eastAsia="FangSong" w:cs="Times New Roman"/>
-        </w:rPr>
-        <w:t xml:space="preserve">为什么会出现成组简并能级</w:t>
-      </w:r>
-    </w:p>
-    <w:p>
-      <w:pPr>
-        <w:pStyle w:val="Compact"/>
-        <w:numPr>
-          <w:ilvl w:val="0"/>
-          <w:numId w:val="1045"/>
-        </w:numPr>
-      </w:pPr>
-      <w:r>
-        <w:rPr>
-          <w:rFonts w:hint="eastAsia" w:ascii="Times New Roman" w:hAnsi="Times New Roman" w:eastAsia="FangSong" w:cs="Times New Roman"/>
-        </w:rPr>
-        <w:t xml:space="preserve">为什么降对称会导致能级分裂</w:t>
-      </w:r>
-    </w:p>
-    <w:p>
-      <w:pPr>
-        <w:pStyle w:val="FirstParagraph"/>
-      </w:pPr>
-      <w:r>
-        <w:rPr>
-          <w:rFonts w:hint="eastAsia" w:ascii="Times New Roman" w:hAnsi="Times New Roman" w:eastAsia="FangSong" w:cs="Times New Roman"/>
-        </w:rPr>
-        <w:t>首选工具</w:t>
-      </w:r>
-      <w:r>
-        <w:rPr>
-          <w:rFonts w:hint="eastAsia" w:ascii="Times New Roman" w:hAnsi="Times New Roman" w:eastAsia="Times New Roman" w:cs="Times New Roman"/>
-        </w:rPr>
-        <w:t>：</w:t>
-      </w:r>
-    </w:p>
-    <w:p>
-      <w:pPr>
-        <w:pStyle w:val="Compact"/>
-        <w:numPr>
-          <w:ilvl w:val="0"/>
-          <w:numId w:val="1046"/>
-        </w:numPr>
-      </w:pPr>
-      <w:r>
-        <w:rPr>
-          <w:rFonts w:hint="eastAsia" w:ascii="Times New Roman" w:hAnsi="Times New Roman" w:eastAsia="FangSong" w:cs="Times New Roman"/>
-        </w:rPr>
-        <w:t xml:space="preserve">点群识别只是入口</w:t>
-      </w:r>
-    </w:p>
-    <w:p>
-      <w:pPr>
-        <w:pStyle w:val="Compact"/>
-        <w:numPr>
-          <w:ilvl w:val="0"/>
-          <w:numId w:val="1046"/>
         </w:numPr>
       </w:pPr>
       <w:r>
@@ -9046,6 +9246,50 @@
         <w:pStyle w:val="Compact"/>
         <w:numPr>
           <w:ilvl w:val="0"/>
+          <w:numId w:val="1046"/>
+        </w:numPr>
+      </w:pPr>
+      <w:r>
+        <w:rPr>
+          <w:rFonts w:hint="eastAsia" w:ascii="Times New Roman" w:hAnsi="Times New Roman" w:eastAsia="FangSong" w:cs="Times New Roman"/>
+        </w:rPr>
+        <w:t>题</w:t>
+      </w:r>
+      <w:r>
+        <w:rPr>
+          <w:rFonts w:hint="eastAsia" w:ascii="Times New Roman" w:hAnsi="Times New Roman" w:eastAsia="Times New Roman" w:cs="Times New Roman"/>
+        </w:rPr>
+        <w:t>-038-3-</w:t>
+      </w:r>
+      <w:r>
+        <w:rPr>
+          <w:rFonts w:hint="eastAsia" w:ascii="Times New Roman" w:hAnsi="Times New Roman" w:eastAsia="FangSong" w:cs="Times New Roman"/>
+        </w:rPr>
+        <w:t>螺吡喃机械力变色</w:t>
+      </w:r>
+    </w:p>
+    <w:p>
+      <w:pPr>
+        <w:pStyle w:val="FirstParagraph"/>
+      </w:pPr>
+      <w:r>
+        <w:rPr>
+          <w:rFonts w:hint="eastAsia" w:ascii="Times New Roman" w:hAnsi="Times New Roman" w:eastAsia="FangSong" w:cs="Times New Roman"/>
+        </w:rPr>
+        <w:t>常见问法</w:t>
+      </w:r>
+      <w:r>
+        <w:rPr>
+          <w:rFonts w:hint="eastAsia" w:ascii="Times New Roman" w:hAnsi="Times New Roman" w:eastAsia="Times New Roman" w:cs="Times New Roman"/>
+        </w:rPr>
+        <w:t>：</w:t>
+      </w:r>
+    </w:p>
+    <w:p>
+      <w:pPr>
+        <w:pStyle w:val="Compact"/>
+        <w:numPr>
+          <w:ilvl w:val="0"/>
           <w:numId w:val="1047"/>
         </w:numPr>
       </w:pPr>
@@ -9053,19 +9297,49 @@
         <w:rPr>
           <w:rFonts w:hint="eastAsia" w:ascii="Times New Roman" w:hAnsi="Times New Roman" w:eastAsia="FangSong" w:cs="Times New Roman"/>
         </w:rPr>
-        <w:t>题</w:t>
-      </w:r>
-      <w:r>
-        <w:rPr>
-          <w:rFonts w:hint="eastAsia" w:ascii="Times New Roman" w:hAnsi="Times New Roman" w:eastAsia="Times New Roman" w:cs="Times New Roman"/>
-        </w:rPr>
-        <w:t>-038-3-</w:t>
-      </w:r>
-      <w:r>
-        <w:rPr>
-          <w:rFonts w:hint="eastAsia" w:ascii="Times New Roman" w:hAnsi="Times New Roman" w:eastAsia="FangSong" w:cs="Times New Roman"/>
-        </w:rPr>
-        <w:t>螺吡喃机械力变色</w:t>
+        <w:t xml:space="preserve">为什么吸收红移</w:t>
+      </w:r>
+      <w:r>
+        <w:rPr>
+          <w:rFonts w:ascii="Times New Roman" w:hAnsi="Times New Roman" w:eastAsia="Times New Roman" w:cs="Times New Roman"/>
+        </w:rPr>
+        <w:t xml:space="preserve"> / </w:t>
+      </w:r>
+      <w:r>
+        <w:rPr>
+          <w:rFonts w:hint="eastAsia" w:ascii="Times New Roman" w:hAnsi="Times New Roman" w:eastAsia="FangSong" w:cs="Times New Roman"/>
+        </w:rPr>
+        <w:t xml:space="preserve">蓝移</w:t>
+      </w:r>
+    </w:p>
+    <w:p>
+      <w:pPr>
+        <w:pStyle w:val="Compact"/>
+        <w:numPr>
+          <w:ilvl w:val="0"/>
+          <w:numId w:val="1047"/>
+        </w:numPr>
+      </w:pPr>
+      <w:r>
+        <w:rPr>
+          <w:rFonts w:hint="eastAsia" w:ascii="Times New Roman" w:hAnsi="Times New Roman" w:eastAsia="FangSong" w:cs="Times New Roman"/>
+        </w:rPr>
+        <w:t xml:space="preserve">为什么某个位点更容易被进攻</w:t>
+      </w:r>
+    </w:p>
+    <w:p>
+      <w:pPr>
+        <w:pStyle w:val="Compact"/>
+        <w:numPr>
+          <w:ilvl w:val="0"/>
+          <w:numId w:val="1047"/>
+        </w:numPr>
+      </w:pPr>
+      <w:r>
+        <w:rPr>
+          <w:rFonts w:hint="eastAsia" w:ascii="Times New Roman" w:hAnsi="Times New Roman" w:eastAsia="FangSong" w:cs="Times New Roman"/>
+        </w:rPr>
+        <w:t xml:space="preserve">为什么两个体系反应性顺序如此排列</w:t>
       </w:r>
     </w:p>
     <w:p>
@@ -9076,7 +9350,7 @@
         <w:rPr>
           <w:rFonts w:hint="eastAsia" w:ascii="Times New Roman" w:hAnsi="Times New Roman" w:eastAsia="FangSong" w:cs="Times New Roman"/>
         </w:rPr>
-        <w:t>常见问法</w:t>
+        <w:t>首选工具</w:t>
       </w:r>
       <w:r>
         <w:rPr>
@@ -9091,80 +9365,6 @@
         <w:numPr>
           <w:ilvl w:val="0"/>
           <w:numId w:val="1048"/>
-        </w:numPr>
-      </w:pPr>
-      <w:r>
-        <w:rPr>
-          <w:rFonts w:hint="eastAsia" w:ascii="Times New Roman" w:hAnsi="Times New Roman" w:eastAsia="FangSong" w:cs="Times New Roman"/>
-        </w:rPr>
-        <w:t xml:space="preserve">为什么吸收红移</w:t>
-      </w:r>
-      <w:r>
-        <w:rPr>
-          <w:rFonts w:ascii="Times New Roman" w:hAnsi="Times New Roman" w:eastAsia="Times New Roman" w:cs="Times New Roman"/>
-        </w:rPr>
-        <w:t xml:space="preserve"> / </w:t>
-      </w:r>
-      <w:r>
-        <w:rPr>
-          <w:rFonts w:hint="eastAsia" w:ascii="Times New Roman" w:hAnsi="Times New Roman" w:eastAsia="FangSong" w:cs="Times New Roman"/>
-        </w:rPr>
-        <w:t xml:space="preserve">蓝移</w:t>
-      </w:r>
-    </w:p>
-    <w:p>
-      <w:pPr>
-        <w:pStyle w:val="Compact"/>
-        <w:numPr>
-          <w:ilvl w:val="0"/>
-          <w:numId w:val="1048"/>
-        </w:numPr>
-      </w:pPr>
-      <w:r>
-        <w:rPr>
-          <w:rFonts w:hint="eastAsia" w:ascii="Times New Roman" w:hAnsi="Times New Roman" w:eastAsia="FangSong" w:cs="Times New Roman"/>
-        </w:rPr>
-        <w:t xml:space="preserve">为什么某个位点更容易被进攻</w:t>
-      </w:r>
-    </w:p>
-    <w:p>
-      <w:pPr>
-        <w:pStyle w:val="Compact"/>
-        <w:numPr>
-          <w:ilvl w:val="0"/>
-          <w:numId w:val="1048"/>
-        </w:numPr>
-      </w:pPr>
-      <w:r>
-        <w:rPr>
-          <w:rFonts w:hint="eastAsia" w:ascii="Times New Roman" w:hAnsi="Times New Roman" w:eastAsia="FangSong" w:cs="Times New Roman"/>
-        </w:rPr>
-        <w:t xml:space="preserve">为什么两个体系反应性顺序如此排列</w:t>
-      </w:r>
-    </w:p>
-    <w:p>
-      <w:pPr>
-        <w:pStyle w:val="FirstParagraph"/>
-      </w:pPr>
-      <w:r>
-        <w:rPr>
-          <w:rFonts w:hint="eastAsia" w:ascii="Times New Roman" w:hAnsi="Times New Roman" w:eastAsia="FangSong" w:cs="Times New Roman"/>
-        </w:rPr>
-        <w:t>首选工具</w:t>
-      </w:r>
-      <w:r>
-        <w:rPr>
-          <w:rFonts w:hint="eastAsia" w:ascii="Times New Roman" w:hAnsi="Times New Roman" w:eastAsia="Times New Roman" w:cs="Times New Roman"/>
-        </w:rPr>
-        <w:t>：</w:t>
-      </w:r>
-    </w:p>
-    <w:p>
-      <w:pPr>
-        <w:pStyle w:val="Compact"/>
-        <w:numPr>
-          <w:ilvl w:val="0"/>
-          <w:numId w:val="1049"/>
         </w:numPr>
       </w:pPr>
       <m:oMath>
@@ -9193,7 +9393,7 @@
         <w:pStyle w:val="Compact"/>
         <w:numPr>
           <w:ilvl w:val="0"/>
-          <w:numId w:val="1049"/>
+          <w:numId w:val="1048"/>
         </w:numPr>
       </w:pPr>
       <m:oMath>
@@ -9222,7 +9422,7 @@
         <w:pStyle w:val="Compact"/>
         <w:numPr>
           <w:ilvl w:val="0"/>
-          <w:numId w:val="1049"/>
+          <w:numId w:val="1048"/>
         </w:numPr>
       </w:pPr>
       <w:r>
@@ -9237,7 +9437,7 @@
         <w:pStyle w:val="Compact"/>
         <w:numPr>
           <w:ilvl w:val="0"/>
-          <w:numId w:val="1049"/>
+          <w:numId w:val="1048"/>
         </w:numPr>
       </w:pPr>
       <w:r>
@@ -9331,6 +9531,89 @@
         <w:pStyle w:val="Compact"/>
         <w:numPr>
           <w:ilvl w:val="0"/>
+          <w:numId w:val="1049"/>
+        </w:numPr>
+      </w:pPr>
+      <w:r>
+        <w:rPr>
+          <w:rFonts w:hint="eastAsia" w:ascii="Times New Roman" w:hAnsi="Times New Roman" w:eastAsia="FangSong" w:cs="Times New Roman"/>
+        </w:rPr>
+        <w:t>题</w:t>
+      </w:r>
+      <w:r>
+        <w:rPr>
+          <w:rFonts w:hint="eastAsia" w:ascii="Times New Roman" w:hAnsi="Times New Roman" w:eastAsia="Times New Roman" w:cs="Times New Roman"/>
+        </w:rPr>
+        <w:t>-37</w:t>
+      </w:r>
+      <w:r>
+        <w:rPr>
+          <w:rFonts w:hint="eastAsia" w:ascii="Times New Roman" w:hAnsi="Times New Roman" w:eastAsia="FangSong" w:cs="Times New Roman"/>
+        </w:rPr>
+        <w:t>决理</w:t>
+      </w:r>
+      <w:r>
+        <w:rPr>
+          <w:rFonts w:hint="eastAsia" w:ascii="Times New Roman" w:hAnsi="Times New Roman" w:eastAsia="Times New Roman" w:cs="Times New Roman"/>
+        </w:rPr>
+        <w:t>-1-3-</w:t>
+      </w:r>
+      <w:r>
+        <w:rPr>
+          <w:rFonts w:hint="eastAsia" w:ascii="Times New Roman" w:hAnsi="Times New Roman" w:eastAsia="FangSong" w:cs="Times New Roman"/>
+        </w:rPr>
+        <w:t>硼和硅元素化学</w:t>
+      </w:r>
+    </w:p>
+    <w:p>
+      <w:pPr>
+        <w:pStyle w:val="Compact"/>
+        <w:numPr>
+          <w:ilvl w:val="0"/>
+          <w:numId w:val="1049"/>
+        </w:numPr>
+      </w:pPr>
+      <w:r>
+        <w:rPr>
+          <w:rFonts w:hint="eastAsia" w:ascii="Times New Roman" w:hAnsi="Times New Roman" w:eastAsia="FangSong" w:cs="Times New Roman"/>
+        </w:rPr>
+        <w:t>题</w:t>
+      </w:r>
+      <w:r>
+        <w:rPr>
+          <w:rFonts w:hint="eastAsia" w:ascii="Times New Roman" w:hAnsi="Times New Roman" w:eastAsia="Times New Roman" w:cs="Times New Roman"/>
+        </w:rPr>
+        <w:t>-026-11-</w:t>
+      </w:r>
+      <w:r>
+        <w:rPr>
+          <w:rFonts w:hint="eastAsia" w:ascii="Times New Roman" w:hAnsi="Times New Roman" w:eastAsia="FangSong" w:cs="Times New Roman"/>
+        </w:rPr>
+        <w:t>羟汞化芳香性臭氧化</w:t>
+      </w:r>
+    </w:p>
+    <w:p>
+      <w:pPr>
+        <w:pStyle w:val="FirstParagraph"/>
+      </w:pPr>
+      <w:r>
+        <w:rPr>
+          <w:rFonts w:hint="eastAsia" w:ascii="Times New Roman" w:hAnsi="Times New Roman" w:eastAsia="FangSong" w:cs="Times New Roman"/>
+        </w:rPr>
+        <w:t>常见问法</w:t>
+      </w:r>
+      <w:r>
+        <w:rPr>
+          <w:rFonts w:hint="eastAsia" w:ascii="Times New Roman" w:hAnsi="Times New Roman" w:eastAsia="Times New Roman" w:cs="Times New Roman"/>
+        </w:rPr>
+        <w:t>：</w:t>
+      </w:r>
+    </w:p>
+    <w:p>
+      <w:pPr>
+        <w:pStyle w:val="Compact"/>
+        <w:numPr>
+          <w:ilvl w:val="0"/>
           <w:numId w:val="1050"/>
         </w:numPr>
       </w:pPr>
@@ -9338,31 +9621,7 @@
         <w:rPr>
           <w:rFonts w:hint="eastAsia" w:ascii="Times New Roman" w:hAnsi="Times New Roman" w:eastAsia="FangSong" w:cs="Times New Roman"/>
         </w:rPr>
-        <w:t>题</w:t>
-      </w:r>
-      <w:r>
-        <w:rPr>
-          <w:rFonts w:hint="eastAsia" w:ascii="Times New Roman" w:hAnsi="Times New Roman" w:eastAsia="Times New Roman" w:cs="Times New Roman"/>
-        </w:rPr>
-        <w:t>-37</w:t>
-      </w:r>
-      <w:r>
-        <w:rPr>
-          <w:rFonts w:hint="eastAsia" w:ascii="Times New Roman" w:hAnsi="Times New Roman" w:eastAsia="FangSong" w:cs="Times New Roman"/>
-        </w:rPr>
-        <w:t>决理</w:t>
-      </w:r>
-      <w:r>
-        <w:rPr>
-          <w:rFonts w:hint="eastAsia" w:ascii="Times New Roman" w:hAnsi="Times New Roman" w:eastAsia="Times New Roman" w:cs="Times New Roman"/>
-        </w:rPr>
-        <w:t>-1-3-</w:t>
-      </w:r>
-      <w:r>
-        <w:rPr>
-          <w:rFonts w:hint="eastAsia" w:ascii="Times New Roman" w:hAnsi="Times New Roman" w:eastAsia="FangSong" w:cs="Times New Roman"/>
-        </w:rPr>
-        <w:t>硼和硅元素化学</w:t>
+        <w:t xml:space="preserve">环系到底有没有芳香性</w:t>
       </w:r>
     </w:p>
     <w:p>
@@ -9377,19 +9636,22 @@
         <w:rPr>
           <w:rFonts w:hint="eastAsia" w:ascii="Times New Roman" w:hAnsi="Times New Roman" w:eastAsia="FangSong" w:cs="Times New Roman"/>
         </w:rPr>
-        <w:t>题</w:t>
-      </w:r>
-      <w:r>
-        <w:rPr>
-          <w:rFonts w:hint="eastAsia" w:ascii="Times New Roman" w:hAnsi="Times New Roman" w:eastAsia="Times New Roman" w:cs="Times New Roman"/>
-        </w:rPr>
-        <w:t>-026-11-</w:t>
-      </w:r>
-      <w:r>
-        <w:rPr>
-          <w:rFonts w:hint="eastAsia" w:ascii="Times New Roman" w:hAnsi="Times New Roman" w:eastAsia="FangSong" w:cs="Times New Roman"/>
-        </w:rPr>
-        <w:t>羟汞化芳香性臭氧化</w:t>
+        <w:t xml:space="preserve">为什么键长平均化</w:t>
+      </w:r>
+    </w:p>
+    <w:p>
+      <w:pPr>
+        <w:pStyle w:val="Compact"/>
+        <w:numPr>
+          <w:ilvl w:val="0"/>
+          <w:numId w:val="1050"/>
+        </w:numPr>
+      </w:pPr>
+      <w:r>
+        <w:rPr>
+          <w:rFonts w:hint="eastAsia" w:ascii="Times New Roman" w:hAnsi="Times New Roman" w:eastAsia="FangSong" w:cs="Times New Roman"/>
+        </w:rPr>
+        <w:t xml:space="preserve">为什么某构型会主动扭曲或降对称</w:t>
       </w:r>
     </w:p>
     <w:p>
@@ -9400,7 +9662,7 @@
         <w:rPr>
           <w:rFonts w:hint="eastAsia" w:ascii="Times New Roman" w:hAnsi="Times New Roman" w:eastAsia="FangSong" w:cs="Times New Roman"/>
         </w:rPr>
-        <w:t>常见问法</w:t>
+        <w:t>首选工具</w:t>
       </w:r>
       <w:r>
         <w:rPr>
@@ -9421,7 +9683,7 @@
         <w:rPr>
           <w:rFonts w:hint="eastAsia" w:ascii="Times New Roman" w:hAnsi="Times New Roman" w:eastAsia="FangSong" w:cs="Times New Roman"/>
         </w:rPr>
-        <w:t xml:space="preserve">环系到底有没有芳香性</w:t>
+        <w:t xml:space="preserve">连续共轭</w:t>
       </w:r>
     </w:p>
     <w:p>
@@ -9436,7 +9698,7 @@
         <w:rPr>
           <w:rFonts w:hint="eastAsia" w:ascii="Times New Roman" w:hAnsi="Times New Roman" w:eastAsia="FangSong" w:cs="Times New Roman"/>
         </w:rPr>
-        <w:t xml:space="preserve">为什么键长平均化</w:t>
+        <w:t xml:space="preserve">平面性</w:t>
       </w:r>
     </w:p>
     <w:p>
@@ -9451,68 +9713,6 @@
         <w:rPr>
           <w:rFonts w:hint="eastAsia" w:ascii="Times New Roman" w:hAnsi="Times New Roman" w:eastAsia="FangSong" w:cs="Times New Roman"/>
         </w:rPr>
-        <w:t xml:space="preserve">为什么某构型会主动扭曲或降对称</w:t>
-      </w:r>
-    </w:p>
-    <w:p>
-      <w:pPr>
-        <w:pStyle w:val="FirstParagraph"/>
-      </w:pPr>
-      <w:r>
-        <w:rPr>
-          <w:rFonts w:hint="eastAsia" w:ascii="Times New Roman" w:hAnsi="Times New Roman" w:eastAsia="FangSong" w:cs="Times New Roman"/>
-        </w:rPr>
-        <w:t>首选工具</w:t>
-      </w:r>
-      <w:r>
-        <w:rPr>
-          <w:rFonts w:hint="eastAsia" w:ascii="Times New Roman" w:hAnsi="Times New Roman" w:eastAsia="Times New Roman" w:cs="Times New Roman"/>
-        </w:rPr>
-        <w:t>：</w:t>
-      </w:r>
-    </w:p>
-    <w:p>
-      <w:pPr>
-        <w:pStyle w:val="Compact"/>
-        <w:numPr>
-          <w:ilvl w:val="0"/>
-          <w:numId w:val="1052"/>
-        </w:numPr>
-      </w:pPr>
-      <w:r>
-        <w:rPr>
-          <w:rFonts w:hint="eastAsia" w:ascii="Times New Roman" w:hAnsi="Times New Roman" w:eastAsia="FangSong" w:cs="Times New Roman"/>
-        </w:rPr>
-        <w:t xml:space="preserve">连续共轭</w:t>
-      </w:r>
-    </w:p>
-    <w:p>
-      <w:pPr>
-        <w:pStyle w:val="Compact"/>
-        <w:numPr>
-          <w:ilvl w:val="0"/>
-          <w:numId w:val="1052"/>
-        </w:numPr>
-      </w:pPr>
-      <w:r>
-        <w:rPr>
-          <w:rFonts w:hint="eastAsia" w:ascii="Times New Roman" w:hAnsi="Times New Roman" w:eastAsia="FangSong" w:cs="Times New Roman"/>
-        </w:rPr>
-        <w:t xml:space="preserve">平面性</w:t>
-      </w:r>
-    </w:p>
-    <w:p>
-      <w:pPr>
-        <w:pStyle w:val="Compact"/>
-        <w:numPr>
-          <w:ilvl w:val="0"/>
-          <w:numId w:val="1052"/>
-        </w:numPr>
-      </w:pPr>
-      <w:r>
-        <w:rPr>
-          <w:rFonts w:hint="eastAsia" w:ascii="Times New Roman" w:hAnsi="Times New Roman" w:eastAsia="FangSong" w:cs="Times New Roman"/>
-        </w:rPr>
         <w:t xml:space="preserve">闭壳层填充</w:t>
       </w:r>
     </w:p>
@@ -9521,7 +9721,7 @@
         <w:pStyle w:val="Compact"/>
         <w:numPr>
           <w:ilvl w:val="0"/>
-          <w:numId w:val="1052"/>
+          <w:numId w:val="1051"/>
         </w:numPr>
       </w:pPr>
       <w:r>
@@ -9754,7 +9954,7 @@
         <w:pStyle w:val="Compact"/>
         <w:numPr>
           <w:ilvl w:val="0"/>
-          <w:numId w:val="1053"/>
+          <w:numId w:val="1052"/>
         </w:numPr>
       </w:pPr>
       <w:r>
@@ -9811,7 +10011,7 @@
         <w:pStyle w:val="Compact"/>
         <w:numPr>
           <w:ilvl w:val="0"/>
-          <w:numId w:val="1053"/>
+          <w:numId w:val="1052"/>
         </w:numPr>
       </w:pPr>
       <w:r>
@@ -9832,7 +10032,7 @@
         <w:pStyle w:val="Compact"/>
         <w:numPr>
           <w:ilvl w:val="0"/>
-          <w:numId w:val="1053"/>
+          <w:numId w:val="1052"/>
         </w:numPr>
       </w:pPr>
       <w:r>
@@ -9901,7 +10101,7 @@
         <w:pStyle w:val="Compact"/>
         <w:numPr>
           <w:ilvl w:val="0"/>
-          <w:numId w:val="1053"/>
+          <w:numId w:val="1052"/>
         </w:numPr>
       </w:pPr>
       <w:r>
@@ -10112,7 +10312,7 @@
         <w:pStyle w:val="Compact"/>
         <w:numPr>
           <w:ilvl w:val="0"/>
-          <w:numId w:val="1054"/>
+          <w:numId w:val="1053"/>
         </w:numPr>
       </w:pPr>
       <w:r>
@@ -10169,7 +10369,7 @@
         <w:pStyle w:val="Compact"/>
         <w:numPr>
           <w:ilvl w:val="0"/>
-          <w:numId w:val="1054"/>
+          <w:numId w:val="1053"/>
         </w:numPr>
       </w:pPr>
       <w:r>
@@ -10213,7 +10413,7 @@
         <w:pStyle w:val="Compact"/>
         <w:numPr>
           <w:ilvl w:val="0"/>
-          <w:numId w:val="1054"/>
+          <w:numId w:val="1053"/>
         </w:numPr>
       </w:pPr>
       <w:r>
@@ -10234,7 +10434,7 @@
         <w:pStyle w:val="Compact"/>
         <w:numPr>
           <w:ilvl w:val="0"/>
-          <w:numId w:val="1054"/>
+          <w:numId w:val="1053"/>
         </w:numPr>
       </w:pPr>
       <w:r>
@@ -10421,7 +10621,7 @@
         <w:pStyle w:val="Compact"/>
         <w:numPr>
           <w:ilvl w:val="0"/>
-          <w:numId w:val="1055"/>
+          <w:numId w:val="1054"/>
         </w:numPr>
       </w:pPr>
       <w:r>
@@ -10442,7 +10642,7 @@
         <w:pStyle w:val="Compact"/>
         <w:numPr>
           <w:ilvl w:val="0"/>
-          <w:numId w:val="1055"/>
+          <w:numId w:val="1054"/>
         </w:numPr>
       </w:pPr>
       <w:r>
@@ -10539,7 +10739,7 @@
         <w:pStyle w:val="Compact"/>
         <w:numPr>
           <w:ilvl w:val="0"/>
-          <w:numId w:val="1055"/>
+          <w:numId w:val="1054"/>
         </w:numPr>
       </w:pPr>
       <w:r>
@@ -10560,7 +10760,7 @@
         <w:pStyle w:val="Compact"/>
         <w:numPr>
           <w:ilvl w:val="0"/>
-          <w:numId w:val="1055"/>
+          <w:numId w:val="1054"/>
         </w:numPr>
       </w:pPr>
       <w:r>
@@ -10746,7 +10946,7 @@
         <w:pStyle w:val="Compact"/>
         <w:numPr>
           <w:ilvl w:val="0"/>
-          <w:numId w:val="1056"/>
+          <w:numId w:val="1055"/>
         </w:numPr>
       </w:pPr>
       <m:oMath>
@@ -10790,7 +10990,7 @@
         <w:pStyle w:val="Compact"/>
         <w:numPr>
           <w:ilvl w:val="0"/>
-          <w:numId w:val="1056"/>
+          <w:numId w:val="1055"/>
         </w:numPr>
       </w:pPr>
       <w:r>
@@ -10835,7 +11035,7 @@
         <w:pStyle w:val="Compact"/>
         <w:numPr>
           <w:ilvl w:val="0"/>
-          <w:numId w:val="1056"/>
+          <w:numId w:val="1055"/>
         </w:numPr>
       </w:pPr>
       <w:r>
@@ -10856,7 +11056,7 @@
         <w:pStyle w:val="Compact"/>
         <w:numPr>
           <w:ilvl w:val="0"/>
-          <w:numId w:val="1056"/>
+          <w:numId w:val="1055"/>
         </w:numPr>
       </w:pPr>
       <w:r>
@@ -11031,7 +11231,7 @@
         <w:pStyle w:val="Compact"/>
         <w:numPr>
           <w:ilvl w:val="0"/>
-          <w:numId w:val="1057"/>
+          <w:numId w:val="1056"/>
         </w:numPr>
       </w:pPr>
       <w:r>
@@ -11052,7 +11252,7 @@
         <w:pStyle w:val="Compact"/>
         <w:numPr>
           <w:ilvl w:val="0"/>
-          <w:numId w:val="1057"/>
+          <w:numId w:val="1056"/>
         </w:numPr>
       </w:pPr>
       <w:r>
@@ -11085,7 +11285,7 @@
         <w:pStyle w:val="Compact"/>
         <w:numPr>
           <w:ilvl w:val="0"/>
-          <w:numId w:val="1057"/>
+          <w:numId w:val="1056"/>
         </w:numPr>
       </w:pPr>
       <w:r>
@@ -11118,7 +11318,7 @@
         <w:pStyle w:val="Compact"/>
         <w:numPr>
           <w:ilvl w:val="0"/>
-          <w:numId w:val="1057"/>
+          <w:numId w:val="1056"/>
         </w:numPr>
       </w:pPr>
       <w:r>
@@ -12746,7 +12946,7 @@
         <w:pStyle w:val="Compact"/>
         <w:numPr>
           <w:ilvl w:val="0"/>
-          <w:numId w:val="1058"/>
+          <w:numId w:val="1057"/>
         </w:numPr>
       </w:pPr>
       <w:r>
@@ -12809,7 +13009,7 @@
         <w:pStyle w:val="Compact"/>
         <w:numPr>
           <w:ilvl w:val="0"/>
-          <w:numId w:val="1058"/>
+          <w:numId w:val="1057"/>
         </w:numPr>
       </w:pPr>
       <w:r>
@@ -12854,7 +13054,7 @@
         <w:pStyle w:val="Compact"/>
         <w:numPr>
           <w:ilvl w:val="0"/>
-          <w:numId w:val="1058"/>
+          <w:numId w:val="1057"/>
         </w:numPr>
       </w:pPr>
       <w:r>
@@ -12911,7 +13111,7 @@
         <w:pStyle w:val="Compact"/>
         <w:numPr>
           <w:ilvl w:val="0"/>
-          <w:numId w:val="1058"/>
+          <w:numId w:val="1057"/>
         </w:numPr>
       </w:pPr>
       <w:r>
@@ -12974,7 +13174,7 @@
         <w:pStyle w:val="Compact"/>
         <w:numPr>
           <w:ilvl w:val="0"/>
-          <w:numId w:val="1058"/>
+          <w:numId w:val="1057"/>
         </w:numPr>
       </w:pPr>
       <w:r>
@@ -13071,7 +13271,7 @@
         <w:pStyle w:val="Compact"/>
         <w:numPr>
           <w:ilvl w:val="0"/>
-          <w:numId w:val="1058"/>
+          <w:numId w:val="1057"/>
         </w:numPr>
       </w:pPr>
       <w:r>
@@ -13154,7 +13354,7 @@
         <w:pStyle w:val="Compact"/>
         <w:numPr>
           <w:ilvl w:val="0"/>
-          <w:numId w:val="1059"/>
+          <w:numId w:val="1058"/>
         </w:numPr>
       </w:pPr>
       <w:r>
@@ -13229,7 +13429,7 @@
         <w:pStyle w:val="Compact"/>
         <w:numPr>
           <w:ilvl w:val="0"/>
-          <w:numId w:val="1059"/>
+          <w:numId w:val="1058"/>
         </w:numPr>
       </w:pPr>
       <w:r>
@@ -13280,7 +13480,7 @@
         <w:pStyle w:val="Compact"/>
         <w:numPr>
           <w:ilvl w:val="0"/>
-          <w:numId w:val="1059"/>
+          <w:numId w:val="1058"/>
         </w:numPr>
       </w:pPr>
       <w:r>
@@ -13331,7 +13531,7 @@
         <w:pStyle w:val="Compact"/>
         <w:numPr>
           <w:ilvl w:val="0"/>
-          <w:numId w:val="1059"/>
+          <w:numId w:val="1058"/>
         </w:numPr>
       </w:pPr>
       <w:r>
@@ -13746,9 +13946,6 @@
     <w:abstractNumId w:val="991"/>
   </w:num>
   <w:num w:numId="1002">
-    <w:abstractNumId w:val="991"/>
-  </w:num>
-  <w:num w:numId="1003">
     <w:abstractNumId w:val="99411"/>
     <w:lvlOverride w:ilvl="0">
       <w:startOverride w:val="1"/>
@@ -13778,6 +13975,9 @@
       <w:startOverride w:val="1"/>
     </w:lvlOverride>
   </w:num>
+  <w:num w:numId="1003">
+    <w:abstractNumId w:val="991"/>
+  </w:num>
   <w:num w:numId="1004">
     <w:abstractNumId w:val="991"/>
   </w:num>
@@ -13791,9 +13991,6 @@
     <w:abstractNumId w:val="991"/>
   </w:num>
   <w:num w:numId="1008">
-    <w:abstractNumId w:val="991"/>
-  </w:num>
-  <w:num w:numId="1009">
     <w:abstractNumId w:val="99411"/>
     <w:lvlOverride w:ilvl="0">
       <w:startOverride w:val="1"/>
@@ -13823,6 +14020,9 @@
       <w:startOverride w:val="1"/>
     </w:lvlOverride>
   </w:num>
+  <w:num w:numId="1009">
+    <w:abstractNumId w:val="991"/>
+  </w:num>
   <w:num w:numId="1010">
     <w:abstractNumId w:val="991"/>
   </w:num>
@@ -13839,9 +14039,6 @@
     <w:abstractNumId w:val="991"/>
   </w:num>
   <w:num w:numId="1015">
-    <w:abstractNumId w:val="991"/>
-  </w:num>
-  <w:num w:numId="1016">
     <w:abstractNumId w:val="99411"/>
     <w:lvlOverride w:ilvl="0">
       <w:startOverride w:val="1"/>
@@ -13871,6 +14068,9 @@
       <w:startOverride w:val="1"/>
     </w:lvlOverride>
   </w:num>
+  <w:num w:numId="1016">
+    <w:abstractNumId w:val="991"/>
+  </w:num>
   <w:num w:numId="1017">
     <w:abstractNumId w:val="991"/>
   </w:num>
@@ -13899,9 +14099,6 @@
     <w:abstractNumId w:val="991"/>
   </w:num>
   <w:num w:numId="1026">
-    <w:abstractNumId w:val="991"/>
-  </w:num>
-  <w:num w:numId="1027">
     <w:abstractNumId w:val="99411"/>
     <w:lvlOverride w:ilvl="0">
       <w:startOverride w:val="1"/>
@@ -13930,6 +14127,9 @@
     <w:lvlOverride w:ilvl="8">
       <w:startOverride w:val="1"/>
     </w:lvlOverride>
+  </w:num>
+  <w:num w:numId="1027">
+    <w:abstractNumId w:val="991"/>
   </w:num>
   <w:num w:numId="1028">
     <w:abstractNumId w:val="991"/>
@@ -14004,7 +14204,34 @@
     <w:abstractNumId w:val="991"/>
   </w:num>
   <w:num w:numId="1052">
-    <w:abstractNumId w:val="991"/>
+    <w:abstractNumId w:val="99411"/>
+    <w:lvlOverride w:ilvl="0">
+      <w:startOverride w:val="1"/>
+    </w:lvlOverride>
+    <w:lvlOverride w:ilvl="1">
+      <w:startOverride w:val="1"/>
+    </w:lvlOverride>
+    <w:lvlOverride w:ilvl="2">
+      <w:startOverride w:val="1"/>
+    </w:lvlOverride>
+    <w:lvlOverride w:ilvl="3">
+      <w:startOverride w:val="1"/>
+    </w:lvlOverride>
+    <w:lvlOverride w:ilvl="4">
+      <w:startOverride w:val="1"/>
+    </w:lvlOverride>
+    <w:lvlOverride w:ilvl="5">
+      <w:startOverride w:val="1"/>
+    </w:lvlOverride>
+    <w:lvlOverride w:ilvl="6">
+      <w:startOverride w:val="1"/>
+    </w:lvlOverride>
+    <w:lvlOverride w:ilvl="7">
+      <w:startOverride w:val="1"/>
+    </w:lvlOverride>
+    <w:lvlOverride w:ilvl="8">
+      <w:startOverride w:val="1"/>
+    </w:lvlOverride>
   </w:num>
   <w:num w:numId="1053">
     <w:abstractNumId w:val="99411"/>
@@ -14157,36 +14384,6 @@
     </w:lvlOverride>
   </w:num>
   <w:num w:numId="1058">
-    <w:abstractNumId w:val="99411"/>
-    <w:lvlOverride w:ilvl="0">
-      <w:startOverride w:val="1"/>
-    </w:lvlOverride>
-    <w:lvlOverride w:ilvl="1">
-      <w:startOverride w:val="1"/>
-    </w:lvlOverride>
-    <w:lvlOverride w:ilvl="2">
-      <w:startOverride w:val="1"/>
-    </w:lvlOverride>
-    <w:lvlOverride w:ilvl="3">
-      <w:startOverride w:val="1"/>
-    </w:lvlOverride>
-    <w:lvlOverride w:ilvl="4">
-      <w:startOverride w:val="1"/>
-    </w:lvlOverride>
-    <w:lvlOverride w:ilvl="5">
-      <w:startOverride w:val="1"/>
-    </w:lvlOverride>
-    <w:lvlOverride w:ilvl="6">
-      <w:startOverride w:val="1"/>
-    </w:lvlOverride>
-    <w:lvlOverride w:ilvl="7">
-      <w:startOverride w:val="1"/>
-    </w:lvlOverride>
-    <w:lvlOverride w:ilvl="8">
-      <w:startOverride w:val="1"/>
-    </w:lvlOverride>
-  </w:num>
-  <w:num w:numId="1059">
     <w:abstractNumId w:val="991"/>
   </w:num>
 </w:numbering>
